--- a/docs/current-project/援航项目实际实现与协作对接总文档.docx
+++ b/docs/current-project/援航项目实际实现与协作对接总文档.docx
@@ -15,7 +15,7 @@
         <w:rPr>
           <w:b w:val="0"/>
         </w:rPr>
-        <w:t>版本：1.0　更新日期：2026年10月19日　产品阶段：V3本机规划与业务仿真系统</w:t>
+        <w:t>版本：1.1　更新日期：2026年10月19日　产品阶段：V4指挥首页与离线策略增强</w:t>
       </w:r>
     </w:p>
     <w:p>
@@ -32,13 +32,13 @@
           <w:color w:val="234C54"/>
           <w:sz w:val="20"/>
         </w:rPr>
-        <w:t>feat/mission-experience-v3</w:t>
+        <w:t>feat/mission-command-v4</w:t>
       </w:r>
       <w:r>
         <w:rPr>
           <w:b w:val="0"/>
         </w:rPr>
-        <w:t xml:space="preserve">，提交 </w:t>
+        <w:t xml:space="preserve">，核心功能提交 </w:t>
       </w:r>
       <w:r>
         <w:rPr>
@@ -47,13 +47,28 @@
           <w:color w:val="234C54"/>
           <w:sz w:val="20"/>
         </w:rPr>
-        <w:t>803c2954a97a0e53e40fb5d3e46c8a212471d60a</w:t>
+        <w:t>3ff456e</w:t>
       </w:r>
       <w:r>
         <w:rPr>
           <w:b w:val="0"/>
         </w:rPr>
-        <w:t>。本文件是该基线的实际实现说明，后续提交应同步更新。文档版本、界面迭代V3、接口Schema版本</w:t>
+        <w:t>及本分支后续界面修复；从V3文档提交</w:t>
+      </w:r>
+      <w:r>
+        <w:rPr>
+          <w:rFonts w:ascii="Consolas" w:hAnsi="Consolas"/>
+          <w:b w:val="0"/>
+          <w:color w:val="234C54"/>
+          <w:sz w:val="20"/>
+        </w:rPr>
+        <w:t>f49911e</w:t>
+      </w:r>
+      <w:r>
+        <w:rPr>
+          <w:b w:val="0"/>
+        </w:rPr>
+        <w:t>出发。V4增加指挥首页、离线策略引擎、案例资产和接入中心，原有物理、联合通信、执行承诺与独立检查继续保留。文档版本、界面迭代V4、接口Schema版本</w:t>
       </w:r>
       <w:r>
         <w:rPr>
@@ -522,7 +537,17 @@
           <w:tcPr>
             <w:tcW w:type="dxa" w:w="4997"/>
           </w:tcPr>
-          <w:p/>
+          <w:p>
+            <w:pPr>
+              <w:spacing w:after="60" w:line="252" w:lineRule="auto"/>
+            </w:pPr>
+            <w:r>
+              <w:rPr>
+                <w:b w:val="0"/>
+              </w:rPr>
+              <w:t>24. V4离线启发式与案例资产实现</w:t>
+            </w:r>
+          </w:p>
         </w:tc>
       </w:tr>
     </w:tbl>
@@ -1679,6 +1704,183 @@
                 <w:sz w:val="20"/>
               </w:rPr>
               <w:t>本项目真实截图与录屏</w:t>
+            </w:r>
+          </w:p>
+        </w:tc>
+      </w:tr>
+      <w:tr>
+        <w:trPr>
+          <w:cantSplit/>
+        </w:trPr>
+        <w:tc>
+          <w:tcPr>
+            <w:tcW w:type="dxa" w:w="1728"/>
+            <w:vAlign w:val="center"/>
+          </w:tcPr>
+          <w:p>
+            <w:pPr>
+              <w:spacing w:before="60" w:after="60" w:line="259" w:lineRule="auto"/>
+            </w:pPr>
+            <w:r>
+              <w:rPr>
+                <w:b w:val="0"/>
+                <w:sz w:val="20"/>
+              </w:rPr>
+              <w:t>首页与案例</w:t>
+            </w:r>
+          </w:p>
+        </w:tc>
+        <w:tc>
+          <w:tcPr>
+            <w:tcW w:type="dxa" w:w="4032"/>
+            <w:vAlign w:val="center"/>
+          </w:tcPr>
+          <w:p>
+            <w:pPr>
+              <w:spacing w:before="60" w:after="60" w:line="259" w:lineRule="auto"/>
+            </w:pPr>
+            <w:r>
+              <w:rPr>
+                <w:b w:val="0"/>
+                <w:sz w:val="20"/>
+              </w:rPr>
+              <w:t>全宽动态地形首页、四类有来源演练、本机任务资产与输入复用</w:t>
+            </w:r>
+          </w:p>
+        </w:tc>
+        <w:tc>
+          <w:tcPr>
+            <w:tcW w:type="dxa" w:w="4234"/>
+            <w:vAlign w:val="center"/>
+          </w:tcPr>
+          <w:p>
+            <w:pPr>
+              <w:spacing w:before="60" w:after="60" w:line="259" w:lineRule="auto"/>
+            </w:pPr>
+            <w:r>
+              <w:rPr>
+                <w:b w:val="0"/>
+                <w:sz w:val="20"/>
+              </w:rPr>
+              <w:t>真实DEM、数据库计数、创建来源和独立任务</w:t>
+            </w:r>
+          </w:p>
+        </w:tc>
+      </w:tr>
+      <w:tr>
+        <w:trPr>
+          <w:cantSplit/>
+        </w:trPr>
+        <w:tc>
+          <w:tcPr>
+            <w:tcW w:type="dxa" w:w="1728"/>
+            <w:vAlign w:val="center"/>
+          </w:tcPr>
+          <w:p>
+            <w:pPr>
+              <w:spacing w:before="60" w:after="60" w:line="259" w:lineRule="auto"/>
+            </w:pPr>
+            <w:r>
+              <w:rPr>
+                <w:b w:val="0"/>
+                <w:sz w:val="20"/>
+              </w:rPr>
+              <w:t>算法引擎</w:t>
+            </w:r>
+          </w:p>
+        </w:tc>
+        <w:tc>
+          <w:tcPr>
+            <w:tcW w:type="dxa" w:w="4032"/>
+            <w:vAlign w:val="center"/>
+          </w:tcPr>
+          <w:p>
+            <w:pPr>
+              <w:spacing w:before="60" w:after="60" w:line="259" w:lineRule="auto"/>
+            </w:pPr>
+            <w:r>
+              <w:rPr>
+                <w:b w:val="0"/>
+                <w:sz w:val="20"/>
+              </w:rPr>
+              <w:t>标准与EOH可选、本地策略导入导出、同输入引擎对比</w:t>
+            </w:r>
+          </w:p>
+        </w:tc>
+        <w:tc>
+          <w:tcPr>
+            <w:tcW w:type="dxa" w:w="4234"/>
+            <w:vAlign w:val="center"/>
+          </w:tcPr>
+          <w:p>
+            <w:pPr>
+              <w:spacing w:before="60" w:after="60" w:line="259" w:lineRule="auto"/>
+            </w:pPr>
+            <w:r>
+              <w:rPr>
+                <w:b w:val="0"/>
+                <w:sz w:val="20"/>
+              </w:rPr>
+              <w:t>策略包版本/SHA256/来源/实际评分调用数</w:t>
+            </w:r>
+          </w:p>
+        </w:tc>
+      </w:tr>
+      <w:tr>
+        <w:trPr>
+          <w:cantSplit/>
+        </w:trPr>
+        <w:tc>
+          <w:tcPr>
+            <w:tcW w:type="dxa" w:w="1728"/>
+            <w:vAlign w:val="center"/>
+          </w:tcPr>
+          <w:p>
+            <w:pPr>
+              <w:spacing w:before="60" w:after="60" w:line="259" w:lineRule="auto"/>
+            </w:pPr>
+            <w:r>
+              <w:rPr>
+                <w:b w:val="0"/>
+                <w:sz w:val="20"/>
+              </w:rPr>
+              <w:t>接入中心</w:t>
+            </w:r>
+          </w:p>
+        </w:tc>
+        <w:tc>
+          <w:tcPr>
+            <w:tcW w:type="dxa" w:w="4032"/>
+            <w:vAlign w:val="center"/>
+          </w:tcPr>
+          <w:p>
+            <w:pPr>
+              <w:spacing w:before="60" w:after="60" w:line="259" w:lineRule="auto"/>
+            </w:pPr>
+            <w:r>
+              <w:rPr>
+                <w:b w:val="0"/>
+                <w:sz w:val="20"/>
+              </w:rPr>
+              <w:t>已安装模拟适配器、实际接口目录、OpenAPI与配置导出</w:t>
+            </w:r>
+          </w:p>
+        </w:tc>
+        <w:tc>
+          <w:tcPr>
+            <w:tcW w:type="dxa" w:w="4234"/>
+            <w:vAlign w:val="center"/>
+          </w:tcPr>
+          <w:p>
+            <w:pPr>
+              <w:spacing w:before="60" w:after="60" w:line="259" w:lineRule="auto"/>
+            </w:pPr>
+            <w:r>
+              <w:rPr>
+                <w:b w:val="0"/>
+                <w:sz w:val="20"/>
+              </w:rPr>
+              <w:t>当前模式与设备状态如实读取，不自动连接真机</w:t>
             </w:r>
           </w:p>
         </w:tc>
@@ -7285,7 +7487,7 @@
                 <w:b w:val="0"/>
                 <w:sz w:val="20"/>
               </w:rPr>
-              <w:t>LandingHome、landing.css</w:t>
+              <w:t>CommandHome、TerrainCommandScene、command-home.css；LandingHome为保留旧实现</w:t>
             </w:r>
           </w:p>
         </w:tc>
@@ -7660,6 +7862,81 @@
                 <w:sz w:val="20"/>
               </w:rPr>
               <w:t>TaskResources、ExperimentCenter、HelpHub</w:t>
+            </w:r>
+          </w:p>
+        </w:tc>
+      </w:tr>
+      <w:tr>
+        <w:trPr>
+          <w:cantSplit/>
+        </w:trPr>
+        <w:tc>
+          <w:tcPr>
+            <w:tcW w:type="dxa" w:w="4997"/>
+            <w:vAlign w:val="center"/>
+          </w:tcPr>
+          <w:p>
+            <w:pPr>
+              <w:spacing w:before="60" w:after="60" w:line="259" w:lineRule="auto"/>
+            </w:pPr>
+            <w:r>
+              <w:rPr>
+                <w:rFonts w:ascii="Consolas" w:hAnsi="Consolas"/>
+                <w:b w:val="0"/>
+                <w:color w:val="234C54"/>
+                <w:sz w:val="20"/>
+              </w:rPr>
+              <w:t>#/cases</w:t>
+            </w:r>
+            <w:r>
+              <w:rPr>
+                <w:b w:val="0"/>
+                <w:sz w:val="20"/>
+              </w:rPr>
+              <w:t>、</w:t>
+            </w:r>
+            <w:r>
+              <w:rPr>
+                <w:rFonts w:ascii="Consolas" w:hAnsi="Consolas"/>
+                <w:b w:val="0"/>
+                <w:color w:val="234C54"/>
+                <w:sz w:val="20"/>
+              </w:rPr>
+              <w:t>#/engines</w:t>
+            </w:r>
+            <w:r>
+              <w:rPr>
+                <w:b w:val="0"/>
+                <w:sz w:val="20"/>
+              </w:rPr>
+              <w:t>、</w:t>
+            </w:r>
+            <w:r>
+              <w:rPr>
+                <w:rFonts w:ascii="Consolas" w:hAnsi="Consolas"/>
+                <w:b w:val="0"/>
+                <w:color w:val="234C54"/>
+                <w:sz w:val="20"/>
+              </w:rPr>
+              <w:t>#/integrations</w:t>
+            </w:r>
+          </w:p>
+        </w:tc>
+        <w:tc>
+          <w:tcPr>
+            <w:tcW w:type="dxa" w:w="4997"/>
+            <w:vAlign w:val="center"/>
+          </w:tcPr>
+          <w:p>
+            <w:pPr>
+              <w:spacing w:before="60" w:after="60" w:line="259" w:lineRule="auto"/>
+            </w:pPr>
+            <w:r>
+              <w:rPr>
+                <w:b w:val="0"/>
+                <w:sz w:val="20"/>
+              </w:rPr>
+              <w:t>CaseLibrary、EngineCenter、IntegrationCenter；command-workspace.css共享字体与配色</w:t>
             </w:r>
           </w:p>
         </w:tc>
@@ -8401,7 +8678,7 @@
         <w:rPr>
           <w:b w:val="0"/>
         </w:rPr>
-        <w:t>基线实际OpenAPI含83个路径模板，部分模板有多个HTTP方法；这不是83个用户功能，也不是216个Schema都独立代表业务模块。完整字段看</w:t>
+        <w:t>V4实际OpenAPI含91个路径模板，部分模板有多个HTTP方法；V3的83路径是历史范围，不是用户功能数量。新增案例/资产聚合、策略包和接入目录。完整字段看</w:t>
       </w:r>
       <w:r>
         <w:rPr>
@@ -11273,7 +11550,7 @@
                 <w:b w:val="0"/>
                 <w:sz w:val="20"/>
               </w:rPr>
-              <w:t>已实现83路径模板，名称按实际OpenAPI</w:t>
+              <w:t>V4实际91路径模板，名称按实际OpenAPI</w:t>
             </w:r>
           </w:p>
         </w:tc>
@@ -11908,7 +12185,7 @@
           <w:rFonts w:ascii="Consolas" w:hAnsi="Consolas" w:eastAsia="微软雅黑"/>
           <w:sz w:val="19"/>
         </w:rPr>
-        <w:t>git clone --branch feat/mission-experience-v3 https://github.com/xiaoroyi/yuanhang-uav-rescue.git</w:t>
+        <w:t>git clone --branch feat/mission-command-v4 https://github.com/xiaoroyi/yuanhang-uav-rescue.git</w:t>
       </w:r>
     </w:p>
     <w:p>
@@ -12513,7 +12790,7 @@
                 <w:color w:val="234C54"/>
                 <w:sz w:val="20"/>
               </w:rPr>
-              <w:t>evidence/experience-v3/HANDOFF.md</w:t>
+              <w:t>evidence/experience-v4/HANDOFF.md</w:t>
             </w:r>
             <w:r>
               <w:rPr>
@@ -12531,6 +12808,13 @@
               </w:rPr>
               <w:t>KNOWN_LIMITATIONS.md</w:t>
             </w:r>
+            <w:r>
+              <w:rPr>
+                <w:b w:val="0"/>
+                <w:sz w:val="20"/>
+              </w:rPr>
+              <w:t>；V3证据保留追溯</w:t>
+            </w:r>
           </w:p>
         </w:tc>
         <w:tc>
@@ -12547,7 +12831,7 @@
                 <w:b w:val="0"/>
                 <w:sz w:val="20"/>
               </w:rPr>
-              <w:t>当前交接、代码位置、未完成条件</w:t>
+              <w:t>当前交接、代码位置、能力边界</w:t>
             </w:r>
           </w:p>
         </w:tc>
@@ -13381,7 +13665,7 @@
           <w:rFonts w:ascii="Arial" w:hAnsi="Arial" w:eastAsia="微软雅黑"/>
           <w:sz w:val="21"/>
         </w:rPr>
-        <w:t>当前产品基线为feat/mission-experience-v3；若已合并或有更新，以本地/远端实际状态为准，</w:t>
+        <w:t>当前产品基线为feat/mission-command-v4；若已合并或有更新，以本地/远端实际状态为准，</w:t>
       </w:r>
     </w:p>
     <w:p>
@@ -13422,7 +13706,7 @@
           <w:rFonts w:ascii="Arial" w:hAnsi="Arial" w:eastAsia="微软雅黑"/>
           <w:sz w:val="21"/>
         </w:rPr>
-        <w:t>docs/IMPLEMENTATION_STATUS.md、evidence/experience-v3/HANDOFF.md与KNOWN_LIMITATIONS.md，</w:t>
+        <w:t>docs/IMPLEMENTATION_STATUS.md、evidence/experience-v4/HANDOFF.md与KNOWN_LIMITATIONS.md，</w:t>
       </w:r>
     </w:p>
     <w:p>
@@ -13553,6 +13837,30 @@
           <w:sz w:val="21"/>
         </w:rPr>
         <w:t>通信联合在途修复、训练学习、完整风场与多基地仍有明确未完成边界。</w:t>
+      </w:r>
+    </w:p>
+    <w:p>
+      <w:pPr>
+        <w:spacing w:after="40" w:line="252" w:lineRule="auto"/>
+      </w:pPr>
+      <w:r>
+        <w:rPr>
+          <w:rFonts w:ascii="Arial" w:hAnsi="Arial" w:eastAsia="微软雅黑"/>
+          <w:sz w:val="21"/>
+        </w:rPr>
+        <w:t>V4的EOH为可选本地评分提供器，内置包来源是规则初始化；不伪称已跑LLM进化或通用提升。</w:t>
+      </w:r>
+    </w:p>
+    <w:p>
+      <w:pPr>
+        <w:spacing w:after="40" w:line="252" w:lineRule="auto"/>
+      </w:pPr>
+      <w:r>
+        <w:rPr>
+          <w:rFonts w:ascii="Arial" w:hAnsi="Arial" w:eastAsia="微软雅黑"/>
+          <w:sz w:val="21"/>
+        </w:rPr>
+        <w:t>先读第24章与RFC-032，再改引擎/策略包/案例来源；不在正常求解中调用模型。</w:t>
       </w:r>
     </w:p>
     <w:p>
@@ -14618,7 +14926,7 @@
         <w:rPr>
           <w:b w:val="0"/>
         </w:rPr>
-        <w:t>、共享契约、生成OpenAPI、当前V3证据和原始只读资料。进一步定位：</w:t>
+        <w:t>、共享契约、生成OpenAPI、V3/V4证据和原始只读资料。进一步定位：</w:t>
       </w:r>
     </w:p>
     <w:p>
@@ -14907,6 +15215,197 @@
           <w:b w:val="0"/>
         </w:rPr>
         <w:t>本文没有进行新的性能竞赛、用户调研或外部法规核验，不提供相应新结论。文字中的完成状态以当前代码与已有证据为依据；后续写本子时可复用说明与技术路线，正式统计、竞争优势和未实现研究需另补证据。</w:t>
+      </w:r>
+    </w:p>
+    <w:p>
+      <w:pPr>
+        <w:pStyle w:val="Heading1"/>
+      </w:pPr>
+      <w:r>
+        <w:t>24 V4离线启发式与案例资产实现</w:t>
+      </w:r>
+    </w:p>
+    <w:p>
+      <w:pPr>
+        <w:pStyle w:val="Heading2"/>
+      </w:pPr>
+      <w:r>
+        <w:t>24.1 首页与字体</w:t>
+      </w:r>
+    </w:p>
+    <w:p>
+      <w:r>
+        <w:rPr>
+          <w:b w:val="0"/>
+        </w:rPr>
+        <w:t>V4首页以CommandHome、TerrainCommandScene和command-home.css实现全宽深蓝指挥界面。主视觉读取项目实际DEM及基地、需求点坐标，最多73×73显示网格，高度显示倍率为8；流动连线是任务网络示意，不冒充求解航线或遥测。首页指标由本机数据库聚合任务、方案、快照和执行数量，缺少数据保留空值。中文Noto Sans SC Variable和数字Inter Variable按OFL许可本地打包，不使用字体CDN。</w:t>
+      </w:r>
+    </w:p>
+    <w:p>
+      <w:r>
+        <w:rPr>
+          <w:b w:val="0"/>
+        </w:rPr>
+        <w:t>粒子、路径流动、策略轨道、进入过渡和数字变化使用已有Motion、Three与CSS；用户开关和系统减少动态效果共同生效。三维循环在不可见或后台时暂停。首页背景铺满视口，正文容器最高1600px，工作台保留独立滚动与地图主体；实际检查覆盖1920、1440、1280和390宽度。</w:t>
+      </w:r>
+    </w:p>
+    <w:p>
+      <w:pPr>
+        <w:pStyle w:val="Heading2"/>
+      </w:pPr>
+      <w:r>
+        <w:t>24.2 可选引擎与实际评分</w:t>
+      </w:r>
+    </w:p>
+    <w:p>
+      <w:r>
+        <w:rPr>
+          <w:b w:val="0"/>
+        </w:rPr>
+        <w:t>标准调度保留原构造、多起点、有限候选约束优化和独立检查。EOH通过solver/engines.py在本地读取评分包，只调整已完成物理和资源分配的候选排序，不放宽硬约束，不改变最终目标。五个输入为标准评分base_score、完成时刻finish_s、航线能耗energy_kwh、箱数cargo_count、质量载荷利用率load_ratio。内置eoh-seed-v1实际使用：</w:t>
+      </w:r>
+    </w:p>
+    <w:p>
+      <w:pPr>
+        <w:keepNext/>
+        <w:spacing w:after="40" w:line="252" w:lineRule="auto"/>
+      </w:pPr>
+      <w:r>
+        <w:rPr>
+          <w:rFonts w:ascii="Consolas" w:hAnsi="Consolas" w:eastAsia="微软雅黑"/>
+          <w:sz w:val="19"/>
+        </w:rPr>
+        <w:t>load_penalty = 1 + 0.12 * (1 - min(1, load_ratio))</w:t>
+      </w:r>
+    </w:p>
+    <w:p>
+      <w:pPr>
+        <w:keepNext/>
+        <w:spacing w:after="40" w:line="252" w:lineRule="auto"/>
+      </w:pPr>
+      <w:r>
+        <w:rPr>
+          <w:rFonts w:ascii="Consolas" w:hAnsi="Consolas" w:eastAsia="微软雅黑"/>
+          <w:sz w:val="19"/>
+        </w:rPr>
+        <w:t>batch_bonus = 1 + 0.025 * min(3, cargo_count)</w:t>
+      </w:r>
+    </w:p>
+    <w:p>
+      <w:pPr>
+        <w:keepNext w:val="0"/>
+        <w:spacing w:after="40" w:line="252" w:lineRule="auto"/>
+      </w:pPr>
+      <w:r>
+        <w:rPr>
+          <w:rFonts w:ascii="Consolas" w:hAnsi="Consolas" w:eastAsia="微软雅黑"/>
+          <w:sz w:val="19"/>
+        </w:rPr>
+        <w:t>score = base_score * load_penalty / batch_bonus</w:t>
+      </w:r>
+    </w:p>
+    <w:p>
+      <w:r>
+        <w:rPr>
+          <w:b w:val="0"/>
+        </w:rPr>
+        <w:t>该包为人工规则初始化rule_initialization，不是LLM进化成果。它真实参与搜索，但不保证每例优于标准引擎。联合模式直接采用其他候选、或深入优化保留原基线时，评分调用可能为0，Plan和界面保留实际调用次数。方案规划支持同一Snapshot、目标和规则下的双引擎比较；资源试算、深入、事件重规划和执行剩余修复的客户端继承原引擎。评测可固定引擎，动态修复评测继承基线，不将引擎改变误归因于资源或方法。</w:t>
+      </w:r>
+    </w:p>
+    <w:p>
+      <w:pPr>
+        <w:pStyle w:val="Heading2"/>
+      </w:pPr>
+      <w:r>
+        <w:t>24.3 策略包和离线工作流</w:t>
+      </w:r>
+    </w:p>
+    <w:p>
+      <w:r>
+        <w:rPr>
+          <w:b w:val="0"/>
+        </w:rPr>
+        <w:t>唯一包合同为contracts/heuristic-artifact.schema.json，后端类型由它生成。格式yuanhang-scalar-v1，记录policy_id、name、version、origin、description、expression和可选evolution_record。在线表达式只允许有限数字、四则运算及min、max、abs、sqrt、log1p；没有导入、属性、循环、任意Python执行或网络。数值异常回退标准评分并计数。</w:t>
+      </w:r>
+    </w:p>
+    <w:p>
+      <w:r>
+        <w:rPr>
+          <w:b w:val="0"/>
+        </w:rPr>
+        <w:t>EngineCenter可导入和导出32KiB以内的包，先检查Schema、AST与数值，再以新ID不可变保存。EOH离线包需附进化记录，但其内容仍是提供者声明，不自动认证训练质量。新SolveRequest/SolverOptions可选engine_type、heuristic_policy_id和heuristic_policy_sha256；提交和Worker分别核对指纹。新Plan.engine保存包版本、来源、SHA256、ranking_evaluations和fallback_evaluations；旧Plan/Snapshot不回填、不改hash，省略引擎保持标准行为。</w:t>
+      </w:r>
+    </w:p>
+    <w:p>
+      <w:r>
+        <w:rPr>
+          <w:b w:val="0"/>
+        </w:rPr>
+        <w:t>scripts/eoh_offline.py适配官方EoH的LLMConfig、EoH和BaseProblem。默认或--describe不发请求，只有显式--run才读取模型环境变量。候选使用真实小场景评估，保存输入指纹、指标和检查结果；合格产物以新ID发布，正常调度只读本地函数。此轮运行了表达式与三例本地接入评估，没有运行外部LLM进化，没有形成独立留出测试、消融或通用提升结论。后续需单独配置模型环境、预算和训练/测试集合，保留失败证据。</w:t>
+      </w:r>
+    </w:p>
+    <w:p>
+      <w:pPr>
+        <w:pStyle w:val="Heading2"/>
+      </w:pPr>
+      <w:r>
+        <w:t>24.4 案例与任务资产</w:t>
+      </w:r>
+    </w:p>
+    <w:p>
+      <w:r>
+        <w:rPr>
+          <w:b w:val="0"/>
+        </w:rPr>
+        <w:t>CaseLibrary内置山地断路、洪涝分级补给、运输通信协同、原题多点急送四类案例。MissionCreate.case_id复用已有幂等创建事务，形成独立场景与任务，source_case_id和创建日志保留来源；不复制旧Plan或交付事实。最近任务、完成/归档任务及输入复用读取既有数据库，新任务、方案、事件与演练持续形成资产。</w:t>
+      </w:r>
+    </w:p>
+    <w:p>
+      <w:r>
+        <w:rPr>
+          <w:b w:val="0"/>
+        </w:rPr>
+        <w:t>计算仍使用项目地理、DEM、机型和箱件。洪涝案例参考Copernicus EMSR517公开背景，在项目区域合成需求优先级，不代表德国或镇龙乡实测救援。OpenTopography SRTM目录是新增区域地形资料入口，Open-Meteo历史气象文档是配置参考；本轮没有下载公共DEM替换项目数据，也没有请求天气API。用途和许可见来源页与docs/experience-v4/RESEARCH.md，不能称真实业务大规模历史库。</w:t>
+      </w:r>
+    </w:p>
+    <w:p>
+      <w:pPr>
+        <w:pStyle w:val="Heading2"/>
+      </w:pPr>
+      <w:r>
+        <w:t>24.5 接入与接口迁移</w:t>
+      </w:r>
+    </w:p>
+    <w:p>
+      <w:r>
+        <w:rPr>
+          <w:b w:val="0"/>
+        </w:rPr>
+        <w:t>IntegrationCenter显示已安装的SimulationAdapter、服务器事件流、指令下发、状态回读及适配方法，提供配置和实际OpenAPI下载。真实设备连接和外部模型在线调用均关闭，不自动连接飞控。DeviceAdapter仍是抽象合同，真机、SITL、服务身份、现场许可另行实施。</w:t>
+      </w:r>
+    </w:p>
+    <w:p>
+      <w:r>
+        <w:rPr>
+          <w:b w:val="0"/>
+        </w:rPr>
+        <w:t>新增八个/api/v1路径模板：GET /case-library、GET /case-library/{case_id}/preview、GET /asset-overview、GET /heuristic-packages、POST /heuristic-packages/import、GET /heuristic-packages/{policy_id}/export、GET /integrations、GET /integrations/configuration。领域Schema由11增至12，实际OpenAPI由83增至91路径，仍为proposed。RFC-032和V4的API_MIGRATION_MAP记录兼容映射。</w:t>
+      </w:r>
+    </w:p>
+    <w:p>
+      <w:pPr>
+        <w:pStyle w:val="Heading2"/>
+      </w:pPr>
+      <w:r>
+        <w:t>24.6 证据与接手</w:t>
+      </w:r>
+    </w:p>
+    <w:p>
+      <w:r>
+        <w:rPr>
+          <w:b w:val="0"/>
+        </w:rPr>
+        <w:t>证据入口evidence/experience-v4/INDEX.md包含专项检查、离线浏览器截图、操作指南、限制和交接。V3实跑数据与论文约束对照保留其历史范围；本轮接入检查不替代独立算法性能实验。先读本文、根/模块AGENTS、当前状态、V4交接、唯一任务板、RFC-032和对应Schema/OpenAPI，再精读相关代码。不从G0重新搭建，不在每次任务中启动模型进化。</w:t>
       </w:r>
     </w:p>
     <w:sectPr>

--- a/docs/current-project/援航项目实际实现与协作对接总文档.docx
+++ b/docs/current-project/援航项目实际实现与协作对接总文档.docx
@@ -15,7 +15,7 @@
         <w:rPr>
           <w:b w:val="0"/>
         </w:rPr>
-        <w:t>版本：1.1　更新日期：2026年10月19日　产品阶段：V4指挥首页与离线策略增强</w:t>
+        <w:t>版本：1.2　更新日期：2026年10月19日　产品阶段：V4完整参考交付与离线策略增强</w:t>
       </w:r>
     </w:p>
     <w:p>
@@ -38,7 +38,7 @@
         <w:rPr>
           <w:b w:val="0"/>
         </w:rPr>
-        <w:t xml:space="preserve">，核心功能提交 </w:t>
+        <w:t>，V4核心功能</w:t>
       </w:r>
       <w:r>
         <w:rPr>
@@ -53,7 +53,7 @@
         <w:rPr>
           <w:b w:val="0"/>
         </w:rPr>
-        <w:t>及本分支后续界面修复；从V3文档提交</w:t>
+        <w:t>、完整交付</w:t>
       </w:r>
       <w:r>
         <w:rPr>
@@ -62,13 +62,13 @@
           <w:color w:val="234C54"/>
           <w:sz w:val="20"/>
         </w:rPr>
-        <w:t>f49911e</w:t>
+        <w:t>e1300fe</w:t>
       </w:r>
       <w:r>
         <w:rPr>
           <w:b w:val="0"/>
         </w:rPr>
-        <w:t>出发。V4增加指挥首页、离线策略引擎、案例资产和接入中心，原有物理、联合通信、执行承诺与独立检查继续保留。文档版本、界面迭代V4、接口Schema版本</w:t>
+        <w:t>及本次文档与参考包修订。V4增加指挥首页、离线策略引擎、案例资产和接入中心，原有物理、联合通信、执行承诺与独立检查继续保留。另有独立传统基线实验补充资料，其实验求解代码不等于已部署的业务引擎。文档版本、界面迭代V4、接口Schema版本</w:t>
       </w:r>
       <w:r>
         <w:rPr>
@@ -171,7 +171,7 @@
               <w:rPr>
                 <w:b w:val="0"/>
               </w:rPr>
-              <w:t>13. 业务仿真、设备接口和状态流</w:t>
+              <w:t>14. 前端页面与可视化实现</w:t>
             </w:r>
           </w:p>
         </w:tc>
@@ -205,7 +205,7 @@
               <w:rPr>
                 <w:b w:val="0"/>
               </w:rPr>
-              <w:t>14. 前端页面与可视化实现</w:t>
+              <w:t>15. 后端、数据库、异步任务与接口</w:t>
             </w:r>
           </w:p>
         </w:tc>
@@ -239,7 +239,7 @@
               <w:rPr>
                 <w:b w:val="0"/>
               </w:rPr>
-              <w:t>15. 后端、数据库、异步任务与接口</w:t>
+              <w:t>16. 已有实跑证据及其适用范围</w:t>
             </w:r>
           </w:p>
         </w:tc>
@@ -273,7 +273,7 @@
               <w:rPr>
                 <w:b w:val="0"/>
               </w:rPr>
-              <w:t>16. 已有实跑证据及其适用范围</w:t>
+              <w:t>17. 与最初开发方案的主要差异</w:t>
             </w:r>
           </w:p>
         </w:tc>
@@ -307,7 +307,7 @@
               <w:rPr>
                 <w:b w:val="0"/>
               </w:rPr>
-              <w:t>17. 与最初开发方案的主要差异</w:t>
+              <w:t>18. 可用于申报材料的项目与创新表述</w:t>
             </w:r>
           </w:p>
         </w:tc>
@@ -341,7 +341,7 @@
               <w:rPr>
                 <w:b w:val="0"/>
               </w:rPr>
-              <w:t>18. 可用于申报材料的项目与创新表述</w:t>
+              <w:t>19. 部署、数据交接与日常运行</w:t>
             </w:r>
           </w:p>
         </w:tc>
@@ -375,7 +375,7 @@
               <w:rPr>
                 <w:b w:val="0"/>
               </w:rPr>
-              <w:t>19. 部署、数据交接与日常运行</w:t>
+              <w:t>20. 无记忆接手的阅读顺序和文件地图</w:t>
             </w:r>
           </w:p>
         </w:tc>
@@ -409,7 +409,7 @@
               <w:rPr>
                 <w:b w:val="0"/>
               </w:rPr>
-              <w:t>20. 无记忆接手的阅读顺序和文件地图</w:t>
+              <w:t>21. 可直接交给队友Codex的提示词</w:t>
             </w:r>
           </w:p>
         </w:tc>
@@ -443,7 +443,7 @@
               <w:rPr>
                 <w:b w:val="0"/>
               </w:rPr>
-              <w:t>21. 可直接交给队友Codex的提示词</w:t>
+              <w:t>22. 后续工作与文档维护约定</w:t>
             </w:r>
           </w:p>
         </w:tc>
@@ -477,7 +477,7 @@
               <w:rPr>
                 <w:b w:val="0"/>
               </w:rPr>
-              <w:t>22. 后续工作与文档维护约定</w:t>
+              <w:t>23. 术语、来源与事实核对说明</w:t>
             </w:r>
           </w:p>
         </w:tc>
@@ -511,7 +511,7 @@
               <w:rPr>
                 <w:b w:val="0"/>
               </w:rPr>
-              <w:t>23. 术语、来源与事实核对说明</w:t>
+              <w:t>24. V4离线启发式与案例资产实现</w:t>
             </w:r>
           </w:p>
         </w:tc>
@@ -545,9 +545,33 @@
               <w:rPr>
                 <w:b w:val="0"/>
               </w:rPr>
-              <w:t>24. V4离线启发式与案例资产实现</w:t>
-            </w:r>
-          </w:p>
+              <w:t>25. 独立传统基线实验与申报引用</w:t>
+            </w:r>
+          </w:p>
+        </w:tc>
+      </w:tr>
+      <w:tr>
+        <w:tc>
+          <w:tcPr>
+            <w:tcW w:type="dxa" w:w="4997"/>
+          </w:tcPr>
+          <w:p>
+            <w:pPr>
+              <w:spacing w:after="60" w:line="252" w:lineRule="auto"/>
+            </w:pPr>
+            <w:r>
+              <w:rPr>
+                <w:b w:val="0"/>
+              </w:rPr>
+              <w:t>13. 业务仿真、设备接口和状态流</w:t>
+            </w:r>
+          </w:p>
+        </w:tc>
+        <w:tc>
+          <w:tcPr>
+            <w:tcW w:type="dxa" w:w="4997"/>
+          </w:tcPr>
+          <w:p/>
         </w:tc>
       </w:tr>
     </w:tbl>
@@ -10565,6 +10589,30 @@
     </w:p>
     <w:p>
       <w:pPr>
+        <w:pStyle w:val="Heading2"/>
+      </w:pPr>
+      <w:r>
+        <w:t>16.3 V4交付证据</w:t>
+      </w:r>
+    </w:p>
+    <w:p>
+      <w:r>
+        <w:rPr>
+          <w:b w:val="0"/>
+        </w:rPr>
+        <w:t>e1300fe交付了全宽动态首页、离线字体、案例资产、可选本地EOH及接入页。最终16项Python专项检查通过，前端严格类型与构建、lint、契约检查和真实浏览器关键流程通过。浏览器使用同一快照的两个实际引擎方案，查看地图、独立调度表、比较图、机队、复盘和教程，并检查1920、1440、1280及390宽度。准确范围见evidence/experience-v4/，没有重跑全部历史长回归。</w:t>
+      </w:r>
+    </w:p>
+    <w:p>
+      <w:r>
+        <w:rPr>
+          <w:b w:val="0"/>
+        </w:rPr>
+        <w:t>V4本机升级时31份Plan与34份Snapshot原文hash全部保留，4个执行实例为3暂停、1完成。后续完整参考包再次以当时数据库一致性备份为准，具体数量和时间写入包内BUNDLE_MANIFEST.json；不能把一次计数当用户永久数据规模。参考包带现有运行记录与前端构建，普通Git clone仍只同步源码和已提交材料。</w:t>
+      </w:r>
+    </w:p>
+    <w:p>
+      <w:pPr>
         <w:pStyle w:val="Heading1"/>
       </w:pPr>
       <w:r>
@@ -12044,6 +12092,65 @@
           </w:p>
         </w:tc>
       </w:tr>
+      <w:tr>
+        <w:trPr>
+          <w:cantSplit/>
+        </w:trPr>
+        <w:tc>
+          <w:tcPr>
+            <w:tcW w:type="dxa" w:w="1728"/>
+            <w:vAlign w:val="center"/>
+          </w:tcPr>
+          <w:p>
+            <w:pPr>
+              <w:spacing w:before="60" w:after="60" w:line="259" w:lineRule="auto"/>
+            </w:pPr>
+            <w:r>
+              <w:rPr>
+                <w:b w:val="0"/>
+                <w:sz w:val="20"/>
+              </w:rPr>
+              <w:t>可追溯的离线启发式接入</w:t>
+            </w:r>
+          </w:p>
+        </w:tc>
+        <w:tc>
+          <w:tcPr>
+            <w:tcW w:type="dxa" w:w="4032"/>
+            <w:vAlign w:val="center"/>
+          </w:tcPr>
+          <w:p>
+            <w:pPr>
+              <w:spacing w:before="60" w:after="60" w:line="259" w:lineRule="auto"/>
+            </w:pPr>
+            <w:r>
+              <w:rPr>
+                <w:b w:val="0"/>
+                <w:sz w:val="20"/>
+              </w:rPr>
+              <w:t>标准/EOH本地评分选择、不可变策略包、同快照比较、实际评分次数与指纹</w:t>
+            </w:r>
+          </w:p>
+        </w:tc>
+        <w:tc>
+          <w:tcPr>
+            <w:tcW w:type="dxa" w:w="4234"/>
+            <w:vAlign w:val="center"/>
+          </w:tcPr>
+          <w:p>
+            <w:pPr>
+              <w:spacing w:before="60" w:after="60" w:line="259" w:lineRule="auto"/>
+            </w:pPr>
+            <w:r>
+              <w:rPr>
+                <w:b w:val="0"/>
+                <w:sz w:val="20"/>
+              </w:rPr>
+              <w:t>规则初始化已接入；未运行LLM进化、训练留出或消融，不能写成已证实的AI性能提升</w:t>
+            </w:r>
+          </w:p>
+        </w:tc>
+      </w:tr>
     </w:tbl>
     <w:p>
       <w:pPr>
@@ -12481,6 +12588,38 @@
     </w:p>
     <w:p>
       <w:pPr>
+        <w:pStyle w:val="Heading2"/>
+      </w:pPr>
+      <w:r>
+        <w:t>19.5 完整参考包</w:t>
+      </w:r>
+    </w:p>
+    <w:p>
+      <w:r>
+        <w:rPr>
+          <w:b w:val="0"/>
+        </w:rPr>
+        <w:t>面向师兄内部阅读与演示的完整参考包为Windows 10/11 x64版。它将当前源码、已构建前端、原题表格与DEM、地图上下文、离线字体、图文与教程视频、现有数据库和已完成Job工作件一起交接，并携带匹配的CPython3.11运行时与项目依赖。解压后双击start.cmd即可启动，不要求另装Python、Node或首次下载依赖。8000端口被占用时用start.cmd --port 8001，不终止未知服务。</w:t>
+      </w:r>
+    </w:p>
+    <w:p>
+      <w:r>
+        <w:rPr>
+          <w:b w:val="0"/>
+        </w:rPr>
+        <w:t>数据通过SQLite backup接口形成一致性快照后恢复到包内runtime，不直接拷贝活动WAL库。包内同时保存这份数据备份；师兄的计算与演练只更新其解压目录，与原作者电脑独立。BUNDLE_MANIFEST.json记录源代码与前端身份、打包时间、表数量、文件大小和SHA256；首次运行前可用portable-python/python.exe scripts/check_reference_bundle.py --initial-data校验。实际使用后数据库发生正常变化，不再用初始数据hash判断是否损坏。</w:t>
+      </w:r>
+    </w:p>
+    <w:p>
+      <w:r>
+        <w:rPr>
+          <w:b w:val="0"/>
+        </w:rPr>
+        <w:t>对外包只保留完整演示所需的程序、原题计算数据和本机任务历史，没有携带Git凭据、浏览器Cookie、账号密码或模型密钥。对外Word为《援航项目介绍与演示指南》，介绍功能、算法和图文操作，不放内部分工、接手提示词、任务板或实验对照。内部总文档与提示词单独留在仓库维护。浏览器头像和配色不复制，新浏览器使用默认深蓝；卫星图仍需联网。核心地形、路线、图表、调度表、教程和计算可离线使用。范围及操作见docs/REFERENCE_DELIVERY.md；不是macOS/Linux或真机控制发行版。</w:t>
+      </w:r>
+    </w:p>
+    <w:p>
+      <w:pPr>
         <w:pStyle w:val="Heading1"/>
       </w:pPr>
       <w:r>
@@ -12500,7 +12639,7 @@
         <w:rPr>
           <w:b w:val="0"/>
         </w:rPr>
-        <w:t>新窗口先读本文，再读下表的规则与当前状态；不需要每次全文重读所有31份RFC和原论文。本文足以理解整体，机器字段与变更仍需精读具体来源。</w:t>
+        <w:t>新窗口先读本文，再读下表的规则与当前状态；不需要每次全文重读所有32份RFC和原论文。本文足以理解整体，机器字段与变更仍需精读具体来源。</w:t>
       </w:r>
     </w:p>
     <w:tbl>
@@ -13682,8 +13821,15 @@
     </w:p>
     <w:p>
       <w:pPr>
-        <w:spacing w:after="0"/>
+        <w:spacing w:after="40" w:line="252" w:lineRule="auto"/>
       </w:pPr>
+      <w:r>
+        <w:rPr>
+          <w:rFonts w:ascii="Arial" w:hAnsi="Arial" w:eastAsia="微软雅黑"/>
+          <w:sz w:val="21"/>
+        </w:rPr>
+        <w:t>若来自完整参考ZIP且没有.git，先读BUNDLE_MANIFEST.json、先读我.txt和docs/PROJECT_DEMO_GUIDE.md，</w:t>
+      </w:r>
     </w:p>
     <w:p>
       <w:pPr>
@@ -13694,43 +13840,7 @@
           <w:rFonts w:ascii="Arial" w:hAnsi="Arial" w:eastAsia="微软雅黑"/>
           <w:sz w:val="21"/>
         </w:rPr>
-        <w:t>二、依次阅读根AGENTS.md、所属模块AGENTS.md、README.md、CONTRIBUTING.md、</w:t>
-      </w:r>
-    </w:p>
-    <w:p>
-      <w:pPr>
-        <w:spacing w:after="40" w:line="252" w:lineRule="auto"/>
-      </w:pPr>
-      <w:r>
-        <w:rPr>
-          <w:rFonts w:ascii="Arial" w:hAnsi="Arial" w:eastAsia="微软雅黑"/>
-          <w:sz w:val="21"/>
-        </w:rPr>
-        <w:t>docs/IMPLEMENTATION_STATUS.md、evidence/experience-v4/HANDOFF.md与KNOWN_LIMITATIONS.md，</w:t>
-      </w:r>
-    </w:p>
-    <w:p>
-      <w:pPr>
-        <w:spacing w:after="40" w:line="252" w:lineRule="auto"/>
-      </w:pPr>
-      <w:r>
-        <w:rPr>
-          <w:rFonts w:ascii="Arial" w:hAnsi="Arial" w:eastAsia="微软雅黑"/>
-          <w:sz w:val="21"/>
-        </w:rPr>
-        <w:t>再读取docs/task-board.json。只对当前任务精读相关Schema、实际OpenAPI、RFC、源码和测试。</w:t>
-      </w:r>
-    </w:p>
-    <w:p>
-      <w:pPr>
-        <w:spacing w:after="40" w:line="252" w:lineRule="auto"/>
-      </w:pPr>
-      <w:r>
-        <w:rPr>
-          <w:rFonts w:ascii="Arial" w:hAnsi="Arial" w:eastAsia="微软雅黑"/>
-          <w:sz w:val="21"/>
-        </w:rPr>
-        <w:t>不要从G0重新搭框架，不把历史三页/九页描述当当前四阶段入口，不沿用三人分工。</w:t>
+        <w:t>按包内指纹识别基线，不初始化或克隆另一份目录覆盖随包runtime。不要运行setup.cmd替换便携环境。</w:t>
       </w:r>
     </w:p>
     <w:p>
@@ -13747,7 +13857,7 @@
           <w:rFonts w:ascii="Arial" w:hAnsi="Arial" w:eastAsia="微软雅黑"/>
           <w:sz w:val="21"/>
         </w:rPr>
-        <w:t>三、长期两人协作：A负责solver/和算法、兼项目负责人；B由同一人负责frontend/、backend/、</w:t>
+        <w:t>二、依次阅读根AGENTS.md、所属模块AGENTS.md、README.md、CONTRIBUTING.md、</w:t>
       </w:r>
     </w:p>
     <w:p>
@@ -13759,7 +13869,7 @@
           <w:rFonts w:ascii="Arial" w:hAnsi="Arial" w:eastAsia="微软雅黑"/>
           <w:sz w:val="21"/>
         </w:rPr>
-        <w:t>数据与集成。历史B-*和C-*任务均归B。本次只实施用户下面明确提出的工作，</w:t>
+        <w:t>docs/IMPLEMENTATION_STATUS.md、evidence/experience-v4/HANDOFF.md与KNOWN_LIMITATIONS.md，</w:t>
       </w:r>
     </w:p>
     <w:p>
@@ -13771,7 +13881,19 @@
           <w:rFonts w:ascii="Arial" w:hAnsi="Arial" w:eastAsia="微软雅黑"/>
           <w:sz w:val="21"/>
         </w:rPr>
-        <w:t>不将过去夜间全栈授权当作以后任意跨模块的永久许可。</w:t>
+        <w:t>再读取docs/task-board.json。只对当前任务精读相关Schema、实际OpenAPI、RFC、源码和测试。</w:t>
+      </w:r>
+    </w:p>
+    <w:p>
+      <w:pPr>
+        <w:spacing w:after="40" w:line="252" w:lineRule="auto"/>
+      </w:pPr>
+      <w:r>
+        <w:rPr>
+          <w:rFonts w:ascii="Arial" w:hAnsi="Arial" w:eastAsia="微软雅黑"/>
+          <w:sz w:val="21"/>
+        </w:rPr>
+        <w:t>不要从G0重新搭框架，不把历史三页/九页描述当当前四阶段入口，不沿用三人分工。</w:t>
       </w:r>
     </w:p>
     <w:p>
@@ -13788,7 +13910,7 @@
           <w:rFonts w:ascii="Arial" w:hAnsi="Arial" w:eastAsia="微软雅黑"/>
           <w:sz w:val="21"/>
         </w:rPr>
-        <w:t>四、保持真实链路和边界：Plan/Snapshot不覆盖；所有展示绑定原Snapshot；</w:t>
+        <w:t>三、长期两人协作：A负责solver/和算法、兼项目负责人；B由同一人负责frontend/、backend/、</w:t>
       </w:r>
     </w:p>
     <w:p>
@@ -13800,7 +13922,7 @@
           <w:rFonts w:ascii="Arial" w:hAnsi="Arial" w:eastAsia="微软雅黑"/>
           <w:sz w:val="21"/>
         </w:rPr>
-        <w:t>Mock/历史/本次Solver/模拟实况分开；null不等于0；新界面tradeoff_v2、旧缺省v1保持兼容。</w:t>
+        <w:t>数据与集成。历史B-*和C-*任务均归B。本次只实施用户下面明确提出的工作，</w:t>
       </w:r>
     </w:p>
     <w:p>
@@ -13812,55 +13934,7 @@
           <w:rFonts w:ascii="Arial" w:hAnsi="Arial" w:eastAsia="微软雅黑"/>
           <w:sz w:val="21"/>
         </w:rPr>
-        <w:t>当前仅业务仿真，无真机/SITL/多用户登录，不把时间能耗折中称公平或人民币成本。</w:t>
-      </w:r>
-    </w:p>
-    <w:p>
-      <w:pPr>
-        <w:spacing w:after="40" w:line="252" w:lineRule="auto"/>
-      </w:pPr>
-      <w:r>
-        <w:rPr>
-          <w:rFonts w:ascii="Arial" w:hAnsi="Arial" w:eastAsia="微软雅黑"/>
-          <w:sz w:val="21"/>
-        </w:rPr>
-        <w:t>在途修复保留已交付与已开始完整架次，不能把全部设备重置从头求解；</w:t>
-      </w:r>
-    </w:p>
-    <w:p>
-      <w:pPr>
-        <w:spacing w:after="40" w:line="252" w:lineRule="auto"/>
-      </w:pPr>
-      <w:r>
-        <w:rPr>
-          <w:rFonts w:ascii="Arial" w:hAnsi="Arial" w:eastAsia="微软雅黑"/>
-          <w:sz w:val="21"/>
-        </w:rPr>
-        <w:t>通信联合在途修复、训练学习、完整风场与多基地仍有明确未完成边界。</w:t>
-      </w:r>
-    </w:p>
-    <w:p>
-      <w:pPr>
-        <w:spacing w:after="40" w:line="252" w:lineRule="auto"/>
-      </w:pPr>
-      <w:r>
-        <w:rPr>
-          <w:rFonts w:ascii="Arial" w:hAnsi="Arial" w:eastAsia="微软雅黑"/>
-          <w:sz w:val="21"/>
-        </w:rPr>
-        <w:t>V4的EOH为可选本地评分提供器，内置包来源是规则初始化；不伪称已跑LLM进化或通用提升。</w:t>
-      </w:r>
-    </w:p>
-    <w:p>
-      <w:pPr>
-        <w:spacing w:after="40" w:line="252" w:lineRule="auto"/>
-      </w:pPr>
-      <w:r>
-        <w:rPr>
-          <w:rFonts w:ascii="Arial" w:hAnsi="Arial" w:eastAsia="微软雅黑"/>
-          <w:sz w:val="21"/>
-        </w:rPr>
-        <w:t>先读第24章与RFC-032，再改引擎/策略包/案例来源；不在正常求解中调用模型。</w:t>
+        <w:t>不将过去夜间全栈授权当作以后任意跨模块的永久许可。</w:t>
       </w:r>
     </w:p>
     <w:p>
@@ -13877,7 +13951,7 @@
           <w:rFonts w:ascii="Arial" w:hAnsi="Arial" w:eastAsia="微软雅黑"/>
           <w:sz w:val="21"/>
         </w:rPr>
-        <w:t>五、修改接口先记录字段/单位/旧新映射和兼容RFC，同步Schema/操作DTO/实际OpenAPI/生成TS/</w:t>
+        <w:t>四、保持真实链路和边界：Plan/Snapshot不覆盖；所有展示绑定原Snapshot；</w:t>
       </w:r>
     </w:p>
     <w:p>
@@ -13889,7 +13963,7 @@
           <w:rFonts w:ascii="Arial" w:hAnsi="Arial" w:eastAsia="微软雅黑"/>
           <w:sz w:val="21"/>
         </w:rPr>
-        <w:t>样例/消费者与必要测试，不用any绕过。不要手改生成文件或代替A/B批准草案。</w:t>
+        <w:t>Mock/历史/本次Solver/模拟实况分开；null不等于0；新界面tradeoff_v2、旧缺省v1保持兼容。</w:t>
       </w:r>
     </w:p>
     <w:p>
@@ -13901,7 +13975,7 @@
           <w:rFonts w:ascii="Arial" w:hAnsi="Arial" w:eastAsia="微软雅黑"/>
           <w:sz w:val="21"/>
         </w:rPr>
-        <w:t>使用独立任务分支，不直接改main、不强推；数据runtime/、依赖、密钥不提交。</w:t>
+        <w:t>当前仅业务仿真，无真机/SITL/多用户登录，不把时间能耗折中称公平或人民币成本。</w:t>
       </w:r>
     </w:p>
     <w:p>
@@ -13913,7 +13987,91 @@
           <w:rFonts w:ascii="Arial" w:hAnsi="Arial" w:eastAsia="微软雅黑"/>
           <w:sz w:val="21"/>
         </w:rPr>
-        <w:t>不连接真实设备、收费服务或进行管理员级修改。</w:t>
+        <w:t>在途修复保留已交付与已开始完整架次，不能把全部设备重置从头求解；</w:t>
+      </w:r>
+    </w:p>
+    <w:p>
+      <w:pPr>
+        <w:spacing w:after="40" w:line="252" w:lineRule="auto"/>
+      </w:pPr>
+      <w:r>
+        <w:rPr>
+          <w:rFonts w:ascii="Arial" w:hAnsi="Arial" w:eastAsia="微软雅黑"/>
+          <w:sz w:val="21"/>
+        </w:rPr>
+        <w:t>通信联合在途修复、训练学习、完整风场与多基地仍有明确未完成边界。</w:t>
+      </w:r>
+    </w:p>
+    <w:p>
+      <w:pPr>
+        <w:spacing w:after="40" w:line="252" w:lineRule="auto"/>
+      </w:pPr>
+      <w:r>
+        <w:rPr>
+          <w:rFonts w:ascii="Arial" w:hAnsi="Arial" w:eastAsia="微软雅黑"/>
+          <w:sz w:val="21"/>
+        </w:rPr>
+        <w:t>V4的EOH为可选本地评分提供器，内置包来源是规则初始化；不伪称已跑LLM进化或通用提升。</w:t>
+      </w:r>
+    </w:p>
+    <w:p>
+      <w:pPr>
+        <w:spacing w:after="40" w:line="252" w:lineRule="auto"/>
+      </w:pPr>
+      <w:r>
+        <w:rPr>
+          <w:rFonts w:ascii="Arial" w:hAnsi="Arial" w:eastAsia="微软雅黑"/>
+          <w:sz w:val="21"/>
+        </w:rPr>
+        <w:t>先读第24章与RFC-032，再改引擎/策略包/案例来源；不在正常求解中调用模型。</w:t>
+      </w:r>
+    </w:p>
+    <w:p>
+      <w:pPr>
+        <w:spacing w:after="40" w:line="252" w:lineRule="auto"/>
+      </w:pPr>
+      <w:r>
+        <w:rPr>
+          <w:rFonts w:ascii="Arial" w:hAnsi="Arial" w:eastAsia="微软雅黑"/>
+          <w:sz w:val="21"/>
+        </w:rPr>
+        <w:t>原题传统方法补充实验见第25章；它与在线引擎不同，论文历史值、无上限实验和有返航上限实验不能混排。</w:t>
+      </w:r>
+    </w:p>
+    <w:p>
+      <w:pPr>
+        <w:spacing w:after="40" w:line="252" w:lineRule="auto"/>
+      </w:pPr>
+      <w:r>
+        <w:rPr>
+          <w:rFonts w:ascii="Arial" w:hAnsi="Arial" w:eastAsia="微软雅黑"/>
+          <w:sz w:val="21"/>
+        </w:rPr>
+        <w:t>后续写本子必须区分现有基础、当前实现、已运行实验与拟研究，UNKNOWN或限时未得解不能写成不可行证明。</w:t>
+      </w:r>
+    </w:p>
+    <w:p>
+      <w:pPr>
+        <w:spacing w:after="40" w:line="252" w:lineRule="auto"/>
+      </w:pPr>
+      <w:r>
+        <w:rPr>
+          <w:rFonts w:ascii="Arial" w:hAnsi="Arial" w:eastAsia="微软雅黑"/>
+          <w:sz w:val="21"/>
+        </w:rPr>
+        <w:t>先核对任务板与最新实验协议、复核状态。进行中的实验不重复启动、不改写输出；</w:t>
+      </w:r>
+    </w:p>
+    <w:p>
+      <w:pPr>
+        <w:spacing w:after="40" w:line="252" w:lineRule="auto"/>
+      </w:pPr>
+      <w:r>
+        <w:rPr>
+          <w:rFonts w:ascii="Arial" w:hAnsi="Arial" w:eastAsia="微软雅黑"/>
+          <w:sz w:val="21"/>
+        </w:rPr>
+        <w:t>未通过最终复核前不引用临时数字，已撤回的比较结论不能继续用于性能宣传。</w:t>
       </w:r>
     </w:p>
     <w:p>
@@ -13930,7 +14088,7 @@
           <w:rFonts w:ascii="Arial" w:hAnsi="Arial" w:eastAsia="微软雅黑"/>
           <w:sz w:val="21"/>
         </w:rPr>
-        <w:t>六、先简要说明当前实现与本次修改点，随后实际编码。复用正确功能，</w:t>
+        <w:t>五、修改接口先记录字段/单位/旧新映射和兼容RFC，同步Schema/操作DTO/实际OpenAPI/生成TS/</w:t>
       </w:r>
     </w:p>
     <w:p>
@@ -13942,7 +14100,7 @@
           <w:rFonts w:ascii="Arial" w:hAnsi="Arial" w:eastAsia="微软雅黑"/>
           <w:sz w:val="21"/>
         </w:rPr>
-        <w:t>按变更影响做必要检查，不反复跑无关全量回归；前端需运行并查看有真实数据的页面，</w:t>
+        <w:t>样例/消费者与必要测试，不用any绕过。不要手改生成文件或代替A/B批准草案。</w:t>
       </w:r>
     </w:p>
     <w:p>
@@ -13954,7 +14112,7 @@
           <w:rFonts w:ascii="Arial" w:hAnsi="Arial" w:eastAsia="微软雅黑"/>
           <w:sz w:val="21"/>
         </w:rPr>
-        <w:t>接口改动需验证消费者；测试使用隔离runtime，不写生产数据。</w:t>
+        <w:t>有Git的开发副本使用独立任务分支，不直接改main、不强推；数据runtime/、依赖、密钥不提交。</w:t>
       </w:r>
     </w:p>
     <w:p>
@@ -13966,7 +14124,19 @@
           <w:rFonts w:ascii="Arial" w:hAnsi="Arial" w:eastAsia="微软雅黑"/>
           <w:sz w:val="21"/>
         </w:rPr>
-        <w:t>若遇真正阻塞，记录具体原因与解除条件，继续可独立推进部分。</w:t>
+        <w:t>参考包接手先保留原始ZIP和一致性备份，在副本或隔离数据目录开发，不覆盖演示记录。</w:t>
+      </w:r>
+    </w:p>
+    <w:p>
+      <w:pPr>
+        <w:spacing w:after="40" w:line="252" w:lineRule="auto"/>
+      </w:pPr>
+      <w:r>
+        <w:rPr>
+          <w:rFonts w:ascii="Arial" w:hAnsi="Arial" w:eastAsia="微软雅黑"/>
+          <w:sz w:val="21"/>
+        </w:rPr>
+        <w:t>不连接真实设备、收费服务或进行管理员级修改。</w:t>
       </w:r>
     </w:p>
     <w:p>
@@ -13983,7 +14153,7 @@
           <w:rFonts w:ascii="Arial" w:hAnsi="Arial" w:eastAsia="微软雅黑"/>
           <w:sz w:val="21"/>
         </w:rPr>
-        <w:t>七、交付时说明实际改动、接口影响、运行方式、已运行检查与未验证范围，</w:t>
+        <w:t>六、先简要说明当前实现与本次修改点，随后实际编码。复用正确功能，</w:t>
       </w:r>
     </w:p>
     <w:p>
@@ -13995,7 +14165,7 @@
           <w:rFonts w:ascii="Arial" w:hAnsi="Arial" w:eastAsia="微软雅黑"/>
           <w:sz w:val="21"/>
         </w:rPr>
-        <w:t>更新唯一任务板和真实状态；涉及本文事实变化同步docs/PROJECT_DOSSIER.md。</w:t>
+        <w:t>按变更影响做必要检查，不反复跑无关全量回归；前端需运行并查看有真实数据的页面，</w:t>
       </w:r>
     </w:p>
     <w:p>
@@ -14007,7 +14177,43 @@
           <w:rFonts w:ascii="Arial" w:hAnsi="Arial" w:eastAsia="微软雅黑"/>
           <w:sz w:val="21"/>
         </w:rPr>
-        <w:t>未经实现/实跑不能把规划写成完成，结束前保留清晰Git状态和下一步入口。</w:t>
+        <w:t>接口改动需验证消费者；测试使用隔离runtime，不写生产数据。</w:t>
+      </w:r>
+    </w:p>
+    <w:p>
+      <w:pPr>
+        <w:spacing w:after="40" w:line="252" w:lineRule="auto"/>
+      </w:pPr>
+      <w:r>
+        <w:rPr>
+          <w:rFonts w:ascii="Arial" w:hAnsi="Arial" w:eastAsia="微软雅黑"/>
+          <w:sz w:val="21"/>
+        </w:rPr>
+        <w:t>参考包默认通过start.cmd使用便携Python与已构建前端；源码开发仍按README建立独立开发环境。</w:t>
+      </w:r>
+    </w:p>
+    <w:p>
+      <w:pPr>
+        <w:spacing w:after="40" w:line="252" w:lineRule="auto"/>
+      </w:pPr>
+      <w:r>
+        <w:rPr>
+          <w:rFonts w:ascii="Arial" w:hAnsi="Arial" w:eastAsia="微软雅黑"/>
+          <w:sz w:val="21"/>
+        </w:rPr>
+        <w:t>不要在演示任务上进行破坏性测试，不把重新生成固定示例当算法求解。</w:t>
+      </w:r>
+    </w:p>
+    <w:p>
+      <w:pPr>
+        <w:spacing w:after="40" w:line="252" w:lineRule="auto"/>
+      </w:pPr>
+      <w:r>
+        <w:rPr>
+          <w:rFonts w:ascii="Arial" w:hAnsi="Arial" w:eastAsia="微软雅黑"/>
+          <w:sz w:val="21"/>
+        </w:rPr>
+        <w:t>若遇真正阻塞，记录具体原因与解除条件，继续可独立推进部分。</w:t>
       </w:r>
     </w:p>
     <w:p>
@@ -14024,7 +14230,48 @@
           <w:rFonts w:ascii="Arial" w:hAnsi="Arial" w:eastAsia="微软雅黑"/>
           <w:sz w:val="21"/>
         </w:rPr>
-        <w:t>本次具体任务：在这里填写要解决的问题、允许修改的模块和可观察的验收结果。</w:t>
+        <w:t>七、交付时说明实际改动、接口影响、运行方式、已运行检查与未验证范围，</w:t>
+      </w:r>
+    </w:p>
+    <w:p>
+      <w:pPr>
+        <w:spacing w:after="40" w:line="252" w:lineRule="auto"/>
+      </w:pPr>
+      <w:r>
+        <w:rPr>
+          <w:rFonts w:ascii="Arial" w:hAnsi="Arial" w:eastAsia="微软雅黑"/>
+          <w:sz w:val="21"/>
+        </w:rPr>
+        <w:t>更新唯一任务板和真实状态；涉及本文事实变化同步docs/PROJECT_DOSSIER.md。</w:t>
+      </w:r>
+    </w:p>
+    <w:p>
+      <w:pPr>
+        <w:spacing w:after="40" w:line="252" w:lineRule="auto"/>
+      </w:pPr>
+      <w:r>
+        <w:rPr>
+          <w:rFonts w:ascii="Arial" w:hAnsi="Arial" w:eastAsia="微软雅黑"/>
+          <w:sz w:val="21"/>
+        </w:rPr>
+        <w:t>未经实现/实跑不能把规划写成完成，结束前保留清晰Git状态和下一步入口。</w:t>
+      </w:r>
+    </w:p>
+    <w:p>
+      <w:pPr>
+        <w:spacing w:after="0"/>
+      </w:pPr>
+    </w:p>
+    <w:p>
+      <w:pPr>
+        <w:spacing w:after="40" w:line="252" w:lineRule="auto"/>
+      </w:pPr>
+      <w:r>
+        <w:rPr>
+          <w:rFonts w:ascii="Arial" w:hAnsi="Arial" w:eastAsia="微软雅黑"/>
+          <w:sz w:val="21"/>
+        </w:rPr>
+        <w:t>本次具体任务：在这里填写阅读交流、申报撰写或开发需求，并说明允许修改的模块与可观察的验收结果。</w:t>
       </w:r>
     </w:p>
     <w:p>
@@ -15406,6 +15653,94 @@
           <w:b w:val="0"/>
         </w:rPr>
         <w:t>证据入口evidence/experience-v4/INDEX.md包含专项检查、离线浏览器截图、操作指南、限制和交接。V3实跑数据与论文约束对照保留其历史范围；本轮接入检查不替代独立算法性能实验。先读本文、根/模块AGENTS、当前状态、V4交接、唯一任务板、RFC-032和对应Schema/OpenAPI，再精读相关代码。不从G0重新搭建，不在每次任务中启动模型进化。</w:t>
+      </w:r>
+    </w:p>
+    <w:p>
+      <w:pPr>
+        <w:pStyle w:val="Heading1"/>
+      </w:pPr>
+      <w:r>
+        <w:t>25 独立传统基线实验与申报引用</w:t>
+      </w:r>
+    </w:p>
+    <w:p>
+      <w:pPr>
+        <w:pStyle w:val="Heading2"/>
+      </w:pPr>
+      <w:r>
+        <w:t>25.1 三批补充实验</w:t>
+      </w:r>
+    </w:p>
+    <w:p>
+      <w:r>
+        <w:rPr>
+          <w:b w:val="0"/>
+        </w:rPr>
+        <w:t>本机另有EXP-C01至EXP-C03的独立研究补充，脚本在scripts/contest_baselines/，报告在docs/current-project/contest-baselines-v1、v2、v3，原始记录在同名evidence目录。这些材料留在仓库研究目录，不进入对外演示包；它们不修改V4在线业务求解器，也不是EOH训练或双引擎性能实验。</w:t>
+      </w:r>
+    </w:p>
+    <w:p>
+      <w:r>
+        <w:rPr>
+          <w:b w:val="0"/>
+        </w:rPr>
+        <w:t>v1为180秒单种子传统方法对照；v2修复贪心构造并使用共同初解，16配置各运行600秒，保存同次搜索180与600秒的32个检查点。v2能耗组没有全部返航上限，不能与论文的短时域节能方案直接排名。Q2专项复查表明较低能耗解满足期望延期和硬截止，但缺少的比较条件是全部返航上限。</w:t>
+      </w:r>
+    </w:p>
+    <w:p>
+      <w:r>
+        <w:rPr>
+          <w:b w:val="0"/>
+        </w:rPr>
+        <w:t>v3曾针对8个能耗配置重设上限，在单种子、850路线/21驻点和600秒预算内均未保留通过全部额外上限的方案。后续EXP-C04排查确认：Q3把归档局部改进合同的运输23架次和68.9999kWh误当作统一成果门槛，候选池也缺少部分合法组批，可行性构造未充分建立。因此v3保留为受限目标搜索的真实失败记录，已经撤回作为正式算法优劣对照的适用性，不能用“全失败”证明传统方法较差。</w:t>
+      </w:r>
+    </w:p>
+    <w:p>
+      <w:pPr>
+        <w:pStyle w:val="Heading2"/>
+      </w:pPr>
+      <w:r>
+        <w:t>25.2 可支持和不能支持的结论</w:t>
+      </w:r>
+    </w:p>
+    <w:p>
+      <w:r>
+        <w:rPr>
+          <w:b w:val="0"/>
+        </w:rPr>
+        <w:t>这些记录可用于说明已开展传统方法对照、约束口径核对、失败保留及原因排查，不意味着已得到可用于优越性主张的正式对照结果。最新有效性状态见evidence/contest-baselines-v3/COMPARISON_STATUS.json与对应全失败原因排查。论文方法本轮未重跑，候选空间和历史预算也未匹配，不能将论文历史结果当同预算现跑结果。</w:t>
+      </w:r>
+    </w:p>
+    <w:p>
+      <w:r>
+        <w:rPr>
+          <w:b w:val="0"/>
+        </w:rPr>
+        <w:t>申报引用优先保留完整协议、数据/候选指纹、全部成功与失败分母以及时间上限。v1、v2、v3并非只改变一个参数，不能将跨版本差异作为严格单因素消融；单原题、单随机种子也没有显著性或泛化依据。后续正式证明学习辅助收益，仍需针对EOH建立独立训练/测试分割、多种子、同条件基线和消融。</w:t>
+      </w:r>
+    </w:p>
+    <w:p>
+      <w:pPr>
+        <w:pStyle w:val="Heading2"/>
+      </w:pPr>
+      <w:r>
+        <w:t>25.3 当前进行中与后续补充</w:t>
+      </w:r>
+    </w:p>
+    <w:p>
+      <w:r>
+        <w:rPr>
+          <w:b w:val="0"/>
+        </w:rPr>
+        <w:t>更新本文时EXP-C05仍在进行，入口为evidence/contest-baselines-v4/plan.json及preparation目录。修订协议保留Q2≤6000秒、Q3≤5939.9秒的共同返航时域，取消按论文结果设置的能耗和架次成果门槛，先构造独立公共候选和完整核验的初解，再进行四种方法、两题、每配置600秒的能耗对照。必须披露共享预处理成本；准备或初解门槛未通过时不能把整组实验标为完成。</w:t>
+      </w:r>
+    </w:p>
+    <w:p>
+      <w:r>
+        <w:rPr>
+          <w:b w:val="0"/>
+        </w:rPr>
+        <w:t>本节只登记进度与协议，不提前填写尚未完成的结果，也不在本轮打包任务中重新启动正在进行的实验。后续产出正式结果后，按最终核验和比较适用性更新本节、报告索引与任务板，同时重新生成Word。EOH的LLM进化、独立留出、多种子和消融另属待验证研究；当前本地规则接入测试不能替代这些实验。</w:t>
       </w:r>
     </w:p>
     <w:sectPr>

--- a/docs/current-project/援航项目实际实现与协作对接总文档.docx
+++ b/docs/current-project/援航项目实际实现与协作对接总文档.docx
@@ -15,7 +15,7 @@
         <w:rPr>
           <w:b w:val="0"/>
         </w:rPr>
-        <w:t>版本：1.2　更新日期：2026年10月19日　产品阶段：V4完整参考交付与离线策略增强</w:t>
+        <w:t>版本：1.3　更新日期：2026年10月19日　产品阶段：V4完整参考交付与600秒独立基线实验</w:t>
       </w:r>
     </w:p>
     <w:p>
@@ -12207,6 +12207,22 @@
     </w:p>
     <w:p>
       <w:pPr>
+        <w:pStyle w:val="Heading2"/>
+      </w:pPr>
+      <w:r>
+        <w:t>18.5 已有对比实验数据入口</w:t>
+      </w:r>
+    </w:p>
+    <w:p>
+      <w:r>
+        <w:rPr>
+          <w:b w:val="0"/>
+        </w:rPr>
+        <w:t>第25章现有16套600秒独立方案的四组完整表格、搜索耗时、SOC/通信核验与历史取舍，可直接作为研究基础及PPT数据来源。本轮CP-SAT的Q2时间5912.004秒、Q2节能66.124664kWh、Q3时间5770.677秒、Q3节能69.412316kWh分别为本批四种新跑方法的最低主目标观测。这不是多种子或同预算论文复现，也不是EOH收益证明；引用数字时必须携带对应场景、目标、返航时域及第25章限定。</w:t>
+      </w:r>
+    </w:p>
+    <w:p>
+      <w:pPr>
         <w:pStyle w:val="Heading1"/>
       </w:pPr>
       <w:r>
@@ -14035,7 +14051,7 @@
           <w:rFonts w:ascii="Arial" w:hAnsi="Arial" w:eastAsia="微软雅黑"/>
           <w:sz w:val="21"/>
         </w:rPr>
-        <w:t>原题传统方法补充实验见第25章；它与在线引擎不同，论文历史值、无上限实验和有返航上限实验不能混排。</w:t>
+        <w:t>原题对比实验只按第25章最新最终批次呈现：v6/monitored_600s_r2_seed42，16套完整方案。</w:t>
       </w:r>
     </w:p>
     <w:p>
@@ -14047,7 +14063,7 @@
           <w:rFonts w:ascii="Arial" w:hAnsi="Arial" w:eastAsia="微软雅黑"/>
           <w:sz w:val="21"/>
         </w:rPr>
-        <w:t>后续写本子必须区分现有基础、当前实现、已运行实验与拟研究，UNKNOWN或限时未得解不能写成不可行证明。</w:t>
+        <w:t>写本子/PPT先读实验协议、四组结果及校验，精确值和来源见第25.14节，不增加早期试验过程。</w:t>
       </w:r>
     </w:p>
     <w:p>
@@ -14059,7 +14075,7 @@
           <w:rFonts w:ascii="Arial" w:hAnsi="Arial" w:eastAsia="微软雅黑"/>
           <w:sz w:val="21"/>
         </w:rPr>
-        <w:t>先核对任务板与最新实验协议、复核状态。进行中的实验不重复启动、不改写输出；</w:t>
+        <w:t>固定seed=42，每配置600秒，无外部/公共初解；论文仅历史参考，CP最优证明限于有限候选模型。</w:t>
       </w:r>
     </w:p>
     <w:p>
@@ -14071,7 +14087,7 @@
           <w:rFonts w:ascii="Arial" w:hAnsi="Arial" w:eastAsia="微软雅黑"/>
           <w:sz w:val="21"/>
         </w:rPr>
-        <w:t>未通过最终复核前不引用临时数字，已撤回的比较结论不能继续用于性能宣传。</w:t>
+        <w:t>本批是传统方法对比，EOH训练与多种子验证属于后续研究。</w:t>
       </w:r>
     </w:p>
     <w:p>
@@ -15668,7 +15684,7 @@
         <w:pStyle w:val="Heading2"/>
       </w:pPr>
       <w:r>
-        <w:t>25.1 三批补充实验</w:t>
+        <w:t>25.1 当前有效实验和主要发现</w:t>
       </w:r>
     </w:p>
     <w:p>
@@ -15676,7 +15692,7 @@
         <w:rPr>
           <w:b w:val="0"/>
         </w:rPr>
-        <w:t>本机另有EXP-C01至EXP-C03的独立研究补充，脚本在scripts/contest_baselines/，报告在docs/current-project/contest-baselines-v1、v2、v3，原始记录在同名evidence目录。这些材料留在仓库研究目录，不进入对外演示包；它们不修改V4在线业务求解器，也不是EOH训练或双引擎性能实验。</w:t>
+        <w:t>截至2026年10月19日晚，最新完整批次为contest-baselines-v6/monitored_600s_r2_seed42，已经完成Q2运输和Q3运输与通信协同、时间与能耗两个目标、四种方法的16次独立搜索。每次名义预算600秒，随机种子42，16套最终方案均通过独立检查。本章完整保留方案质量、首次可行解与最终保留方案的发现时间、实际运行记录时长、能耗分项及校验数据，可直接为申报书和PPT提供带来源的实验素材。</w:t>
       </w:r>
     </w:p>
     <w:p>
@@ -15684,15 +15700,7 @@
         <w:rPr>
           <w:b w:val="0"/>
         </w:rPr>
-        <w:t>v1为180秒单种子传统方法对照；v2修复贪心构造并使用共同初解，16配置各运行600秒，保存同次搜索180与600秒的32个检查点。v2能耗组没有全部返航上限，不能与论文的短时域节能方案直接排名。Q2专项复查表明较低能耗解满足期望延期和硬截止，但缺少的比较条件是全部返航上限。</w:t>
-      </w:r>
-    </w:p>
-    <w:p>
-      <w:r>
-        <w:rPr>
-          <w:b w:val="0"/>
-        </w:rPr>
-        <w:t>v3曾针对8个能耗配置重设上限，在单种子、850路线/21驻点和600秒预算内均未保留通过全部额外上限的方案。后续EXP-C04排查确认：Q3把归档局部改进合同的运输23架次和68.9999kWh误当作统一成果门槛，候选池也缺少部分合法组批，可行性构造未充分建立。因此v3保留为受限目标搜索的真实失败记录，已经撤回作为正式算法优劣对照的适用性，不能用“全失败”证明传统方法较差。</w:t>
+        <w:t>CP-SAT在本批四个小组中分别得到四种新跑方法里最好的主目标数值；这只描述本题、此种子和此预算下的观测结果。相对于论文历史方案，它并非所有指标都占优：Q3时间组快约12.55秒，但多耗约1.283kWh；论文历史方案在其余三个小组的对应主目标上仍更好。论文未按本轮协议重跑，不能据此宣布同预算下论文方法优于或劣于这些方法。该批实验也没有运行EOH、LLM进化或在线双引擎对照。</w:t>
       </w:r>
     </w:p>
     <w:p>
@@ -15700,7 +15708,7 @@
         <w:pStyle w:val="Heading2"/>
       </w:pPr>
       <w:r>
-        <w:t>25.2 可支持和不能支持的结论</w:t>
+        <w:t>25.2 数据 预算与实验协议</w:t>
       </w:r>
     </w:p>
     <w:p>
@@ -15708,7 +15716,7 @@
         <w:rPr>
           <w:b w:val="0"/>
         </w:rPr>
-        <w:t>这些记录可用于说明已开展传统方法对照、约束口径核对、失败保留及原因排查，不意味着已得到可用于优越性主张的正式对照结果。最新有效性状态见evidence/contest-baselines-v3/COMPARISON_STATUS.json与对应全失败原因排查。论文方法本轮未重跑，候选空间和历史预算也未匹配，不能将论文历史结果当同预算现跑结果。</w:t>
+        <w:t>原题使用15个需求点、80箱物资，总质量758kg、总体积2011L；保留三型8架运输无人机、14块运输电池，以及Q3的2架中继机、6套中继能源组件。Q2仅排运输；Q3还须安排中继，且从连续时间重建通信保障。共同条件包括完整逐箱交付、整站零期望延期、硬截止、载重容积、地形升降能源、兼容机体与电池周转及最低返航SOC。零期望延期、硬截止和全部返航时域是不同约束，不能相互代替。</w:t>
       </w:r>
     </w:p>
     <w:p>
@@ -15716,7 +15724,31 @@
         <w:rPr>
           <w:b w:val="0"/>
         </w:rPr>
-        <w:t>申报引用优先保留完整协议、数据/候选指纹、全部成功与失败分母以及时间上限。v1、v2、v3并非只改变一个参数，不能将跨版本差异作为严格单因素消融；单原题、单随机种子也没有显著性或泛化依据。后续正式证明学习辅助收益，仍需针对EOH建立独立训练/测试分割、多种子、同条件基线和消融。</w:t>
+        <w:t>时间组按完成时间优先搜索，不额外强加6000秒或5939.9秒返航上限；能耗组在Q2全部返航不超过6000秒、Q3运输与中继全部返航不超过5939.9秒的条件下优先降低总能耗。所有组都不设置按论文成果反推的总能耗或架次数门槛，架次数由实际方案决定。它们是独立运行，不能把一个目标实验的最好方案补进另一个目标实验。</w:t>
+      </w:r>
+    </w:p>
+    <w:p>
+      <w:r>
+        <w:rPr>
+          <w:b w:val="0"/>
+        </w:rPr>
+        <w:t>每配置从自己的初解构造开始，外部可行初解、公共可行初解、论文解和预热解均未导入。各配置使用相同的物理输入及公共有限候选资料；共用的是数据和候选，不是现成方案。输入与候选的读取、既有候选生成成本不计入600秒，初解构造、模型建立、排程解码和搜索改进在预算内，父进程的最终独立核验在预算外。因此600秒不是从原始Excel/DEM到最终报告的端到端耗时。</w:t>
+      </w:r>
+    </w:p>
+    <w:p>
+      <w:r>
+        <w:rPr>
+          <w:b w:val="0"/>
+        </w:rPr>
+        <w:t>协议最多同时运行16个配置，每个CP求解使用1个worker；保存同次搜索30、60、180、600秒检查点。整批墙钟742.146秒，各配置search_wall_s合计9111.027秒；这些分别是并发实验总历时和累计记录时长，不能互换，也不能按独占CPU的速度基准解释。协议没有保存足够的CPU型号、内存和负载快照，不补造硬件性能结论。</w:t>
+      </w:r>
+    </w:p>
+    <w:p>
+      <w:r>
+        <w:rPr>
+          <w:b w:val="0"/>
+        </w:rPr>
+        <w:t>本批开始于北京时间2026年10月19日22时04分40秒，结束于22时17分02秒。completion.json记录16/16最终可行、未发生程序失败或输入/代码指纹变化。原始CSV有64行，对应16次搜索各4个检查点，不是64次独立实验。</w:t>
       </w:r>
     </w:p>
     <w:p>
@@ -15724,7 +15756,7 @@
         <w:pStyle w:val="Heading2"/>
       </w:pPr>
       <w:r>
-        <w:t>25.3 当前进行中与后续补充</w:t>
+        <w:t>25.3 四种方法的实际实现</w:t>
       </w:r>
     </w:p>
     <w:p>
@@ -15732,7 +15764,7 @@
         <w:rPr>
           <w:b w:val="0"/>
         </w:rPr>
-        <w:t>更新本文时EXP-C05仍在进行，入口为evidence/contest-baselines-v4/plan.json及preparation目录。修订协议保留Q2≤6000秒、Q3≤5939.9秒的共同返航时域，取消按论文结果设置的能耗和架次成果门槛，先构造独立公共候选和完整核验的初解，再进行四种方法、两题、每配置600秒的能耗对照。必须披露共享预处理成本；准备或初解门槛未通过时不能把整组实验标为完成。</w:t>
+        <w:t>Greedy是问题适配的多起点贪心，按可行箱件组批、截止和资源条件构造并继续尝试；不是一次排序后立即结束的教材单遍贪心。ACO先在自己的预算内构造首解，再按路线信息素和随机选择搜索；信息素在本次运行内部更新。ALNS从自己的首解出发，按随机、能耗较高和空间相关等策略移除部分路线，再修复、按收益更新算子权重。</w:t>
       </w:r>
     </w:p>
     <w:p>
@@ -15740,7 +15772,8692 @@
         <w:rPr>
           <w:b w:val="0"/>
         </w:rPr>
-        <w:t>本节只登记进度与协议，不提前填写尚未完成的结果，也不在本轮打包任务中重新启动正在进行的实验。后续产出正式结果后，按最终核验和比较适用性更新本节、报告索引与任务板，同时重新生成Word。EOH的LLM进化、独立留出、多种子和消融另属待验证研究；当前本地规则接入测试不能替代这些实验。</w:t>
+        <w:t>三种启发式均结合原题适配的覆盖与资源排程。Q3还使用候选中继服务模板和CP约束排程，因此不能将它们称为完全不含约束规划的纯Greedy、纯ACO或纯ALNS。Q3能耗ACO在预算内触发独立CP首解恢复，保留或逐步放宽自身提出的路线分组约束，得到首解后继续蚁群搜索；这不是导入外部或公共初解，混合机制必须与结果一起披露。</w:t>
+      </w:r>
+    </w:p>
+    <w:p>
+      <w:r>
+        <w:rPr>
+          <w:b w:val="0"/>
+        </w:rPr>
+        <w:t>CP-SAT使用有限路线及中继候选建立约束模型，安排逐箱覆盖、机体与电池、地面周转及通信服务时间。Q2使用路线池模型；Q3先独立建立自己的可行模板解，再对自己的当前解进行联合改进。模型采用0.1秒保守资源时间包络，报告中的完成时间和能耗使用独立检查器重建的连续值，不使用取整模型目标替代。Q2节能的272路线有限模型，能源和次级完成时间两阶段均记录OPTIMAL；这不证明任意路线、任意连续飞行方案的原问题全局最优。</w:t>
+      </w:r>
+    </w:p>
+    <w:p>
+      <w:pPr>
+        <w:pStyle w:val="Heading2"/>
+      </w:pPr>
+      <w:r>
+        <w:t>25.4 指标定义和读表约定</w:t>
+      </w:r>
+    </w:p>
+    <w:p>
+      <w:r>
+        <w:rPr>
+          <w:b w:val="0"/>
+        </w:rPr>
+        <w:t>完成时间是运输与中继全部返航的最晚时刻，Q2没有中继。总能耗为任务模型中的运输能源与中继能源之和，不包含没有建模的场地用电。运输与中继架次分别计数，同一机体可承担多个架次，23＋3不表示使用26架无人机。首解耗时是本次搜索首次发现可行方案的时刻；最终方案发现是最终保留方案在搜索中被发现的时刻，两者都不是完整运行结束时间。</w:t>
+      </w:r>
+    </w:p>
+    <w:p>
+      <w:r>
+        <w:rPr>
+          <w:b w:val="0"/>
+        </w:rPr>
+        <w:t>下表完成时间保留3位小数，能耗6位，发现时刻2位；计算与比较使用原始浮点值。论文历史记录没有本轮搜索耗时，Q3也没有汇总可引用的运输/中继能耗分项，统一用“—”，不反推补填。各能耗分项独立四舍五入，末位可能出现舍入差。</w:t>
+      </w:r>
+    </w:p>
+    <w:p>
+      <w:pPr>
+        <w:pStyle w:val="Heading2"/>
+      </w:pPr>
+      <w:r>
+        <w:t>25.5 Q2以完成时间最短为目标</w:t>
+      </w:r>
+    </w:p>
+    <w:p>
+      <w:r>
+        <w:rPr>
+          <w:b w:val="0"/>
+        </w:rPr>
+        <w:t>本组仅运输，总能耗全部来自运输。本组没有另设能耗组的全部返航上限，仍须满足各项交付与安全约束。</w:t>
+      </w:r>
+    </w:p>
+    <w:tbl>
+      <w:tblPr>
+        <w:tblStyle w:val="TableGrid"/>
+        <w:tblW w:type="auto" w:w="0"/>
+        <w:jc w:val="center"/>
+        <w:tblLayout w:type="fixed"/>
+        <w:tblLook w:firstColumn="1" w:firstRow="1" w:lastColumn="0" w:lastRow="0" w:noHBand="0" w:noVBand="1" w:val="04A0"/>
+      </w:tblPr>
+      <w:tblGrid>
+        <w:gridCol w:w="1843"/>
+        <w:gridCol w:w="1656"/>
+        <w:gridCol w:w="1800"/>
+        <w:gridCol w:w="1224"/>
+        <w:gridCol w:w="1512"/>
+        <w:gridCol w:w="1958"/>
+      </w:tblGrid>
+      <w:tr>
+        <w:trPr>
+          <w:tblHeader/>
+          <w:cantSplit/>
+        </w:trPr>
+        <w:tc>
+          <w:tcPr>
+            <w:tcW w:type="dxa" w:w="1843"/>
+            <w:vAlign w:val="center"/>
+            <w:shd w:fill="EAF0F0"/>
+          </w:tcPr>
+          <w:p>
+            <w:pPr>
+              <w:keepNext/>
+              <w:spacing w:before="60" w:after="60" w:line="259" w:lineRule="auto"/>
+            </w:pPr>
+            <w:r>
+              <w:rPr>
+                <w:b/>
+                <w:sz w:val="20"/>
+              </w:rPr>
+              <w:t>方法</w:t>
+            </w:r>
+          </w:p>
+        </w:tc>
+        <w:tc>
+          <w:tcPr>
+            <w:tcW w:type="dxa" w:w="1656"/>
+            <w:vAlign w:val="center"/>
+            <w:shd w:fill="EAF0F0"/>
+          </w:tcPr>
+          <w:p>
+            <w:pPr>
+              <w:keepNext/>
+              <w:spacing w:before="60" w:after="60" w:line="259" w:lineRule="auto"/>
+            </w:pPr>
+            <w:r>
+              <w:rPr>
+                <w:b/>
+                <w:sz w:val="20"/>
+              </w:rPr>
+              <w:t>完成时间 s</w:t>
+            </w:r>
+          </w:p>
+        </w:tc>
+        <w:tc>
+          <w:tcPr>
+            <w:tcW w:type="dxa" w:w="1800"/>
+            <w:vAlign w:val="center"/>
+            <w:shd w:fill="EAF0F0"/>
+          </w:tcPr>
+          <w:p>
+            <w:pPr>
+              <w:keepNext/>
+              <w:spacing w:before="60" w:after="60" w:line="259" w:lineRule="auto"/>
+            </w:pPr>
+            <w:r>
+              <w:rPr>
+                <w:b/>
+                <w:sz w:val="20"/>
+              </w:rPr>
+              <w:t>总能耗 kWh</w:t>
+            </w:r>
+          </w:p>
+        </w:tc>
+        <w:tc>
+          <w:tcPr>
+            <w:tcW w:type="dxa" w:w="1224"/>
+            <w:vAlign w:val="center"/>
+            <w:shd w:fill="EAF0F0"/>
+          </w:tcPr>
+          <w:p>
+            <w:pPr>
+              <w:keepNext/>
+              <w:spacing w:before="60" w:after="60" w:line="259" w:lineRule="auto"/>
+            </w:pPr>
+            <w:r>
+              <w:rPr>
+                <w:b/>
+                <w:sz w:val="20"/>
+              </w:rPr>
+              <w:t>运输架次</w:t>
+            </w:r>
+          </w:p>
+        </w:tc>
+        <w:tc>
+          <w:tcPr>
+            <w:tcW w:type="dxa" w:w="1512"/>
+            <w:vAlign w:val="center"/>
+            <w:shd w:fill="EAF0F0"/>
+          </w:tcPr>
+          <w:p>
+            <w:pPr>
+              <w:keepNext/>
+              <w:spacing w:before="60" w:after="60" w:line="259" w:lineRule="auto"/>
+            </w:pPr>
+            <w:r>
+              <w:rPr>
+                <w:b/>
+                <w:sz w:val="20"/>
+              </w:rPr>
+              <w:t>首解 s</w:t>
+            </w:r>
+          </w:p>
+        </w:tc>
+        <w:tc>
+          <w:tcPr>
+            <w:tcW w:type="dxa" w:w="1958"/>
+            <w:vAlign w:val="center"/>
+            <w:shd w:fill="EAF0F0"/>
+          </w:tcPr>
+          <w:p>
+            <w:pPr>
+              <w:keepNext/>
+              <w:spacing w:before="60" w:after="60" w:line="259" w:lineRule="auto"/>
+            </w:pPr>
+            <w:r>
+              <w:rPr>
+                <w:b/>
+                <w:sz w:val="20"/>
+              </w:rPr>
+              <w:t>最终发现 s</w:t>
+            </w:r>
+          </w:p>
+        </w:tc>
+      </w:tr>
+      <w:tr>
+        <w:trPr>
+          <w:cantSplit/>
+        </w:trPr>
+        <w:tc>
+          <w:tcPr>
+            <w:tcW w:type="dxa" w:w="1843"/>
+            <w:vAlign w:val="center"/>
+          </w:tcPr>
+          <w:p>
+            <w:pPr>
+              <w:spacing w:before="60" w:after="60" w:line="259" w:lineRule="auto"/>
+            </w:pPr>
+            <w:r>
+              <w:rPr>
+                <w:b w:val="0"/>
+                <w:sz w:val="20"/>
+              </w:rPr>
+              <w:t>Greedy 贪心</w:t>
+            </w:r>
+          </w:p>
+        </w:tc>
+        <w:tc>
+          <w:tcPr>
+            <w:tcW w:type="dxa" w:w="1656"/>
+            <w:vAlign w:val="center"/>
+          </w:tcPr>
+          <w:p>
+            <w:pPr>
+              <w:spacing w:before="60" w:after="60" w:line="259" w:lineRule="auto"/>
+            </w:pPr>
+            <w:r>
+              <w:rPr>
+                <w:b w:val="0"/>
+                <w:sz w:val="20"/>
+              </w:rPr>
+              <w:t>6881.327</w:t>
+            </w:r>
+          </w:p>
+        </w:tc>
+        <w:tc>
+          <w:tcPr>
+            <w:tcW w:type="dxa" w:w="1800"/>
+            <w:vAlign w:val="center"/>
+          </w:tcPr>
+          <w:p>
+            <w:pPr>
+              <w:spacing w:before="60" w:after="60" w:line="259" w:lineRule="auto"/>
+            </w:pPr>
+            <w:r>
+              <w:rPr>
+                <w:b w:val="0"/>
+                <w:sz w:val="20"/>
+              </w:rPr>
+              <w:t>67.266389</w:t>
+            </w:r>
+          </w:p>
+        </w:tc>
+        <w:tc>
+          <w:tcPr>
+            <w:tcW w:type="dxa" w:w="1224"/>
+            <w:vAlign w:val="center"/>
+          </w:tcPr>
+          <w:p>
+            <w:pPr>
+              <w:spacing w:before="60" w:after="60" w:line="259" w:lineRule="auto"/>
+            </w:pPr>
+            <w:r>
+              <w:rPr>
+                <w:b w:val="0"/>
+                <w:sz w:val="20"/>
+              </w:rPr>
+              <w:t>23</w:t>
+            </w:r>
+          </w:p>
+        </w:tc>
+        <w:tc>
+          <w:tcPr>
+            <w:tcW w:type="dxa" w:w="1512"/>
+            <w:vAlign w:val="center"/>
+          </w:tcPr>
+          <w:p>
+            <w:pPr>
+              <w:spacing w:before="60" w:after="60" w:line="259" w:lineRule="auto"/>
+            </w:pPr>
+            <w:r>
+              <w:rPr>
+                <w:b w:val="0"/>
+                <w:sz w:val="20"/>
+              </w:rPr>
+              <w:t>1.59</w:t>
+            </w:r>
+          </w:p>
+        </w:tc>
+        <w:tc>
+          <w:tcPr>
+            <w:tcW w:type="dxa" w:w="1958"/>
+            <w:vAlign w:val="center"/>
+          </w:tcPr>
+          <w:p>
+            <w:pPr>
+              <w:spacing w:before="60" w:after="60" w:line="259" w:lineRule="auto"/>
+            </w:pPr>
+            <w:r>
+              <w:rPr>
+                <w:b w:val="0"/>
+                <w:sz w:val="20"/>
+              </w:rPr>
+              <w:t>194.27</w:t>
+            </w:r>
+          </w:p>
+        </w:tc>
+      </w:tr>
+      <w:tr>
+        <w:trPr>
+          <w:cantSplit/>
+        </w:trPr>
+        <w:tc>
+          <w:tcPr>
+            <w:tcW w:type="dxa" w:w="1843"/>
+            <w:vAlign w:val="center"/>
+          </w:tcPr>
+          <w:p>
+            <w:pPr>
+              <w:spacing w:before="60" w:after="60" w:line="259" w:lineRule="auto"/>
+            </w:pPr>
+            <w:r>
+              <w:rPr>
+                <w:b w:val="0"/>
+                <w:sz w:val="20"/>
+              </w:rPr>
+              <w:t>ACO 蚁群</w:t>
+            </w:r>
+          </w:p>
+        </w:tc>
+        <w:tc>
+          <w:tcPr>
+            <w:tcW w:type="dxa" w:w="1656"/>
+            <w:vAlign w:val="center"/>
+          </w:tcPr>
+          <w:p>
+            <w:pPr>
+              <w:spacing w:before="60" w:after="60" w:line="259" w:lineRule="auto"/>
+            </w:pPr>
+            <w:r>
+              <w:rPr>
+                <w:b w:val="0"/>
+                <w:sz w:val="20"/>
+              </w:rPr>
+              <w:t>6744.619</w:t>
+            </w:r>
+          </w:p>
+        </w:tc>
+        <w:tc>
+          <w:tcPr>
+            <w:tcW w:type="dxa" w:w="1800"/>
+            <w:vAlign w:val="center"/>
+          </w:tcPr>
+          <w:p>
+            <w:pPr>
+              <w:spacing w:before="60" w:after="60" w:line="259" w:lineRule="auto"/>
+            </w:pPr>
+            <w:r>
+              <w:rPr>
+                <w:b w:val="0"/>
+                <w:sz w:val="20"/>
+              </w:rPr>
+              <w:t>65.762730</w:t>
+            </w:r>
+          </w:p>
+        </w:tc>
+        <w:tc>
+          <w:tcPr>
+            <w:tcW w:type="dxa" w:w="1224"/>
+            <w:vAlign w:val="center"/>
+          </w:tcPr>
+          <w:p>
+            <w:pPr>
+              <w:spacing w:before="60" w:after="60" w:line="259" w:lineRule="auto"/>
+            </w:pPr>
+            <w:r>
+              <w:rPr>
+                <w:b w:val="0"/>
+                <w:sz w:val="20"/>
+              </w:rPr>
+              <w:t>23</w:t>
+            </w:r>
+          </w:p>
+        </w:tc>
+        <w:tc>
+          <w:tcPr>
+            <w:tcW w:type="dxa" w:w="1512"/>
+            <w:vAlign w:val="center"/>
+          </w:tcPr>
+          <w:p>
+            <w:pPr>
+              <w:spacing w:before="60" w:after="60" w:line="259" w:lineRule="auto"/>
+            </w:pPr>
+            <w:r>
+              <w:rPr>
+                <w:b w:val="0"/>
+                <w:sz w:val="20"/>
+              </w:rPr>
+              <w:t>1.53</w:t>
+            </w:r>
+          </w:p>
+        </w:tc>
+        <w:tc>
+          <w:tcPr>
+            <w:tcW w:type="dxa" w:w="1958"/>
+            <w:vAlign w:val="center"/>
+          </w:tcPr>
+          <w:p>
+            <w:pPr>
+              <w:spacing w:before="60" w:after="60" w:line="259" w:lineRule="auto"/>
+            </w:pPr>
+            <w:r>
+              <w:rPr>
+                <w:b w:val="0"/>
+                <w:sz w:val="20"/>
+              </w:rPr>
+              <w:t>3.74</w:t>
+            </w:r>
+          </w:p>
+        </w:tc>
+      </w:tr>
+      <w:tr>
+        <w:trPr>
+          <w:cantSplit/>
+        </w:trPr>
+        <w:tc>
+          <w:tcPr>
+            <w:tcW w:type="dxa" w:w="1843"/>
+            <w:vAlign w:val="center"/>
+          </w:tcPr>
+          <w:p>
+            <w:pPr>
+              <w:spacing w:before="60" w:after="60" w:line="259" w:lineRule="auto"/>
+            </w:pPr>
+            <w:r>
+              <w:rPr>
+                <w:b w:val="0"/>
+                <w:sz w:val="20"/>
+              </w:rPr>
+              <w:t>ALNS</w:t>
+            </w:r>
+          </w:p>
+        </w:tc>
+        <w:tc>
+          <w:tcPr>
+            <w:tcW w:type="dxa" w:w="1656"/>
+            <w:vAlign w:val="center"/>
+          </w:tcPr>
+          <w:p>
+            <w:pPr>
+              <w:spacing w:before="60" w:after="60" w:line="259" w:lineRule="auto"/>
+            </w:pPr>
+            <w:r>
+              <w:rPr>
+                <w:b w:val="0"/>
+                <w:sz w:val="20"/>
+              </w:rPr>
+              <w:t>6217.426</w:t>
+            </w:r>
+          </w:p>
+        </w:tc>
+        <w:tc>
+          <w:tcPr>
+            <w:tcW w:type="dxa" w:w="1800"/>
+            <w:vAlign w:val="center"/>
+          </w:tcPr>
+          <w:p>
+            <w:pPr>
+              <w:spacing w:before="60" w:after="60" w:line="259" w:lineRule="auto"/>
+            </w:pPr>
+            <w:r>
+              <w:rPr>
+                <w:b w:val="0"/>
+                <w:sz w:val="20"/>
+              </w:rPr>
+              <w:t>66.650023</w:t>
+            </w:r>
+          </w:p>
+        </w:tc>
+        <w:tc>
+          <w:tcPr>
+            <w:tcW w:type="dxa" w:w="1224"/>
+            <w:vAlign w:val="center"/>
+          </w:tcPr>
+          <w:p>
+            <w:pPr>
+              <w:spacing w:before="60" w:after="60" w:line="259" w:lineRule="auto"/>
+            </w:pPr>
+            <w:r>
+              <w:rPr>
+                <w:b w:val="0"/>
+                <w:sz w:val="20"/>
+              </w:rPr>
+              <w:t>25</w:t>
+            </w:r>
+          </w:p>
+        </w:tc>
+        <w:tc>
+          <w:tcPr>
+            <w:tcW w:type="dxa" w:w="1512"/>
+            <w:vAlign w:val="center"/>
+          </w:tcPr>
+          <w:p>
+            <w:pPr>
+              <w:spacing w:before="60" w:after="60" w:line="259" w:lineRule="auto"/>
+            </w:pPr>
+            <w:r>
+              <w:rPr>
+                <w:b w:val="0"/>
+                <w:sz w:val="20"/>
+              </w:rPr>
+              <w:t>1.63</w:t>
+            </w:r>
+          </w:p>
+        </w:tc>
+        <w:tc>
+          <w:tcPr>
+            <w:tcW w:type="dxa" w:w="1958"/>
+            <w:vAlign w:val="center"/>
+          </w:tcPr>
+          <w:p>
+            <w:pPr>
+              <w:spacing w:before="60" w:after="60" w:line="259" w:lineRule="auto"/>
+            </w:pPr>
+            <w:r>
+              <w:rPr>
+                <w:b w:val="0"/>
+                <w:sz w:val="20"/>
+              </w:rPr>
+              <w:t>252.61</w:t>
+            </w:r>
+          </w:p>
+        </w:tc>
+      </w:tr>
+      <w:tr>
+        <w:trPr>
+          <w:cantSplit/>
+        </w:trPr>
+        <w:tc>
+          <w:tcPr>
+            <w:tcW w:type="dxa" w:w="1843"/>
+            <w:vAlign w:val="center"/>
+          </w:tcPr>
+          <w:p>
+            <w:pPr>
+              <w:spacing w:before="60" w:after="60" w:line="259" w:lineRule="auto"/>
+            </w:pPr>
+            <w:r>
+              <w:rPr>
+                <w:b w:val="0"/>
+                <w:sz w:val="20"/>
+              </w:rPr>
+              <w:t>CP-SAT</w:t>
+            </w:r>
+          </w:p>
+        </w:tc>
+        <w:tc>
+          <w:tcPr>
+            <w:tcW w:type="dxa" w:w="1656"/>
+            <w:vAlign w:val="center"/>
+          </w:tcPr>
+          <w:p>
+            <w:pPr>
+              <w:spacing w:before="60" w:after="60" w:line="259" w:lineRule="auto"/>
+            </w:pPr>
+            <w:r>
+              <w:rPr>
+                <w:b w:val="0"/>
+                <w:sz w:val="20"/>
+              </w:rPr>
+              <w:t>5912.004</w:t>
+            </w:r>
+          </w:p>
+        </w:tc>
+        <w:tc>
+          <w:tcPr>
+            <w:tcW w:type="dxa" w:w="1800"/>
+            <w:vAlign w:val="center"/>
+          </w:tcPr>
+          <w:p>
+            <w:pPr>
+              <w:spacing w:before="60" w:after="60" w:line="259" w:lineRule="auto"/>
+            </w:pPr>
+            <w:r>
+              <w:rPr>
+                <w:b w:val="0"/>
+                <w:sz w:val="20"/>
+              </w:rPr>
+              <w:t>67.252002</w:t>
+            </w:r>
+          </w:p>
+        </w:tc>
+        <w:tc>
+          <w:tcPr>
+            <w:tcW w:type="dxa" w:w="1224"/>
+            <w:vAlign w:val="center"/>
+          </w:tcPr>
+          <w:p>
+            <w:pPr>
+              <w:spacing w:before="60" w:after="60" w:line="259" w:lineRule="auto"/>
+            </w:pPr>
+            <w:r>
+              <w:rPr>
+                <w:b w:val="0"/>
+                <w:sz w:val="20"/>
+              </w:rPr>
+              <w:t>23</w:t>
+            </w:r>
+          </w:p>
+        </w:tc>
+        <w:tc>
+          <w:tcPr>
+            <w:tcW w:type="dxa" w:w="1512"/>
+            <w:vAlign w:val="center"/>
+          </w:tcPr>
+          <w:p>
+            <w:pPr>
+              <w:spacing w:before="60" w:after="60" w:line="259" w:lineRule="auto"/>
+            </w:pPr>
+            <w:r>
+              <w:rPr>
+                <w:b w:val="0"/>
+                <w:sz w:val="20"/>
+              </w:rPr>
+              <w:t>4.15</w:t>
+            </w:r>
+          </w:p>
+        </w:tc>
+        <w:tc>
+          <w:tcPr>
+            <w:tcW w:type="dxa" w:w="1958"/>
+            <w:vAlign w:val="center"/>
+          </w:tcPr>
+          <w:p>
+            <w:pPr>
+              <w:spacing w:before="60" w:after="60" w:line="259" w:lineRule="auto"/>
+            </w:pPr>
+            <w:r>
+              <w:rPr>
+                <w:b w:val="0"/>
+                <w:sz w:val="20"/>
+              </w:rPr>
+              <w:t>487.55</w:t>
+            </w:r>
+          </w:p>
+        </w:tc>
+      </w:tr>
+      <w:tr>
+        <w:trPr>
+          <w:cantSplit/>
+        </w:trPr>
+        <w:tc>
+          <w:tcPr>
+            <w:tcW w:type="dxa" w:w="1843"/>
+            <w:vAlign w:val="center"/>
+          </w:tcPr>
+          <w:p>
+            <w:pPr>
+              <w:spacing w:before="60" w:after="60" w:line="259" w:lineRule="auto"/>
+            </w:pPr>
+            <w:r>
+              <w:rPr>
+                <w:b w:val="0"/>
+                <w:sz w:val="20"/>
+              </w:rPr>
+              <w:t>论文历史方案</w:t>
+            </w:r>
+          </w:p>
+        </w:tc>
+        <w:tc>
+          <w:tcPr>
+            <w:tcW w:type="dxa" w:w="1656"/>
+            <w:vAlign w:val="center"/>
+          </w:tcPr>
+          <w:p>
+            <w:pPr>
+              <w:spacing w:before="60" w:after="60" w:line="259" w:lineRule="auto"/>
+            </w:pPr>
+            <w:r>
+              <w:rPr>
+                <w:b w:val="0"/>
+                <w:sz w:val="20"/>
+              </w:rPr>
+              <w:t>5693.243</w:t>
+            </w:r>
+          </w:p>
+        </w:tc>
+        <w:tc>
+          <w:tcPr>
+            <w:tcW w:type="dxa" w:w="1800"/>
+            <w:vAlign w:val="center"/>
+          </w:tcPr>
+          <w:p>
+            <w:pPr>
+              <w:spacing w:before="60" w:after="60" w:line="259" w:lineRule="auto"/>
+            </w:pPr>
+            <w:r>
+              <w:rPr>
+                <w:b w:val="0"/>
+                <w:sz w:val="20"/>
+              </w:rPr>
+              <w:t>66.214866</w:t>
+            </w:r>
+          </w:p>
+        </w:tc>
+        <w:tc>
+          <w:tcPr>
+            <w:tcW w:type="dxa" w:w="1224"/>
+            <w:vAlign w:val="center"/>
+          </w:tcPr>
+          <w:p>
+            <w:pPr>
+              <w:spacing w:before="60" w:after="60" w:line="259" w:lineRule="auto"/>
+            </w:pPr>
+            <w:r>
+              <w:rPr>
+                <w:b w:val="0"/>
+                <w:sz w:val="20"/>
+              </w:rPr>
+              <w:t>23</w:t>
+            </w:r>
+          </w:p>
+        </w:tc>
+        <w:tc>
+          <w:tcPr>
+            <w:tcW w:type="dxa" w:w="1512"/>
+            <w:vAlign w:val="center"/>
+          </w:tcPr>
+          <w:p>
+            <w:pPr>
+              <w:spacing w:before="60" w:after="60" w:line="259" w:lineRule="auto"/>
+            </w:pPr>
+            <w:r>
+              <w:rPr>
+                <w:b w:val="0"/>
+                <w:sz w:val="20"/>
+              </w:rPr>
+              <w:t>—</w:t>
+            </w:r>
+          </w:p>
+        </w:tc>
+        <w:tc>
+          <w:tcPr>
+            <w:tcW w:type="dxa" w:w="1958"/>
+            <w:vAlign w:val="center"/>
+          </w:tcPr>
+          <w:p>
+            <w:pPr>
+              <w:spacing w:before="60" w:after="60" w:line="259" w:lineRule="auto"/>
+            </w:pPr>
+            <w:r>
+              <w:rPr>
+                <w:b w:val="0"/>
+                <w:sz w:val="20"/>
+              </w:rPr>
+              <w:t>—</w:t>
+            </w:r>
+          </w:p>
+        </w:tc>
+      </w:tr>
+    </w:tbl>
+    <w:p>
+      <w:pPr>
+        <w:spacing w:after="20"/>
+      </w:pPr>
+    </w:p>
+    <w:p>
+      <w:pPr>
+        <w:pStyle w:val="Heading2"/>
+      </w:pPr>
+      <w:r>
+        <w:t>25.6 Q2以总能耗最低为目标</w:t>
+      </w:r>
+    </w:p>
+    <w:p>
+      <w:r>
+        <w:rPr>
+          <w:b w:val="0"/>
+        </w:rPr>
+        <w:t>本组仅运输，总能耗全部来自运输。共同返航上限为6000秒。</w:t>
+      </w:r>
+    </w:p>
+    <w:tbl>
+      <w:tblPr>
+        <w:tblStyle w:val="TableGrid"/>
+        <w:tblW w:type="auto" w:w="0"/>
+        <w:jc w:val="center"/>
+        <w:tblLayout w:type="fixed"/>
+        <w:tblLook w:firstColumn="1" w:firstRow="1" w:lastColumn="0" w:lastRow="0" w:noHBand="0" w:noVBand="1" w:val="04A0"/>
+      </w:tblPr>
+      <w:tblGrid>
+        <w:gridCol w:w="1843"/>
+        <w:gridCol w:w="1656"/>
+        <w:gridCol w:w="1800"/>
+        <w:gridCol w:w="1224"/>
+        <w:gridCol w:w="1512"/>
+        <w:gridCol w:w="1958"/>
+      </w:tblGrid>
+      <w:tr>
+        <w:trPr>
+          <w:tblHeader/>
+          <w:cantSplit/>
+        </w:trPr>
+        <w:tc>
+          <w:tcPr>
+            <w:tcW w:type="dxa" w:w="1843"/>
+            <w:vAlign w:val="center"/>
+            <w:shd w:fill="EAF0F0"/>
+          </w:tcPr>
+          <w:p>
+            <w:pPr>
+              <w:keepNext/>
+              <w:spacing w:before="60" w:after="60" w:line="259" w:lineRule="auto"/>
+            </w:pPr>
+            <w:r>
+              <w:rPr>
+                <w:b/>
+                <w:sz w:val="20"/>
+              </w:rPr>
+              <w:t>方法</w:t>
+            </w:r>
+          </w:p>
+        </w:tc>
+        <w:tc>
+          <w:tcPr>
+            <w:tcW w:type="dxa" w:w="1656"/>
+            <w:vAlign w:val="center"/>
+            <w:shd w:fill="EAF0F0"/>
+          </w:tcPr>
+          <w:p>
+            <w:pPr>
+              <w:keepNext/>
+              <w:spacing w:before="60" w:after="60" w:line="259" w:lineRule="auto"/>
+            </w:pPr>
+            <w:r>
+              <w:rPr>
+                <w:b/>
+                <w:sz w:val="20"/>
+              </w:rPr>
+              <w:t>完成时间 s</w:t>
+            </w:r>
+          </w:p>
+        </w:tc>
+        <w:tc>
+          <w:tcPr>
+            <w:tcW w:type="dxa" w:w="1800"/>
+            <w:vAlign w:val="center"/>
+            <w:shd w:fill="EAF0F0"/>
+          </w:tcPr>
+          <w:p>
+            <w:pPr>
+              <w:keepNext/>
+              <w:spacing w:before="60" w:after="60" w:line="259" w:lineRule="auto"/>
+            </w:pPr>
+            <w:r>
+              <w:rPr>
+                <w:b/>
+                <w:sz w:val="20"/>
+              </w:rPr>
+              <w:t>总能耗 kWh</w:t>
+            </w:r>
+          </w:p>
+        </w:tc>
+        <w:tc>
+          <w:tcPr>
+            <w:tcW w:type="dxa" w:w="1224"/>
+            <w:vAlign w:val="center"/>
+            <w:shd w:fill="EAF0F0"/>
+          </w:tcPr>
+          <w:p>
+            <w:pPr>
+              <w:keepNext/>
+              <w:spacing w:before="60" w:after="60" w:line="259" w:lineRule="auto"/>
+            </w:pPr>
+            <w:r>
+              <w:rPr>
+                <w:b/>
+                <w:sz w:val="20"/>
+              </w:rPr>
+              <w:t>运输架次</w:t>
+            </w:r>
+          </w:p>
+        </w:tc>
+        <w:tc>
+          <w:tcPr>
+            <w:tcW w:type="dxa" w:w="1512"/>
+            <w:vAlign w:val="center"/>
+            <w:shd w:fill="EAF0F0"/>
+          </w:tcPr>
+          <w:p>
+            <w:pPr>
+              <w:keepNext/>
+              <w:spacing w:before="60" w:after="60" w:line="259" w:lineRule="auto"/>
+            </w:pPr>
+            <w:r>
+              <w:rPr>
+                <w:b/>
+                <w:sz w:val="20"/>
+              </w:rPr>
+              <w:t>首解 s</w:t>
+            </w:r>
+          </w:p>
+        </w:tc>
+        <w:tc>
+          <w:tcPr>
+            <w:tcW w:type="dxa" w:w="1958"/>
+            <w:vAlign w:val="center"/>
+            <w:shd w:fill="EAF0F0"/>
+          </w:tcPr>
+          <w:p>
+            <w:pPr>
+              <w:keepNext/>
+              <w:spacing w:before="60" w:after="60" w:line="259" w:lineRule="auto"/>
+            </w:pPr>
+            <w:r>
+              <w:rPr>
+                <w:b/>
+                <w:sz w:val="20"/>
+              </w:rPr>
+              <w:t>最终发现 s</w:t>
+            </w:r>
+          </w:p>
+        </w:tc>
+      </w:tr>
+      <w:tr>
+        <w:trPr>
+          <w:cantSplit/>
+        </w:trPr>
+        <w:tc>
+          <w:tcPr>
+            <w:tcW w:type="dxa" w:w="1843"/>
+            <w:vAlign w:val="center"/>
+          </w:tcPr>
+          <w:p>
+            <w:pPr>
+              <w:spacing w:before="60" w:after="60" w:line="259" w:lineRule="auto"/>
+            </w:pPr>
+            <w:r>
+              <w:rPr>
+                <w:b w:val="0"/>
+                <w:sz w:val="20"/>
+              </w:rPr>
+              <w:t>Greedy 贪心</w:t>
+            </w:r>
+          </w:p>
+        </w:tc>
+        <w:tc>
+          <w:tcPr>
+            <w:tcW w:type="dxa" w:w="1656"/>
+            <w:vAlign w:val="center"/>
+          </w:tcPr>
+          <w:p>
+            <w:pPr>
+              <w:spacing w:before="60" w:after="60" w:line="259" w:lineRule="auto"/>
+            </w:pPr>
+            <w:r>
+              <w:rPr>
+                <w:b w:val="0"/>
+                <w:sz w:val="20"/>
+              </w:rPr>
+              <w:t>5987.452</w:t>
+            </w:r>
+          </w:p>
+        </w:tc>
+        <w:tc>
+          <w:tcPr>
+            <w:tcW w:type="dxa" w:w="1800"/>
+            <w:vAlign w:val="center"/>
+          </w:tcPr>
+          <w:p>
+            <w:pPr>
+              <w:spacing w:before="60" w:after="60" w:line="259" w:lineRule="auto"/>
+            </w:pPr>
+            <w:r>
+              <w:rPr>
+                <w:b w:val="0"/>
+                <w:sz w:val="20"/>
+              </w:rPr>
+              <w:t>66.443583</w:t>
+            </w:r>
+          </w:p>
+        </w:tc>
+        <w:tc>
+          <w:tcPr>
+            <w:tcW w:type="dxa" w:w="1224"/>
+            <w:vAlign w:val="center"/>
+          </w:tcPr>
+          <w:p>
+            <w:pPr>
+              <w:spacing w:before="60" w:after="60" w:line="259" w:lineRule="auto"/>
+            </w:pPr>
+            <w:r>
+              <w:rPr>
+                <w:b w:val="0"/>
+                <w:sz w:val="20"/>
+              </w:rPr>
+              <w:t>23</w:t>
+            </w:r>
+          </w:p>
+        </w:tc>
+        <w:tc>
+          <w:tcPr>
+            <w:tcW w:type="dxa" w:w="1512"/>
+            <w:vAlign w:val="center"/>
+          </w:tcPr>
+          <w:p>
+            <w:pPr>
+              <w:spacing w:before="60" w:after="60" w:line="259" w:lineRule="auto"/>
+            </w:pPr>
+            <w:r>
+              <w:rPr>
+                <w:b w:val="0"/>
+                <w:sz w:val="20"/>
+              </w:rPr>
+              <w:t>38.74</w:t>
+            </w:r>
+          </w:p>
+        </w:tc>
+        <w:tc>
+          <w:tcPr>
+            <w:tcW w:type="dxa" w:w="1958"/>
+            <w:vAlign w:val="center"/>
+          </w:tcPr>
+          <w:p>
+            <w:pPr>
+              <w:spacing w:before="60" w:after="60" w:line="259" w:lineRule="auto"/>
+            </w:pPr>
+            <w:r>
+              <w:rPr>
+                <w:b w:val="0"/>
+                <w:sz w:val="20"/>
+              </w:rPr>
+              <w:t>232.78</w:t>
+            </w:r>
+          </w:p>
+        </w:tc>
+      </w:tr>
+      <w:tr>
+        <w:trPr>
+          <w:cantSplit/>
+        </w:trPr>
+        <w:tc>
+          <w:tcPr>
+            <w:tcW w:type="dxa" w:w="1843"/>
+            <w:vAlign w:val="center"/>
+          </w:tcPr>
+          <w:p>
+            <w:pPr>
+              <w:spacing w:before="60" w:after="60" w:line="259" w:lineRule="auto"/>
+            </w:pPr>
+            <w:r>
+              <w:rPr>
+                <w:b w:val="0"/>
+                <w:sz w:val="20"/>
+              </w:rPr>
+              <w:t>ACO 蚁群</w:t>
+            </w:r>
+          </w:p>
+        </w:tc>
+        <w:tc>
+          <w:tcPr>
+            <w:tcW w:type="dxa" w:w="1656"/>
+            <w:vAlign w:val="center"/>
+          </w:tcPr>
+          <w:p>
+            <w:pPr>
+              <w:spacing w:before="60" w:after="60" w:line="259" w:lineRule="auto"/>
+            </w:pPr>
+            <w:r>
+              <w:rPr>
+                <w:b w:val="0"/>
+                <w:sz w:val="20"/>
+              </w:rPr>
+              <w:t>5979.328</w:t>
+            </w:r>
+          </w:p>
+        </w:tc>
+        <w:tc>
+          <w:tcPr>
+            <w:tcW w:type="dxa" w:w="1800"/>
+            <w:vAlign w:val="center"/>
+          </w:tcPr>
+          <w:p>
+            <w:pPr>
+              <w:spacing w:before="60" w:after="60" w:line="259" w:lineRule="auto"/>
+            </w:pPr>
+            <w:r>
+              <w:rPr>
+                <w:b w:val="0"/>
+                <w:sz w:val="20"/>
+              </w:rPr>
+              <w:t>66.825535</w:t>
+            </w:r>
+          </w:p>
+        </w:tc>
+        <w:tc>
+          <w:tcPr>
+            <w:tcW w:type="dxa" w:w="1224"/>
+            <w:vAlign w:val="center"/>
+          </w:tcPr>
+          <w:p>
+            <w:pPr>
+              <w:spacing w:before="60" w:after="60" w:line="259" w:lineRule="auto"/>
+            </w:pPr>
+            <w:r>
+              <w:rPr>
+                <w:b w:val="0"/>
+                <w:sz w:val="20"/>
+              </w:rPr>
+              <w:t>25</w:t>
+            </w:r>
+          </w:p>
+        </w:tc>
+        <w:tc>
+          <w:tcPr>
+            <w:tcW w:type="dxa" w:w="1512"/>
+            <w:vAlign w:val="center"/>
+          </w:tcPr>
+          <w:p>
+            <w:pPr>
+              <w:spacing w:before="60" w:after="60" w:line="259" w:lineRule="auto"/>
+            </w:pPr>
+            <w:r>
+              <w:rPr>
+                <w:b w:val="0"/>
+                <w:sz w:val="20"/>
+              </w:rPr>
+              <w:t>9.99</w:t>
+            </w:r>
+          </w:p>
+        </w:tc>
+        <w:tc>
+          <w:tcPr>
+            <w:tcW w:type="dxa" w:w="1958"/>
+            <w:vAlign w:val="center"/>
+          </w:tcPr>
+          <w:p>
+            <w:pPr>
+              <w:spacing w:before="60" w:after="60" w:line="259" w:lineRule="auto"/>
+            </w:pPr>
+            <w:r>
+              <w:rPr>
+                <w:b w:val="0"/>
+                <w:sz w:val="20"/>
+              </w:rPr>
+              <w:t>9.99</w:t>
+            </w:r>
+          </w:p>
+        </w:tc>
+      </w:tr>
+      <w:tr>
+        <w:trPr>
+          <w:cantSplit/>
+        </w:trPr>
+        <w:tc>
+          <w:tcPr>
+            <w:tcW w:type="dxa" w:w="1843"/>
+            <w:vAlign w:val="center"/>
+          </w:tcPr>
+          <w:p>
+            <w:pPr>
+              <w:spacing w:before="60" w:after="60" w:line="259" w:lineRule="auto"/>
+            </w:pPr>
+            <w:r>
+              <w:rPr>
+                <w:b w:val="0"/>
+                <w:sz w:val="20"/>
+              </w:rPr>
+              <w:t>ALNS</w:t>
+            </w:r>
+          </w:p>
+        </w:tc>
+        <w:tc>
+          <w:tcPr>
+            <w:tcW w:type="dxa" w:w="1656"/>
+            <w:vAlign w:val="center"/>
+          </w:tcPr>
+          <w:p>
+            <w:pPr>
+              <w:spacing w:before="60" w:after="60" w:line="259" w:lineRule="auto"/>
+            </w:pPr>
+            <w:r>
+              <w:rPr>
+                <w:b w:val="0"/>
+                <w:sz w:val="20"/>
+              </w:rPr>
+              <w:t>5987.452</w:t>
+            </w:r>
+          </w:p>
+        </w:tc>
+        <w:tc>
+          <w:tcPr>
+            <w:tcW w:type="dxa" w:w="1800"/>
+            <w:vAlign w:val="center"/>
+          </w:tcPr>
+          <w:p>
+            <w:pPr>
+              <w:spacing w:before="60" w:after="60" w:line="259" w:lineRule="auto"/>
+            </w:pPr>
+            <w:r>
+              <w:rPr>
+                <w:b w:val="0"/>
+                <w:sz w:val="20"/>
+              </w:rPr>
+              <w:t>66.443583</w:t>
+            </w:r>
+          </w:p>
+        </w:tc>
+        <w:tc>
+          <w:tcPr>
+            <w:tcW w:type="dxa" w:w="1224"/>
+            <w:vAlign w:val="center"/>
+          </w:tcPr>
+          <w:p>
+            <w:pPr>
+              <w:spacing w:before="60" w:after="60" w:line="259" w:lineRule="auto"/>
+            </w:pPr>
+            <w:r>
+              <w:rPr>
+                <w:b w:val="0"/>
+                <w:sz w:val="20"/>
+              </w:rPr>
+              <w:t>23</w:t>
+            </w:r>
+          </w:p>
+        </w:tc>
+        <w:tc>
+          <w:tcPr>
+            <w:tcW w:type="dxa" w:w="1512"/>
+            <w:vAlign w:val="center"/>
+          </w:tcPr>
+          <w:p>
+            <w:pPr>
+              <w:spacing w:before="60" w:after="60" w:line="259" w:lineRule="auto"/>
+            </w:pPr>
+            <w:r>
+              <w:rPr>
+                <w:b w:val="0"/>
+                <w:sz w:val="20"/>
+              </w:rPr>
+              <w:t>19.09</w:t>
+            </w:r>
+          </w:p>
+        </w:tc>
+        <w:tc>
+          <w:tcPr>
+            <w:tcW w:type="dxa" w:w="1958"/>
+            <w:vAlign w:val="center"/>
+          </w:tcPr>
+          <w:p>
+            <w:pPr>
+              <w:spacing w:before="60" w:after="60" w:line="259" w:lineRule="auto"/>
+            </w:pPr>
+            <w:r>
+              <w:rPr>
+                <w:b w:val="0"/>
+                <w:sz w:val="20"/>
+              </w:rPr>
+              <w:t>239.98</w:t>
+            </w:r>
+          </w:p>
+        </w:tc>
+      </w:tr>
+      <w:tr>
+        <w:trPr>
+          <w:cantSplit/>
+        </w:trPr>
+        <w:tc>
+          <w:tcPr>
+            <w:tcW w:type="dxa" w:w="1843"/>
+            <w:vAlign w:val="center"/>
+          </w:tcPr>
+          <w:p>
+            <w:pPr>
+              <w:spacing w:before="60" w:after="60" w:line="259" w:lineRule="auto"/>
+            </w:pPr>
+            <w:r>
+              <w:rPr>
+                <w:b w:val="0"/>
+                <w:sz w:val="20"/>
+              </w:rPr>
+              <w:t>CP-SAT</w:t>
+            </w:r>
+          </w:p>
+        </w:tc>
+        <w:tc>
+          <w:tcPr>
+            <w:tcW w:type="dxa" w:w="1656"/>
+            <w:vAlign w:val="center"/>
+          </w:tcPr>
+          <w:p>
+            <w:pPr>
+              <w:spacing w:before="60" w:after="60" w:line="259" w:lineRule="auto"/>
+            </w:pPr>
+            <w:r>
+              <w:rPr>
+                <w:b w:val="0"/>
+                <w:sz w:val="20"/>
+              </w:rPr>
+              <w:t>5973.368</w:t>
+            </w:r>
+          </w:p>
+        </w:tc>
+        <w:tc>
+          <w:tcPr>
+            <w:tcW w:type="dxa" w:w="1800"/>
+            <w:vAlign w:val="center"/>
+          </w:tcPr>
+          <w:p>
+            <w:pPr>
+              <w:spacing w:before="60" w:after="60" w:line="259" w:lineRule="auto"/>
+            </w:pPr>
+            <w:r>
+              <w:rPr>
+                <w:b w:val="0"/>
+                <w:sz w:val="20"/>
+              </w:rPr>
+              <w:t>66.124664</w:t>
+            </w:r>
+          </w:p>
+        </w:tc>
+        <w:tc>
+          <w:tcPr>
+            <w:tcW w:type="dxa" w:w="1224"/>
+            <w:vAlign w:val="center"/>
+          </w:tcPr>
+          <w:p>
+            <w:pPr>
+              <w:spacing w:before="60" w:after="60" w:line="259" w:lineRule="auto"/>
+            </w:pPr>
+            <w:r>
+              <w:rPr>
+                <w:b w:val="0"/>
+                <w:sz w:val="20"/>
+              </w:rPr>
+              <w:t>25</w:t>
+            </w:r>
+          </w:p>
+        </w:tc>
+        <w:tc>
+          <w:tcPr>
+            <w:tcW w:type="dxa" w:w="1512"/>
+            <w:vAlign w:val="center"/>
+          </w:tcPr>
+          <w:p>
+            <w:pPr>
+              <w:spacing w:before="60" w:after="60" w:line="259" w:lineRule="auto"/>
+            </w:pPr>
+            <w:r>
+              <w:rPr>
+                <w:b w:val="0"/>
+                <w:sz w:val="20"/>
+              </w:rPr>
+              <w:t>8.05</w:t>
+            </w:r>
+          </w:p>
+        </w:tc>
+        <w:tc>
+          <w:tcPr>
+            <w:tcW w:type="dxa" w:w="1958"/>
+            <w:vAlign w:val="center"/>
+          </w:tcPr>
+          <w:p>
+            <w:pPr>
+              <w:spacing w:before="60" w:after="60" w:line="259" w:lineRule="auto"/>
+            </w:pPr>
+            <w:r>
+              <w:rPr>
+                <w:b w:val="0"/>
+                <w:sz w:val="20"/>
+              </w:rPr>
+              <w:t>83.06</w:t>
+            </w:r>
+          </w:p>
+        </w:tc>
+      </w:tr>
+      <w:tr>
+        <w:trPr>
+          <w:cantSplit/>
+        </w:trPr>
+        <w:tc>
+          <w:tcPr>
+            <w:tcW w:type="dxa" w:w="1843"/>
+            <w:vAlign w:val="center"/>
+          </w:tcPr>
+          <w:p>
+            <w:pPr>
+              <w:spacing w:before="60" w:after="60" w:line="259" w:lineRule="auto"/>
+            </w:pPr>
+            <w:r>
+              <w:rPr>
+                <w:b w:val="0"/>
+                <w:sz w:val="20"/>
+              </w:rPr>
+              <w:t>论文历史方案</w:t>
+            </w:r>
+          </w:p>
+        </w:tc>
+        <w:tc>
+          <w:tcPr>
+            <w:tcW w:type="dxa" w:w="1656"/>
+            <w:vAlign w:val="center"/>
+          </w:tcPr>
+          <w:p>
+            <w:pPr>
+              <w:spacing w:before="60" w:after="60" w:line="259" w:lineRule="auto"/>
+            </w:pPr>
+            <w:r>
+              <w:rPr>
+                <w:b w:val="0"/>
+                <w:sz w:val="20"/>
+              </w:rPr>
+              <w:t>5969.043</w:t>
+            </w:r>
+          </w:p>
+        </w:tc>
+        <w:tc>
+          <w:tcPr>
+            <w:tcW w:type="dxa" w:w="1800"/>
+            <w:vAlign w:val="center"/>
+          </w:tcPr>
+          <w:p>
+            <w:pPr>
+              <w:spacing w:before="60" w:after="60" w:line="259" w:lineRule="auto"/>
+            </w:pPr>
+            <w:r>
+              <w:rPr>
+                <w:b w:val="0"/>
+                <w:sz w:val="20"/>
+              </w:rPr>
+              <w:t>64.734132</w:t>
+            </w:r>
+          </w:p>
+        </w:tc>
+        <w:tc>
+          <w:tcPr>
+            <w:tcW w:type="dxa" w:w="1224"/>
+            <w:vAlign w:val="center"/>
+          </w:tcPr>
+          <w:p>
+            <w:pPr>
+              <w:spacing w:before="60" w:after="60" w:line="259" w:lineRule="auto"/>
+            </w:pPr>
+            <w:r>
+              <w:rPr>
+                <w:b w:val="0"/>
+                <w:sz w:val="20"/>
+              </w:rPr>
+              <w:t>22</w:t>
+            </w:r>
+          </w:p>
+        </w:tc>
+        <w:tc>
+          <w:tcPr>
+            <w:tcW w:type="dxa" w:w="1512"/>
+            <w:vAlign w:val="center"/>
+          </w:tcPr>
+          <w:p>
+            <w:pPr>
+              <w:spacing w:before="60" w:after="60" w:line="259" w:lineRule="auto"/>
+            </w:pPr>
+            <w:r>
+              <w:rPr>
+                <w:b w:val="0"/>
+                <w:sz w:val="20"/>
+              </w:rPr>
+              <w:t>—</w:t>
+            </w:r>
+          </w:p>
+        </w:tc>
+        <w:tc>
+          <w:tcPr>
+            <w:tcW w:type="dxa" w:w="1958"/>
+            <w:vAlign w:val="center"/>
+          </w:tcPr>
+          <w:p>
+            <w:pPr>
+              <w:spacing w:before="60" w:after="60" w:line="259" w:lineRule="auto"/>
+            </w:pPr>
+            <w:r>
+              <w:rPr>
+                <w:b w:val="0"/>
+                <w:sz w:val="20"/>
+              </w:rPr>
+              <w:t>—</w:t>
+            </w:r>
+          </w:p>
+        </w:tc>
+      </w:tr>
+    </w:tbl>
+    <w:p>
+      <w:pPr>
+        <w:spacing w:after="20"/>
+      </w:pPr>
+    </w:p>
+    <w:p>
+      <w:r>
+        <w:rPr>
+          <w:b w:val="0"/>
+        </w:rPr>
+        <w:t>Greedy与ALNS独立得到了相同最终方案，封存方案SHA256也相同；所以完成时间、能耗和架次一致，但首解及最终发现时刻不同。不能因为数值相同就认为前端固定返回示例。该组CP-SAT的最佳解在83.06秒发现，96.56秒结束，有限模型最优证明发生在发现解之后。</w:t>
+      </w:r>
+    </w:p>
+    <w:p>
+      <w:pPr>
+        <w:pStyle w:val="Heading2"/>
+      </w:pPr>
+      <w:r>
+        <w:t>25.7 Q3以完成时间最短为目标</w:t>
+      </w:r>
+    </w:p>
+    <w:p>
+      <w:r>
+        <w:rPr>
+          <w:b w:val="0"/>
+        </w:rPr>
+        <w:t>本组总能耗包含运输与中继，两类架次分列合并表示。本组没有另设能耗组的全部返航上限，仍须满足各项交付与安全约束。</w:t>
+      </w:r>
+    </w:p>
+    <w:tbl>
+      <w:tblPr>
+        <w:tblStyle w:val="TableGrid"/>
+        <w:tblW w:type="auto" w:w="0"/>
+        <w:jc w:val="center"/>
+        <w:tblLayout w:type="fixed"/>
+        <w:tblLook w:firstColumn="1" w:firstRow="1" w:lastColumn="0" w:lastRow="0" w:noHBand="0" w:noVBand="1" w:val="04A0"/>
+      </w:tblPr>
+      <w:tblGrid>
+        <w:gridCol w:w="1296"/>
+        <w:gridCol w:w="1296"/>
+        <w:gridCol w:w="1296"/>
+        <w:gridCol w:w="1267"/>
+        <w:gridCol w:w="1224"/>
+        <w:gridCol w:w="1037"/>
+        <w:gridCol w:w="1195"/>
+        <w:gridCol w:w="1382"/>
+      </w:tblGrid>
+      <w:tr>
+        <w:trPr>
+          <w:tblHeader/>
+          <w:cantSplit/>
+        </w:trPr>
+        <w:tc>
+          <w:tcPr>
+            <w:tcW w:type="dxa" w:w="1296"/>
+            <w:vAlign w:val="center"/>
+            <w:shd w:fill="EAF0F0"/>
+          </w:tcPr>
+          <w:p>
+            <w:pPr>
+              <w:keepNext/>
+              <w:spacing w:before="60" w:after="60" w:line="259" w:lineRule="auto"/>
+            </w:pPr>
+            <w:r>
+              <w:rPr>
+                <w:b/>
+                <w:sz w:val="19"/>
+              </w:rPr>
+              <w:t>方法</w:t>
+            </w:r>
+          </w:p>
+        </w:tc>
+        <w:tc>
+          <w:tcPr>
+            <w:tcW w:type="dxa" w:w="1296"/>
+            <w:vAlign w:val="center"/>
+            <w:shd w:fill="EAF0F0"/>
+          </w:tcPr>
+          <w:p>
+            <w:pPr>
+              <w:keepNext/>
+              <w:spacing w:before="60" w:after="60" w:line="259" w:lineRule="auto"/>
+            </w:pPr>
+            <w:r>
+              <w:rPr>
+                <w:b/>
+                <w:sz w:val="19"/>
+              </w:rPr>
+              <w:t>完成时间 s</w:t>
+            </w:r>
+          </w:p>
+        </w:tc>
+        <w:tc>
+          <w:tcPr>
+            <w:tcW w:type="dxa" w:w="1296"/>
+            <w:vAlign w:val="center"/>
+            <w:shd w:fill="EAF0F0"/>
+          </w:tcPr>
+          <w:p>
+            <w:pPr>
+              <w:keepNext/>
+              <w:spacing w:before="60" w:after="60" w:line="259" w:lineRule="auto"/>
+            </w:pPr>
+            <w:r>
+              <w:rPr>
+                <w:b/>
+                <w:sz w:val="19"/>
+              </w:rPr>
+              <w:t>总能耗 kWh</w:t>
+            </w:r>
+          </w:p>
+        </w:tc>
+        <w:tc>
+          <w:tcPr>
+            <w:tcW w:type="dxa" w:w="1267"/>
+            <w:vAlign w:val="center"/>
+            <w:shd w:fill="EAF0F0"/>
+          </w:tcPr>
+          <w:p>
+            <w:pPr>
+              <w:keepNext/>
+              <w:spacing w:before="60" w:after="60" w:line="259" w:lineRule="auto"/>
+            </w:pPr>
+            <w:r>
+              <w:rPr>
+                <w:b/>
+                <w:sz w:val="19"/>
+              </w:rPr>
+              <w:t>运输 kWh</w:t>
+            </w:r>
+          </w:p>
+        </w:tc>
+        <w:tc>
+          <w:tcPr>
+            <w:tcW w:type="dxa" w:w="1224"/>
+            <w:vAlign w:val="center"/>
+            <w:shd w:fill="EAF0F0"/>
+          </w:tcPr>
+          <w:p>
+            <w:pPr>
+              <w:keepNext/>
+              <w:spacing w:before="60" w:after="60" w:line="259" w:lineRule="auto"/>
+            </w:pPr>
+            <w:r>
+              <w:rPr>
+                <w:b/>
+                <w:sz w:val="19"/>
+              </w:rPr>
+              <w:t>中继 kWh</w:t>
+            </w:r>
+          </w:p>
+        </w:tc>
+        <w:tc>
+          <w:tcPr>
+            <w:tcW w:type="dxa" w:w="1037"/>
+            <w:vAlign w:val="center"/>
+            <w:shd w:fill="EAF0F0"/>
+          </w:tcPr>
+          <w:p>
+            <w:pPr>
+              <w:keepNext/>
+              <w:spacing w:before="60" w:after="60" w:line="259" w:lineRule="auto"/>
+            </w:pPr>
+            <w:r>
+              <w:rPr>
+                <w:b/>
+                <w:sz w:val="19"/>
+              </w:rPr>
+              <w:t>运输＋中继</w:t>
+            </w:r>
+          </w:p>
+        </w:tc>
+        <w:tc>
+          <w:tcPr>
+            <w:tcW w:type="dxa" w:w="1195"/>
+            <w:vAlign w:val="center"/>
+            <w:shd w:fill="EAF0F0"/>
+          </w:tcPr>
+          <w:p>
+            <w:pPr>
+              <w:keepNext/>
+              <w:spacing w:before="60" w:after="60" w:line="259" w:lineRule="auto"/>
+            </w:pPr>
+            <w:r>
+              <w:rPr>
+                <w:b/>
+                <w:sz w:val="19"/>
+              </w:rPr>
+              <w:t>首解 s</w:t>
+            </w:r>
+          </w:p>
+        </w:tc>
+        <w:tc>
+          <w:tcPr>
+            <w:tcW w:type="dxa" w:w="1382"/>
+            <w:vAlign w:val="center"/>
+            <w:shd w:fill="EAF0F0"/>
+          </w:tcPr>
+          <w:p>
+            <w:pPr>
+              <w:keepNext/>
+              <w:spacing w:before="60" w:after="60" w:line="259" w:lineRule="auto"/>
+            </w:pPr>
+            <w:r>
+              <w:rPr>
+                <w:b/>
+                <w:sz w:val="19"/>
+              </w:rPr>
+              <w:t>最终发现 s</w:t>
+            </w:r>
+          </w:p>
+        </w:tc>
+      </w:tr>
+      <w:tr>
+        <w:trPr>
+          <w:cantSplit/>
+        </w:trPr>
+        <w:tc>
+          <w:tcPr>
+            <w:tcW w:type="dxa" w:w="1296"/>
+            <w:vAlign w:val="center"/>
+          </w:tcPr>
+          <w:p>
+            <w:pPr>
+              <w:spacing w:before="60" w:after="60" w:line="259" w:lineRule="auto"/>
+            </w:pPr>
+            <w:r>
+              <w:rPr>
+                <w:b w:val="0"/>
+                <w:sz w:val="19"/>
+              </w:rPr>
+              <w:t>Greedy 贪心</w:t>
+            </w:r>
+          </w:p>
+        </w:tc>
+        <w:tc>
+          <w:tcPr>
+            <w:tcW w:type="dxa" w:w="1296"/>
+            <w:vAlign w:val="center"/>
+          </w:tcPr>
+          <w:p>
+            <w:pPr>
+              <w:spacing w:before="60" w:after="60" w:line="259" w:lineRule="auto"/>
+            </w:pPr>
+            <w:r>
+              <w:rPr>
+                <w:b w:val="0"/>
+                <w:sz w:val="19"/>
+              </w:rPr>
+              <w:t>6024.227</w:t>
+            </w:r>
+          </w:p>
+        </w:tc>
+        <w:tc>
+          <w:tcPr>
+            <w:tcW w:type="dxa" w:w="1296"/>
+            <w:vAlign w:val="center"/>
+          </w:tcPr>
+          <w:p>
+            <w:pPr>
+              <w:spacing w:before="60" w:after="60" w:line="259" w:lineRule="auto"/>
+            </w:pPr>
+            <w:r>
+              <w:rPr>
+                <w:b w:val="0"/>
+                <w:sz w:val="19"/>
+              </w:rPr>
+              <w:t>70.177475</w:t>
+            </w:r>
+          </w:p>
+        </w:tc>
+        <w:tc>
+          <w:tcPr>
+            <w:tcW w:type="dxa" w:w="1267"/>
+            <w:vAlign w:val="center"/>
+          </w:tcPr>
+          <w:p>
+            <w:pPr>
+              <w:spacing w:before="60" w:after="60" w:line="259" w:lineRule="auto"/>
+            </w:pPr>
+            <w:r>
+              <w:rPr>
+                <w:b w:val="0"/>
+                <w:sz w:val="19"/>
+              </w:rPr>
+              <w:t>67.082524</w:t>
+            </w:r>
+          </w:p>
+        </w:tc>
+        <w:tc>
+          <w:tcPr>
+            <w:tcW w:type="dxa" w:w="1224"/>
+            <w:vAlign w:val="center"/>
+          </w:tcPr>
+          <w:p>
+            <w:pPr>
+              <w:spacing w:before="60" w:after="60" w:line="259" w:lineRule="auto"/>
+            </w:pPr>
+            <w:r>
+              <w:rPr>
+                <w:b w:val="0"/>
+                <w:sz w:val="19"/>
+              </w:rPr>
+              <w:t>3.094951</w:t>
+            </w:r>
+          </w:p>
+        </w:tc>
+        <w:tc>
+          <w:tcPr>
+            <w:tcW w:type="dxa" w:w="1037"/>
+            <w:vAlign w:val="center"/>
+          </w:tcPr>
+          <w:p>
+            <w:pPr>
+              <w:spacing w:before="60" w:after="60" w:line="259" w:lineRule="auto"/>
+            </w:pPr>
+            <w:r>
+              <w:rPr>
+                <w:b w:val="0"/>
+                <w:sz w:val="19"/>
+              </w:rPr>
+              <w:t>23＋3</w:t>
+            </w:r>
+          </w:p>
+        </w:tc>
+        <w:tc>
+          <w:tcPr>
+            <w:tcW w:type="dxa" w:w="1195"/>
+            <w:vAlign w:val="center"/>
+          </w:tcPr>
+          <w:p>
+            <w:pPr>
+              <w:spacing w:before="60" w:after="60" w:line="259" w:lineRule="auto"/>
+            </w:pPr>
+            <w:r>
+              <w:rPr>
+                <w:b w:val="0"/>
+                <w:sz w:val="19"/>
+              </w:rPr>
+              <w:t>2.96</w:t>
+            </w:r>
+          </w:p>
+        </w:tc>
+        <w:tc>
+          <w:tcPr>
+            <w:tcW w:type="dxa" w:w="1382"/>
+            <w:vAlign w:val="center"/>
+          </w:tcPr>
+          <w:p>
+            <w:pPr>
+              <w:spacing w:before="60" w:after="60" w:line="259" w:lineRule="auto"/>
+            </w:pPr>
+            <w:r>
+              <w:rPr>
+                <w:b w:val="0"/>
+                <w:sz w:val="19"/>
+              </w:rPr>
+              <w:t>28.78</w:t>
+            </w:r>
+          </w:p>
+        </w:tc>
+      </w:tr>
+      <w:tr>
+        <w:trPr>
+          <w:cantSplit/>
+        </w:trPr>
+        <w:tc>
+          <w:tcPr>
+            <w:tcW w:type="dxa" w:w="1296"/>
+            <w:vAlign w:val="center"/>
+          </w:tcPr>
+          <w:p>
+            <w:pPr>
+              <w:spacing w:before="60" w:after="60" w:line="259" w:lineRule="auto"/>
+            </w:pPr>
+            <w:r>
+              <w:rPr>
+                <w:b w:val="0"/>
+                <w:sz w:val="19"/>
+              </w:rPr>
+              <w:t>ACO 蚁群</w:t>
+            </w:r>
+          </w:p>
+        </w:tc>
+        <w:tc>
+          <w:tcPr>
+            <w:tcW w:type="dxa" w:w="1296"/>
+            <w:vAlign w:val="center"/>
+          </w:tcPr>
+          <w:p>
+            <w:pPr>
+              <w:spacing w:before="60" w:after="60" w:line="259" w:lineRule="auto"/>
+            </w:pPr>
+            <w:r>
+              <w:rPr>
+                <w:b w:val="0"/>
+                <w:sz w:val="19"/>
+              </w:rPr>
+              <w:t>6377.371</w:t>
+            </w:r>
+          </w:p>
+        </w:tc>
+        <w:tc>
+          <w:tcPr>
+            <w:tcW w:type="dxa" w:w="1296"/>
+            <w:vAlign w:val="center"/>
+          </w:tcPr>
+          <w:p>
+            <w:pPr>
+              <w:spacing w:before="60" w:after="60" w:line="259" w:lineRule="auto"/>
+            </w:pPr>
+            <w:r>
+              <w:rPr>
+                <w:b w:val="0"/>
+                <w:sz w:val="19"/>
+              </w:rPr>
+              <w:t>70.616179</w:t>
+            </w:r>
+          </w:p>
+        </w:tc>
+        <w:tc>
+          <w:tcPr>
+            <w:tcW w:type="dxa" w:w="1267"/>
+            <w:vAlign w:val="center"/>
+          </w:tcPr>
+          <w:p>
+            <w:pPr>
+              <w:spacing w:before="60" w:after="60" w:line="259" w:lineRule="auto"/>
+            </w:pPr>
+            <w:r>
+              <w:rPr>
+                <w:b w:val="0"/>
+                <w:sz w:val="19"/>
+              </w:rPr>
+              <w:t>67.252002</w:t>
+            </w:r>
+          </w:p>
+        </w:tc>
+        <w:tc>
+          <w:tcPr>
+            <w:tcW w:type="dxa" w:w="1224"/>
+            <w:vAlign w:val="center"/>
+          </w:tcPr>
+          <w:p>
+            <w:pPr>
+              <w:spacing w:before="60" w:after="60" w:line="259" w:lineRule="auto"/>
+            </w:pPr>
+            <w:r>
+              <w:rPr>
+                <w:b w:val="0"/>
+                <w:sz w:val="19"/>
+              </w:rPr>
+              <w:t>3.364176</w:t>
+            </w:r>
+          </w:p>
+        </w:tc>
+        <w:tc>
+          <w:tcPr>
+            <w:tcW w:type="dxa" w:w="1037"/>
+            <w:vAlign w:val="center"/>
+          </w:tcPr>
+          <w:p>
+            <w:pPr>
+              <w:spacing w:before="60" w:after="60" w:line="259" w:lineRule="auto"/>
+            </w:pPr>
+            <w:r>
+              <w:rPr>
+                <w:b w:val="0"/>
+                <w:sz w:val="19"/>
+              </w:rPr>
+              <w:t>23＋3</w:t>
+            </w:r>
+          </w:p>
+        </w:tc>
+        <w:tc>
+          <w:tcPr>
+            <w:tcW w:type="dxa" w:w="1195"/>
+            <w:vAlign w:val="center"/>
+          </w:tcPr>
+          <w:p>
+            <w:pPr>
+              <w:spacing w:before="60" w:after="60" w:line="259" w:lineRule="auto"/>
+            </w:pPr>
+            <w:r>
+              <w:rPr>
+                <w:b w:val="0"/>
+                <w:sz w:val="19"/>
+              </w:rPr>
+              <w:t>2.99</w:t>
+            </w:r>
+          </w:p>
+        </w:tc>
+        <w:tc>
+          <w:tcPr>
+            <w:tcW w:type="dxa" w:w="1382"/>
+            <w:vAlign w:val="center"/>
+          </w:tcPr>
+          <w:p>
+            <w:pPr>
+              <w:spacing w:before="60" w:after="60" w:line="259" w:lineRule="auto"/>
+            </w:pPr>
+            <w:r>
+              <w:rPr>
+                <w:b w:val="0"/>
+                <w:sz w:val="19"/>
+              </w:rPr>
+              <w:t>2.99</w:t>
+            </w:r>
+          </w:p>
+        </w:tc>
+      </w:tr>
+      <w:tr>
+        <w:trPr>
+          <w:cantSplit/>
+        </w:trPr>
+        <w:tc>
+          <w:tcPr>
+            <w:tcW w:type="dxa" w:w="1296"/>
+            <w:vAlign w:val="center"/>
+          </w:tcPr>
+          <w:p>
+            <w:pPr>
+              <w:spacing w:before="60" w:after="60" w:line="259" w:lineRule="auto"/>
+            </w:pPr>
+            <w:r>
+              <w:rPr>
+                <w:b w:val="0"/>
+                <w:sz w:val="19"/>
+              </w:rPr>
+              <w:t>ALNS</w:t>
+            </w:r>
+          </w:p>
+        </w:tc>
+        <w:tc>
+          <w:tcPr>
+            <w:tcW w:type="dxa" w:w="1296"/>
+            <w:vAlign w:val="center"/>
+          </w:tcPr>
+          <w:p>
+            <w:pPr>
+              <w:spacing w:before="60" w:after="60" w:line="259" w:lineRule="auto"/>
+            </w:pPr>
+            <w:r>
+              <w:rPr>
+                <w:b w:val="0"/>
+                <w:sz w:val="19"/>
+              </w:rPr>
+              <w:t>5964.227</w:t>
+            </w:r>
+          </w:p>
+        </w:tc>
+        <w:tc>
+          <w:tcPr>
+            <w:tcW w:type="dxa" w:w="1296"/>
+            <w:vAlign w:val="center"/>
+          </w:tcPr>
+          <w:p>
+            <w:pPr>
+              <w:spacing w:before="60" w:after="60" w:line="259" w:lineRule="auto"/>
+            </w:pPr>
+            <w:r>
+              <w:rPr>
+                <w:b w:val="0"/>
+                <w:sz w:val="19"/>
+              </w:rPr>
+              <w:t>70.417494</w:t>
+            </w:r>
+          </w:p>
+        </w:tc>
+        <w:tc>
+          <w:tcPr>
+            <w:tcW w:type="dxa" w:w="1267"/>
+            <w:vAlign w:val="center"/>
+          </w:tcPr>
+          <w:p>
+            <w:pPr>
+              <w:spacing w:before="60" w:after="60" w:line="259" w:lineRule="auto"/>
+            </w:pPr>
+            <w:r>
+              <w:rPr>
+                <w:b w:val="0"/>
+                <w:sz w:val="19"/>
+              </w:rPr>
+              <w:t>67.323307</w:t>
+            </w:r>
+          </w:p>
+        </w:tc>
+        <w:tc>
+          <w:tcPr>
+            <w:tcW w:type="dxa" w:w="1224"/>
+            <w:vAlign w:val="center"/>
+          </w:tcPr>
+          <w:p>
+            <w:pPr>
+              <w:spacing w:before="60" w:after="60" w:line="259" w:lineRule="auto"/>
+            </w:pPr>
+            <w:r>
+              <w:rPr>
+                <w:b w:val="0"/>
+                <w:sz w:val="19"/>
+              </w:rPr>
+              <w:t>3.094188</w:t>
+            </w:r>
+          </w:p>
+        </w:tc>
+        <w:tc>
+          <w:tcPr>
+            <w:tcW w:type="dxa" w:w="1037"/>
+            <w:vAlign w:val="center"/>
+          </w:tcPr>
+          <w:p>
+            <w:pPr>
+              <w:spacing w:before="60" w:after="60" w:line="259" w:lineRule="auto"/>
+            </w:pPr>
+            <w:r>
+              <w:rPr>
+                <w:b w:val="0"/>
+                <w:sz w:val="19"/>
+              </w:rPr>
+              <w:t>23＋3</w:t>
+            </w:r>
+          </w:p>
+        </w:tc>
+        <w:tc>
+          <w:tcPr>
+            <w:tcW w:type="dxa" w:w="1195"/>
+            <w:vAlign w:val="center"/>
+          </w:tcPr>
+          <w:p>
+            <w:pPr>
+              <w:spacing w:before="60" w:after="60" w:line="259" w:lineRule="auto"/>
+            </w:pPr>
+            <w:r>
+              <w:rPr>
+                <w:b w:val="0"/>
+                <w:sz w:val="19"/>
+              </w:rPr>
+              <w:t>2.97</w:t>
+            </w:r>
+          </w:p>
+        </w:tc>
+        <w:tc>
+          <w:tcPr>
+            <w:tcW w:type="dxa" w:w="1382"/>
+            <w:vAlign w:val="center"/>
+          </w:tcPr>
+          <w:p>
+            <w:pPr>
+              <w:spacing w:before="60" w:after="60" w:line="259" w:lineRule="auto"/>
+            </w:pPr>
+            <w:r>
+              <w:rPr>
+                <w:b w:val="0"/>
+                <w:sz w:val="19"/>
+              </w:rPr>
+              <w:t>572.97</w:t>
+            </w:r>
+          </w:p>
+        </w:tc>
+      </w:tr>
+      <w:tr>
+        <w:trPr>
+          <w:cantSplit/>
+        </w:trPr>
+        <w:tc>
+          <w:tcPr>
+            <w:tcW w:type="dxa" w:w="1296"/>
+            <w:vAlign w:val="center"/>
+          </w:tcPr>
+          <w:p>
+            <w:pPr>
+              <w:spacing w:before="60" w:after="60" w:line="259" w:lineRule="auto"/>
+            </w:pPr>
+            <w:r>
+              <w:rPr>
+                <w:b w:val="0"/>
+                <w:sz w:val="19"/>
+              </w:rPr>
+              <w:t>CP-SAT</w:t>
+            </w:r>
+          </w:p>
+        </w:tc>
+        <w:tc>
+          <w:tcPr>
+            <w:tcW w:type="dxa" w:w="1296"/>
+            <w:vAlign w:val="center"/>
+          </w:tcPr>
+          <w:p>
+            <w:pPr>
+              <w:spacing w:before="60" w:after="60" w:line="259" w:lineRule="auto"/>
+            </w:pPr>
+            <w:r>
+              <w:rPr>
+                <w:b w:val="0"/>
+                <w:sz w:val="19"/>
+              </w:rPr>
+              <w:t>5770.677</w:t>
+            </w:r>
+          </w:p>
+        </w:tc>
+        <w:tc>
+          <w:tcPr>
+            <w:tcW w:type="dxa" w:w="1296"/>
+            <w:vAlign w:val="center"/>
+          </w:tcPr>
+          <w:p>
+            <w:pPr>
+              <w:spacing w:before="60" w:after="60" w:line="259" w:lineRule="auto"/>
+            </w:pPr>
+            <w:r>
+              <w:rPr>
+                <w:b w:val="0"/>
+                <w:sz w:val="19"/>
+              </w:rPr>
+              <w:t>69.964281</w:t>
+            </w:r>
+          </w:p>
+        </w:tc>
+        <w:tc>
+          <w:tcPr>
+            <w:tcW w:type="dxa" w:w="1267"/>
+            <w:vAlign w:val="center"/>
+          </w:tcPr>
+          <w:p>
+            <w:pPr>
+              <w:spacing w:before="60" w:after="60" w:line="259" w:lineRule="auto"/>
+            </w:pPr>
+            <w:r>
+              <w:rPr>
+                <w:b w:val="0"/>
+                <w:sz w:val="19"/>
+              </w:rPr>
+              <w:t>66.815307</w:t>
+            </w:r>
+          </w:p>
+        </w:tc>
+        <w:tc>
+          <w:tcPr>
+            <w:tcW w:type="dxa" w:w="1224"/>
+            <w:vAlign w:val="center"/>
+          </w:tcPr>
+          <w:p>
+            <w:pPr>
+              <w:spacing w:before="60" w:after="60" w:line="259" w:lineRule="auto"/>
+            </w:pPr>
+            <w:r>
+              <w:rPr>
+                <w:b w:val="0"/>
+                <w:sz w:val="19"/>
+              </w:rPr>
+              <w:t>3.148974</w:t>
+            </w:r>
+          </w:p>
+        </w:tc>
+        <w:tc>
+          <w:tcPr>
+            <w:tcW w:type="dxa" w:w="1037"/>
+            <w:vAlign w:val="center"/>
+          </w:tcPr>
+          <w:p>
+            <w:pPr>
+              <w:spacing w:before="60" w:after="60" w:line="259" w:lineRule="auto"/>
+            </w:pPr>
+            <w:r>
+              <w:rPr>
+                <w:b w:val="0"/>
+                <w:sz w:val="19"/>
+              </w:rPr>
+              <w:t>23＋3</w:t>
+            </w:r>
+          </w:p>
+        </w:tc>
+        <w:tc>
+          <w:tcPr>
+            <w:tcW w:type="dxa" w:w="1195"/>
+            <w:vAlign w:val="center"/>
+          </w:tcPr>
+          <w:p>
+            <w:pPr>
+              <w:spacing w:before="60" w:after="60" w:line="259" w:lineRule="auto"/>
+            </w:pPr>
+            <w:r>
+              <w:rPr>
+                <w:b w:val="0"/>
+                <w:sz w:val="19"/>
+              </w:rPr>
+              <w:t>3.13</w:t>
+            </w:r>
+          </w:p>
+        </w:tc>
+        <w:tc>
+          <w:tcPr>
+            <w:tcW w:type="dxa" w:w="1382"/>
+            <w:vAlign w:val="center"/>
+          </w:tcPr>
+          <w:p>
+            <w:pPr>
+              <w:spacing w:before="60" w:after="60" w:line="259" w:lineRule="auto"/>
+            </w:pPr>
+            <w:r>
+              <w:rPr>
+                <w:b w:val="0"/>
+                <w:sz w:val="19"/>
+              </w:rPr>
+              <w:t>599.92</w:t>
+            </w:r>
+          </w:p>
+        </w:tc>
+      </w:tr>
+      <w:tr>
+        <w:trPr>
+          <w:cantSplit/>
+        </w:trPr>
+        <w:tc>
+          <w:tcPr>
+            <w:tcW w:type="dxa" w:w="1296"/>
+            <w:vAlign w:val="center"/>
+          </w:tcPr>
+          <w:p>
+            <w:pPr>
+              <w:spacing w:before="60" w:after="60" w:line="259" w:lineRule="auto"/>
+            </w:pPr>
+            <w:r>
+              <w:rPr>
+                <w:b w:val="0"/>
+                <w:sz w:val="19"/>
+              </w:rPr>
+              <w:t>论文历史方案</w:t>
+            </w:r>
+          </w:p>
+        </w:tc>
+        <w:tc>
+          <w:tcPr>
+            <w:tcW w:type="dxa" w:w="1296"/>
+            <w:vAlign w:val="center"/>
+          </w:tcPr>
+          <w:p>
+            <w:pPr>
+              <w:spacing w:before="60" w:after="60" w:line="259" w:lineRule="auto"/>
+            </w:pPr>
+            <w:r>
+              <w:rPr>
+                <w:b w:val="0"/>
+                <w:sz w:val="19"/>
+              </w:rPr>
+              <w:t>5783.227</w:t>
+            </w:r>
+          </w:p>
+        </w:tc>
+        <w:tc>
+          <w:tcPr>
+            <w:tcW w:type="dxa" w:w="1296"/>
+            <w:vAlign w:val="center"/>
+          </w:tcPr>
+          <w:p>
+            <w:pPr>
+              <w:spacing w:before="60" w:after="60" w:line="259" w:lineRule="auto"/>
+            </w:pPr>
+            <w:r>
+              <w:rPr>
+                <w:b w:val="0"/>
+                <w:sz w:val="19"/>
+              </w:rPr>
+              <w:t>68.681772</w:t>
+            </w:r>
+          </w:p>
+        </w:tc>
+        <w:tc>
+          <w:tcPr>
+            <w:tcW w:type="dxa" w:w="1267"/>
+            <w:vAlign w:val="center"/>
+          </w:tcPr>
+          <w:p>
+            <w:pPr>
+              <w:spacing w:before="60" w:after="60" w:line="259" w:lineRule="auto"/>
+            </w:pPr>
+            <w:r>
+              <w:rPr>
+                <w:b w:val="0"/>
+                <w:sz w:val="19"/>
+              </w:rPr>
+              <w:t>—</w:t>
+            </w:r>
+          </w:p>
+        </w:tc>
+        <w:tc>
+          <w:tcPr>
+            <w:tcW w:type="dxa" w:w="1224"/>
+            <w:vAlign w:val="center"/>
+          </w:tcPr>
+          <w:p>
+            <w:pPr>
+              <w:spacing w:before="60" w:after="60" w:line="259" w:lineRule="auto"/>
+            </w:pPr>
+            <w:r>
+              <w:rPr>
+                <w:b w:val="0"/>
+                <w:sz w:val="19"/>
+              </w:rPr>
+              <w:t>—</w:t>
+            </w:r>
+          </w:p>
+        </w:tc>
+        <w:tc>
+          <w:tcPr>
+            <w:tcW w:type="dxa" w:w="1037"/>
+            <w:vAlign w:val="center"/>
+          </w:tcPr>
+          <w:p>
+            <w:pPr>
+              <w:spacing w:before="60" w:after="60" w:line="259" w:lineRule="auto"/>
+            </w:pPr>
+            <w:r>
+              <w:rPr>
+                <w:b w:val="0"/>
+                <w:sz w:val="19"/>
+              </w:rPr>
+              <w:t>23＋3</w:t>
+            </w:r>
+          </w:p>
+        </w:tc>
+        <w:tc>
+          <w:tcPr>
+            <w:tcW w:type="dxa" w:w="1195"/>
+            <w:vAlign w:val="center"/>
+          </w:tcPr>
+          <w:p>
+            <w:pPr>
+              <w:spacing w:before="60" w:after="60" w:line="259" w:lineRule="auto"/>
+            </w:pPr>
+            <w:r>
+              <w:rPr>
+                <w:b w:val="0"/>
+                <w:sz w:val="19"/>
+              </w:rPr>
+              <w:t>—</w:t>
+            </w:r>
+          </w:p>
+        </w:tc>
+        <w:tc>
+          <w:tcPr>
+            <w:tcW w:type="dxa" w:w="1382"/>
+            <w:vAlign w:val="center"/>
+          </w:tcPr>
+          <w:p>
+            <w:pPr>
+              <w:spacing w:before="60" w:after="60" w:line="259" w:lineRule="auto"/>
+            </w:pPr>
+            <w:r>
+              <w:rPr>
+                <w:b w:val="0"/>
+                <w:sz w:val="19"/>
+              </w:rPr>
+              <w:t>—</w:t>
+            </w:r>
+          </w:p>
+        </w:tc>
+      </w:tr>
+    </w:tbl>
+    <w:p>
+      <w:pPr>
+        <w:spacing w:after="20"/>
+      </w:pPr>
+    </w:p>
+    <w:p>
+      <w:r>
+        <w:rPr>
+          <w:b w:val="0"/>
+        </w:rPr>
+        <w:t>CP-SAT本次完成时间5770.677秒，比论文历史5783.227秒早约12.550秒；总能耗69.964281kWh，比历史68.681772kWh增加1.282509kWh。它体现时间与能源的取舍，不能概括为两指标全面提升。</w:t>
+      </w:r>
+    </w:p>
+    <w:p>
+      <w:pPr>
+        <w:pStyle w:val="Heading2"/>
+      </w:pPr>
+      <w:r>
+        <w:t>25.8 Q3以总能耗最低为目标</w:t>
+      </w:r>
+    </w:p>
+    <w:p>
+      <w:r>
+        <w:rPr>
+          <w:b w:val="0"/>
+        </w:rPr>
+        <w:t>本组总能耗包含运输与中继，两类架次分列合并表示。共同返航上限为5939.9秒。</w:t>
+      </w:r>
+    </w:p>
+    <w:tbl>
+      <w:tblPr>
+        <w:tblStyle w:val="TableGrid"/>
+        <w:tblW w:type="auto" w:w="0"/>
+        <w:jc w:val="center"/>
+        <w:tblLayout w:type="fixed"/>
+        <w:tblLook w:firstColumn="1" w:firstRow="1" w:lastColumn="0" w:lastRow="0" w:noHBand="0" w:noVBand="1" w:val="04A0"/>
+      </w:tblPr>
+      <w:tblGrid>
+        <w:gridCol w:w="1296"/>
+        <w:gridCol w:w="1296"/>
+        <w:gridCol w:w="1296"/>
+        <w:gridCol w:w="1267"/>
+        <w:gridCol w:w="1224"/>
+        <w:gridCol w:w="1037"/>
+        <w:gridCol w:w="1195"/>
+        <w:gridCol w:w="1382"/>
+      </w:tblGrid>
+      <w:tr>
+        <w:trPr>
+          <w:tblHeader/>
+          <w:cantSplit/>
+        </w:trPr>
+        <w:tc>
+          <w:tcPr>
+            <w:tcW w:type="dxa" w:w="1296"/>
+            <w:vAlign w:val="center"/>
+            <w:shd w:fill="EAF0F0"/>
+          </w:tcPr>
+          <w:p>
+            <w:pPr>
+              <w:keepNext/>
+              <w:spacing w:before="60" w:after="60" w:line="259" w:lineRule="auto"/>
+            </w:pPr>
+            <w:r>
+              <w:rPr>
+                <w:b/>
+                <w:sz w:val="19"/>
+              </w:rPr>
+              <w:t>方法</w:t>
+            </w:r>
+          </w:p>
+        </w:tc>
+        <w:tc>
+          <w:tcPr>
+            <w:tcW w:type="dxa" w:w="1296"/>
+            <w:vAlign w:val="center"/>
+            <w:shd w:fill="EAF0F0"/>
+          </w:tcPr>
+          <w:p>
+            <w:pPr>
+              <w:keepNext/>
+              <w:spacing w:before="60" w:after="60" w:line="259" w:lineRule="auto"/>
+            </w:pPr>
+            <w:r>
+              <w:rPr>
+                <w:b/>
+                <w:sz w:val="19"/>
+              </w:rPr>
+              <w:t>完成时间 s</w:t>
+            </w:r>
+          </w:p>
+        </w:tc>
+        <w:tc>
+          <w:tcPr>
+            <w:tcW w:type="dxa" w:w="1296"/>
+            <w:vAlign w:val="center"/>
+            <w:shd w:fill="EAF0F0"/>
+          </w:tcPr>
+          <w:p>
+            <w:pPr>
+              <w:keepNext/>
+              <w:spacing w:before="60" w:after="60" w:line="259" w:lineRule="auto"/>
+            </w:pPr>
+            <w:r>
+              <w:rPr>
+                <w:b/>
+                <w:sz w:val="19"/>
+              </w:rPr>
+              <w:t>总能耗 kWh</w:t>
+            </w:r>
+          </w:p>
+        </w:tc>
+        <w:tc>
+          <w:tcPr>
+            <w:tcW w:type="dxa" w:w="1267"/>
+            <w:vAlign w:val="center"/>
+            <w:shd w:fill="EAF0F0"/>
+          </w:tcPr>
+          <w:p>
+            <w:pPr>
+              <w:keepNext/>
+              <w:spacing w:before="60" w:after="60" w:line="259" w:lineRule="auto"/>
+            </w:pPr>
+            <w:r>
+              <w:rPr>
+                <w:b/>
+                <w:sz w:val="19"/>
+              </w:rPr>
+              <w:t>运输 kWh</w:t>
+            </w:r>
+          </w:p>
+        </w:tc>
+        <w:tc>
+          <w:tcPr>
+            <w:tcW w:type="dxa" w:w="1224"/>
+            <w:vAlign w:val="center"/>
+            <w:shd w:fill="EAF0F0"/>
+          </w:tcPr>
+          <w:p>
+            <w:pPr>
+              <w:keepNext/>
+              <w:spacing w:before="60" w:after="60" w:line="259" w:lineRule="auto"/>
+            </w:pPr>
+            <w:r>
+              <w:rPr>
+                <w:b/>
+                <w:sz w:val="19"/>
+              </w:rPr>
+              <w:t>中继 kWh</w:t>
+            </w:r>
+          </w:p>
+        </w:tc>
+        <w:tc>
+          <w:tcPr>
+            <w:tcW w:type="dxa" w:w="1037"/>
+            <w:vAlign w:val="center"/>
+            <w:shd w:fill="EAF0F0"/>
+          </w:tcPr>
+          <w:p>
+            <w:pPr>
+              <w:keepNext/>
+              <w:spacing w:before="60" w:after="60" w:line="259" w:lineRule="auto"/>
+            </w:pPr>
+            <w:r>
+              <w:rPr>
+                <w:b/>
+                <w:sz w:val="19"/>
+              </w:rPr>
+              <w:t>运输＋中继</w:t>
+            </w:r>
+          </w:p>
+        </w:tc>
+        <w:tc>
+          <w:tcPr>
+            <w:tcW w:type="dxa" w:w="1195"/>
+            <w:vAlign w:val="center"/>
+            <w:shd w:fill="EAF0F0"/>
+          </w:tcPr>
+          <w:p>
+            <w:pPr>
+              <w:keepNext/>
+              <w:spacing w:before="60" w:after="60" w:line="259" w:lineRule="auto"/>
+            </w:pPr>
+            <w:r>
+              <w:rPr>
+                <w:b/>
+                <w:sz w:val="19"/>
+              </w:rPr>
+              <w:t>首解 s</w:t>
+            </w:r>
+          </w:p>
+        </w:tc>
+        <w:tc>
+          <w:tcPr>
+            <w:tcW w:type="dxa" w:w="1382"/>
+            <w:vAlign w:val="center"/>
+            <w:shd w:fill="EAF0F0"/>
+          </w:tcPr>
+          <w:p>
+            <w:pPr>
+              <w:keepNext/>
+              <w:spacing w:before="60" w:after="60" w:line="259" w:lineRule="auto"/>
+            </w:pPr>
+            <w:r>
+              <w:rPr>
+                <w:b/>
+                <w:sz w:val="19"/>
+              </w:rPr>
+              <w:t>最终发现 s</w:t>
+            </w:r>
+          </w:p>
+        </w:tc>
+      </w:tr>
+      <w:tr>
+        <w:trPr>
+          <w:cantSplit/>
+        </w:trPr>
+        <w:tc>
+          <w:tcPr>
+            <w:tcW w:type="dxa" w:w="1296"/>
+            <w:vAlign w:val="center"/>
+          </w:tcPr>
+          <w:p>
+            <w:pPr>
+              <w:spacing w:before="60" w:after="60" w:line="259" w:lineRule="auto"/>
+            </w:pPr>
+            <w:r>
+              <w:rPr>
+                <w:b w:val="0"/>
+                <w:sz w:val="19"/>
+              </w:rPr>
+              <w:t>Greedy 贪心</w:t>
+            </w:r>
+          </w:p>
+        </w:tc>
+        <w:tc>
+          <w:tcPr>
+            <w:tcW w:type="dxa" w:w="1296"/>
+            <w:vAlign w:val="center"/>
+          </w:tcPr>
+          <w:p>
+            <w:pPr>
+              <w:spacing w:before="60" w:after="60" w:line="259" w:lineRule="auto"/>
+            </w:pPr>
+            <w:r>
+              <w:rPr>
+                <w:b w:val="0"/>
+                <w:sz w:val="19"/>
+              </w:rPr>
+              <w:t>5900.277</w:t>
+            </w:r>
+          </w:p>
+        </w:tc>
+        <w:tc>
+          <w:tcPr>
+            <w:tcW w:type="dxa" w:w="1296"/>
+            <w:vAlign w:val="center"/>
+          </w:tcPr>
+          <w:p>
+            <w:pPr>
+              <w:spacing w:before="60" w:after="60" w:line="259" w:lineRule="auto"/>
+            </w:pPr>
+            <w:r>
+              <w:rPr>
+                <w:b w:val="0"/>
+                <w:sz w:val="19"/>
+              </w:rPr>
+              <w:t>69.602884</w:t>
+            </w:r>
+          </w:p>
+        </w:tc>
+        <w:tc>
+          <w:tcPr>
+            <w:tcW w:type="dxa" w:w="1267"/>
+            <w:vAlign w:val="center"/>
+          </w:tcPr>
+          <w:p>
+            <w:pPr>
+              <w:spacing w:before="60" w:after="60" w:line="259" w:lineRule="auto"/>
+            </w:pPr>
+            <w:r>
+              <w:rPr>
+                <w:b w:val="0"/>
+                <w:sz w:val="19"/>
+              </w:rPr>
+              <w:t>66.443583</w:t>
+            </w:r>
+          </w:p>
+        </w:tc>
+        <w:tc>
+          <w:tcPr>
+            <w:tcW w:type="dxa" w:w="1224"/>
+            <w:vAlign w:val="center"/>
+          </w:tcPr>
+          <w:p>
+            <w:pPr>
+              <w:spacing w:before="60" w:after="60" w:line="259" w:lineRule="auto"/>
+            </w:pPr>
+            <w:r>
+              <w:rPr>
+                <w:b w:val="0"/>
+                <w:sz w:val="19"/>
+              </w:rPr>
+              <w:t>3.159301</w:t>
+            </w:r>
+          </w:p>
+        </w:tc>
+        <w:tc>
+          <w:tcPr>
+            <w:tcW w:type="dxa" w:w="1037"/>
+            <w:vAlign w:val="center"/>
+          </w:tcPr>
+          <w:p>
+            <w:pPr>
+              <w:spacing w:before="60" w:after="60" w:line="259" w:lineRule="auto"/>
+            </w:pPr>
+            <w:r>
+              <w:rPr>
+                <w:b w:val="0"/>
+                <w:sz w:val="19"/>
+              </w:rPr>
+              <w:t>23＋3</w:t>
+            </w:r>
+          </w:p>
+        </w:tc>
+        <w:tc>
+          <w:tcPr>
+            <w:tcW w:type="dxa" w:w="1195"/>
+            <w:vAlign w:val="center"/>
+          </w:tcPr>
+          <w:p>
+            <w:pPr>
+              <w:spacing w:before="60" w:after="60" w:line="259" w:lineRule="auto"/>
+            </w:pPr>
+            <w:r>
+              <w:rPr>
+                <w:b w:val="0"/>
+                <w:sz w:val="19"/>
+              </w:rPr>
+              <w:t>23.28</w:t>
+            </w:r>
+          </w:p>
+        </w:tc>
+        <w:tc>
+          <w:tcPr>
+            <w:tcW w:type="dxa" w:w="1382"/>
+            <w:vAlign w:val="center"/>
+          </w:tcPr>
+          <w:p>
+            <w:pPr>
+              <w:spacing w:before="60" w:after="60" w:line="259" w:lineRule="auto"/>
+            </w:pPr>
+            <w:r>
+              <w:rPr>
+                <w:b w:val="0"/>
+                <w:sz w:val="19"/>
+              </w:rPr>
+              <w:t>162.53</w:t>
+            </w:r>
+          </w:p>
+        </w:tc>
+      </w:tr>
+      <w:tr>
+        <w:trPr>
+          <w:cantSplit/>
+        </w:trPr>
+        <w:tc>
+          <w:tcPr>
+            <w:tcW w:type="dxa" w:w="1296"/>
+            <w:vAlign w:val="center"/>
+          </w:tcPr>
+          <w:p>
+            <w:pPr>
+              <w:spacing w:before="60" w:after="60" w:line="259" w:lineRule="auto"/>
+            </w:pPr>
+            <w:r>
+              <w:rPr>
+                <w:b w:val="0"/>
+                <w:sz w:val="19"/>
+              </w:rPr>
+              <w:t>ACO 蚁群</w:t>
+            </w:r>
+          </w:p>
+        </w:tc>
+        <w:tc>
+          <w:tcPr>
+            <w:tcW w:type="dxa" w:w="1296"/>
+            <w:vAlign w:val="center"/>
+          </w:tcPr>
+          <w:p>
+            <w:pPr>
+              <w:spacing w:before="60" w:after="60" w:line="259" w:lineRule="auto"/>
+            </w:pPr>
+            <w:r>
+              <w:rPr>
+                <w:b w:val="0"/>
+                <w:sz w:val="19"/>
+              </w:rPr>
+              <w:t>5886.277</w:t>
+            </w:r>
+          </w:p>
+        </w:tc>
+        <w:tc>
+          <w:tcPr>
+            <w:tcW w:type="dxa" w:w="1296"/>
+            <w:vAlign w:val="center"/>
+          </w:tcPr>
+          <w:p>
+            <w:pPr>
+              <w:spacing w:before="60" w:after="60" w:line="259" w:lineRule="auto"/>
+            </w:pPr>
+            <w:r>
+              <w:rPr>
+                <w:b w:val="0"/>
+                <w:sz w:val="19"/>
+              </w:rPr>
+              <w:t>69.966053</w:t>
+            </w:r>
+          </w:p>
+        </w:tc>
+        <w:tc>
+          <w:tcPr>
+            <w:tcW w:type="dxa" w:w="1267"/>
+            <w:vAlign w:val="center"/>
+          </w:tcPr>
+          <w:p>
+            <w:pPr>
+              <w:spacing w:before="60" w:after="60" w:line="259" w:lineRule="auto"/>
+            </w:pPr>
+            <w:r>
+              <w:rPr>
+                <w:b w:val="0"/>
+                <w:sz w:val="19"/>
+              </w:rPr>
+              <w:t>66.815307</w:t>
+            </w:r>
+          </w:p>
+        </w:tc>
+        <w:tc>
+          <w:tcPr>
+            <w:tcW w:type="dxa" w:w="1224"/>
+            <w:vAlign w:val="center"/>
+          </w:tcPr>
+          <w:p>
+            <w:pPr>
+              <w:spacing w:before="60" w:after="60" w:line="259" w:lineRule="auto"/>
+            </w:pPr>
+            <w:r>
+              <w:rPr>
+                <w:b w:val="0"/>
+                <w:sz w:val="19"/>
+              </w:rPr>
+              <w:t>3.150746</w:t>
+            </w:r>
+          </w:p>
+        </w:tc>
+        <w:tc>
+          <w:tcPr>
+            <w:tcW w:type="dxa" w:w="1037"/>
+            <w:vAlign w:val="center"/>
+          </w:tcPr>
+          <w:p>
+            <w:pPr>
+              <w:spacing w:before="60" w:after="60" w:line="259" w:lineRule="auto"/>
+            </w:pPr>
+            <w:r>
+              <w:rPr>
+                <w:b w:val="0"/>
+                <w:sz w:val="19"/>
+              </w:rPr>
+              <w:t>23＋3</w:t>
+            </w:r>
+          </w:p>
+        </w:tc>
+        <w:tc>
+          <w:tcPr>
+            <w:tcW w:type="dxa" w:w="1195"/>
+            <w:vAlign w:val="center"/>
+          </w:tcPr>
+          <w:p>
+            <w:pPr>
+              <w:spacing w:before="60" w:after="60" w:line="259" w:lineRule="auto"/>
+            </w:pPr>
+            <w:r>
+              <w:rPr>
+                <w:b w:val="0"/>
+                <w:sz w:val="19"/>
+              </w:rPr>
+              <w:t>55.15</w:t>
+            </w:r>
+          </w:p>
+        </w:tc>
+        <w:tc>
+          <w:tcPr>
+            <w:tcW w:type="dxa" w:w="1382"/>
+            <w:vAlign w:val="center"/>
+          </w:tcPr>
+          <w:p>
+            <w:pPr>
+              <w:spacing w:before="60" w:after="60" w:line="259" w:lineRule="auto"/>
+            </w:pPr>
+            <w:r>
+              <w:rPr>
+                <w:b w:val="0"/>
+                <w:sz w:val="19"/>
+              </w:rPr>
+              <w:t>82.48</w:t>
+            </w:r>
+          </w:p>
+        </w:tc>
+      </w:tr>
+      <w:tr>
+        <w:trPr>
+          <w:cantSplit/>
+        </w:trPr>
+        <w:tc>
+          <w:tcPr>
+            <w:tcW w:type="dxa" w:w="1296"/>
+            <w:vAlign w:val="center"/>
+          </w:tcPr>
+          <w:p>
+            <w:pPr>
+              <w:spacing w:before="60" w:after="60" w:line="259" w:lineRule="auto"/>
+            </w:pPr>
+            <w:r>
+              <w:rPr>
+                <w:b w:val="0"/>
+                <w:sz w:val="19"/>
+              </w:rPr>
+              <w:t>ALNS</w:t>
+            </w:r>
+          </w:p>
+        </w:tc>
+        <w:tc>
+          <w:tcPr>
+            <w:tcW w:type="dxa" w:w="1296"/>
+            <w:vAlign w:val="center"/>
+          </w:tcPr>
+          <w:p>
+            <w:pPr>
+              <w:spacing w:before="60" w:after="60" w:line="259" w:lineRule="auto"/>
+            </w:pPr>
+            <w:r>
+              <w:rPr>
+                <w:b w:val="0"/>
+                <w:sz w:val="19"/>
+              </w:rPr>
+              <w:t>5939.668</w:t>
+            </w:r>
+          </w:p>
+        </w:tc>
+        <w:tc>
+          <w:tcPr>
+            <w:tcW w:type="dxa" w:w="1296"/>
+            <w:vAlign w:val="center"/>
+          </w:tcPr>
+          <w:p>
+            <w:pPr>
+              <w:spacing w:before="60" w:after="60" w:line="259" w:lineRule="auto"/>
+            </w:pPr>
+            <w:r>
+              <w:rPr>
+                <w:b w:val="0"/>
+                <w:sz w:val="19"/>
+              </w:rPr>
+              <w:t>69.707250</w:t>
+            </w:r>
+          </w:p>
+        </w:tc>
+        <w:tc>
+          <w:tcPr>
+            <w:tcW w:type="dxa" w:w="1267"/>
+            <w:vAlign w:val="center"/>
+          </w:tcPr>
+          <w:p>
+            <w:pPr>
+              <w:spacing w:before="60" w:after="60" w:line="259" w:lineRule="auto"/>
+            </w:pPr>
+            <w:r>
+              <w:rPr>
+                <w:b w:val="0"/>
+                <w:sz w:val="19"/>
+              </w:rPr>
+              <w:t>66.565518</w:t>
+            </w:r>
+          </w:p>
+        </w:tc>
+        <w:tc>
+          <w:tcPr>
+            <w:tcW w:type="dxa" w:w="1224"/>
+            <w:vAlign w:val="center"/>
+          </w:tcPr>
+          <w:p>
+            <w:pPr>
+              <w:spacing w:before="60" w:after="60" w:line="259" w:lineRule="auto"/>
+            </w:pPr>
+            <w:r>
+              <w:rPr>
+                <w:b w:val="0"/>
+                <w:sz w:val="19"/>
+              </w:rPr>
+              <w:t>3.141732</w:t>
+            </w:r>
+          </w:p>
+        </w:tc>
+        <w:tc>
+          <w:tcPr>
+            <w:tcW w:type="dxa" w:w="1037"/>
+            <w:vAlign w:val="center"/>
+          </w:tcPr>
+          <w:p>
+            <w:pPr>
+              <w:spacing w:before="60" w:after="60" w:line="259" w:lineRule="auto"/>
+            </w:pPr>
+            <w:r>
+              <w:rPr>
+                <w:b w:val="0"/>
+                <w:sz w:val="19"/>
+              </w:rPr>
+              <w:t>23＋3</w:t>
+            </w:r>
+          </w:p>
+        </w:tc>
+        <w:tc>
+          <w:tcPr>
+            <w:tcW w:type="dxa" w:w="1195"/>
+            <w:vAlign w:val="center"/>
+          </w:tcPr>
+          <w:p>
+            <w:pPr>
+              <w:spacing w:before="60" w:after="60" w:line="259" w:lineRule="auto"/>
+            </w:pPr>
+            <w:r>
+              <w:rPr>
+                <w:b w:val="0"/>
+                <w:sz w:val="19"/>
+              </w:rPr>
+              <w:t>35.83</w:t>
+            </w:r>
+          </w:p>
+        </w:tc>
+        <w:tc>
+          <w:tcPr>
+            <w:tcW w:type="dxa" w:w="1382"/>
+            <w:vAlign w:val="center"/>
+          </w:tcPr>
+          <w:p>
+            <w:pPr>
+              <w:spacing w:before="60" w:after="60" w:line="259" w:lineRule="auto"/>
+            </w:pPr>
+            <w:r>
+              <w:rPr>
+                <w:b w:val="0"/>
+                <w:sz w:val="19"/>
+              </w:rPr>
+              <w:t>152.34</w:t>
+            </w:r>
+          </w:p>
+        </w:tc>
+      </w:tr>
+      <w:tr>
+        <w:trPr>
+          <w:cantSplit/>
+        </w:trPr>
+        <w:tc>
+          <w:tcPr>
+            <w:tcW w:type="dxa" w:w="1296"/>
+            <w:vAlign w:val="center"/>
+          </w:tcPr>
+          <w:p>
+            <w:pPr>
+              <w:spacing w:before="60" w:after="60" w:line="259" w:lineRule="auto"/>
+            </w:pPr>
+            <w:r>
+              <w:rPr>
+                <w:b w:val="0"/>
+                <w:sz w:val="19"/>
+              </w:rPr>
+              <w:t>CP-SAT</w:t>
+            </w:r>
+          </w:p>
+        </w:tc>
+        <w:tc>
+          <w:tcPr>
+            <w:tcW w:type="dxa" w:w="1296"/>
+            <w:vAlign w:val="center"/>
+          </w:tcPr>
+          <w:p>
+            <w:pPr>
+              <w:spacing w:before="60" w:after="60" w:line="259" w:lineRule="auto"/>
+            </w:pPr>
+            <w:r>
+              <w:rPr>
+                <w:b w:val="0"/>
+                <w:sz w:val="19"/>
+              </w:rPr>
+              <w:t>5939.804</w:t>
+            </w:r>
+          </w:p>
+        </w:tc>
+        <w:tc>
+          <w:tcPr>
+            <w:tcW w:type="dxa" w:w="1296"/>
+            <w:vAlign w:val="center"/>
+          </w:tcPr>
+          <w:p>
+            <w:pPr>
+              <w:spacing w:before="60" w:after="60" w:line="259" w:lineRule="auto"/>
+            </w:pPr>
+            <w:r>
+              <w:rPr>
+                <w:b w:val="0"/>
+                <w:sz w:val="19"/>
+              </w:rPr>
+              <w:t>69.412316</w:t>
+            </w:r>
+          </w:p>
+        </w:tc>
+        <w:tc>
+          <w:tcPr>
+            <w:tcW w:type="dxa" w:w="1267"/>
+            <w:vAlign w:val="center"/>
+          </w:tcPr>
+          <w:p>
+            <w:pPr>
+              <w:spacing w:before="60" w:after="60" w:line="259" w:lineRule="auto"/>
+            </w:pPr>
+            <w:r>
+              <w:rPr>
+                <w:b w:val="0"/>
+                <w:sz w:val="19"/>
+              </w:rPr>
+              <w:t>66.449028</w:t>
+            </w:r>
+          </w:p>
+        </w:tc>
+        <w:tc>
+          <w:tcPr>
+            <w:tcW w:type="dxa" w:w="1224"/>
+            <w:vAlign w:val="center"/>
+          </w:tcPr>
+          <w:p>
+            <w:pPr>
+              <w:spacing w:before="60" w:after="60" w:line="259" w:lineRule="auto"/>
+            </w:pPr>
+            <w:r>
+              <w:rPr>
+                <w:b w:val="0"/>
+                <w:sz w:val="19"/>
+              </w:rPr>
+              <w:t>2.963288</w:t>
+            </w:r>
+          </w:p>
+        </w:tc>
+        <w:tc>
+          <w:tcPr>
+            <w:tcW w:type="dxa" w:w="1037"/>
+            <w:vAlign w:val="center"/>
+          </w:tcPr>
+          <w:p>
+            <w:pPr>
+              <w:spacing w:before="60" w:after="60" w:line="259" w:lineRule="auto"/>
+            </w:pPr>
+            <w:r>
+              <w:rPr>
+                <w:b w:val="0"/>
+                <w:sz w:val="19"/>
+              </w:rPr>
+              <w:t>23＋3</w:t>
+            </w:r>
+          </w:p>
+        </w:tc>
+        <w:tc>
+          <w:tcPr>
+            <w:tcW w:type="dxa" w:w="1195"/>
+            <w:vAlign w:val="center"/>
+          </w:tcPr>
+          <w:p>
+            <w:pPr>
+              <w:spacing w:before="60" w:after="60" w:line="259" w:lineRule="auto"/>
+            </w:pPr>
+            <w:r>
+              <w:rPr>
+                <w:b w:val="0"/>
+                <w:sz w:val="19"/>
+              </w:rPr>
+              <w:t>3.18</w:t>
+            </w:r>
+          </w:p>
+        </w:tc>
+        <w:tc>
+          <w:tcPr>
+            <w:tcW w:type="dxa" w:w="1382"/>
+            <w:vAlign w:val="center"/>
+          </w:tcPr>
+          <w:p>
+            <w:pPr>
+              <w:spacing w:before="60" w:after="60" w:line="259" w:lineRule="auto"/>
+            </w:pPr>
+            <w:r>
+              <w:rPr>
+                <w:b w:val="0"/>
+                <w:sz w:val="19"/>
+              </w:rPr>
+              <w:t>598.73</w:t>
+            </w:r>
+          </w:p>
+        </w:tc>
+      </w:tr>
+      <w:tr>
+        <w:trPr>
+          <w:cantSplit/>
+        </w:trPr>
+        <w:tc>
+          <w:tcPr>
+            <w:tcW w:type="dxa" w:w="1296"/>
+            <w:vAlign w:val="center"/>
+          </w:tcPr>
+          <w:p>
+            <w:pPr>
+              <w:spacing w:before="60" w:after="60" w:line="259" w:lineRule="auto"/>
+            </w:pPr>
+            <w:r>
+              <w:rPr>
+                <w:b w:val="0"/>
+                <w:sz w:val="19"/>
+              </w:rPr>
+              <w:t>论文历史方案</w:t>
+            </w:r>
+          </w:p>
+        </w:tc>
+        <w:tc>
+          <w:tcPr>
+            <w:tcW w:type="dxa" w:w="1296"/>
+            <w:vAlign w:val="center"/>
+          </w:tcPr>
+          <w:p>
+            <w:pPr>
+              <w:spacing w:before="60" w:after="60" w:line="259" w:lineRule="auto"/>
+            </w:pPr>
+            <w:r>
+              <w:rPr>
+                <w:b w:val="0"/>
+                <w:sz w:val="19"/>
+              </w:rPr>
+              <w:t>5939.704</w:t>
+            </w:r>
+          </w:p>
+        </w:tc>
+        <w:tc>
+          <w:tcPr>
+            <w:tcW w:type="dxa" w:w="1296"/>
+            <w:vAlign w:val="center"/>
+          </w:tcPr>
+          <w:p>
+            <w:pPr>
+              <w:spacing w:before="60" w:after="60" w:line="259" w:lineRule="auto"/>
+            </w:pPr>
+            <w:r>
+              <w:rPr>
+                <w:b w:val="0"/>
+                <w:sz w:val="19"/>
+              </w:rPr>
+              <w:t>67.714664</w:t>
+            </w:r>
+          </w:p>
+        </w:tc>
+        <w:tc>
+          <w:tcPr>
+            <w:tcW w:type="dxa" w:w="1267"/>
+            <w:vAlign w:val="center"/>
+          </w:tcPr>
+          <w:p>
+            <w:pPr>
+              <w:spacing w:before="60" w:after="60" w:line="259" w:lineRule="auto"/>
+            </w:pPr>
+            <w:r>
+              <w:rPr>
+                <w:b w:val="0"/>
+                <w:sz w:val="19"/>
+              </w:rPr>
+              <w:t>—</w:t>
+            </w:r>
+          </w:p>
+        </w:tc>
+        <w:tc>
+          <w:tcPr>
+            <w:tcW w:type="dxa" w:w="1224"/>
+            <w:vAlign w:val="center"/>
+          </w:tcPr>
+          <w:p>
+            <w:pPr>
+              <w:spacing w:before="60" w:after="60" w:line="259" w:lineRule="auto"/>
+            </w:pPr>
+            <w:r>
+              <w:rPr>
+                <w:b w:val="0"/>
+                <w:sz w:val="19"/>
+              </w:rPr>
+              <w:t>—</w:t>
+            </w:r>
+          </w:p>
+        </w:tc>
+        <w:tc>
+          <w:tcPr>
+            <w:tcW w:type="dxa" w:w="1037"/>
+            <w:vAlign w:val="center"/>
+          </w:tcPr>
+          <w:p>
+            <w:pPr>
+              <w:spacing w:before="60" w:after="60" w:line="259" w:lineRule="auto"/>
+            </w:pPr>
+            <w:r>
+              <w:rPr>
+                <w:b w:val="0"/>
+                <w:sz w:val="19"/>
+              </w:rPr>
+              <w:t>23＋3</w:t>
+            </w:r>
+          </w:p>
+        </w:tc>
+        <w:tc>
+          <w:tcPr>
+            <w:tcW w:type="dxa" w:w="1195"/>
+            <w:vAlign w:val="center"/>
+          </w:tcPr>
+          <w:p>
+            <w:pPr>
+              <w:spacing w:before="60" w:after="60" w:line="259" w:lineRule="auto"/>
+            </w:pPr>
+            <w:r>
+              <w:rPr>
+                <w:b w:val="0"/>
+                <w:sz w:val="19"/>
+              </w:rPr>
+              <w:t>—</w:t>
+            </w:r>
+          </w:p>
+        </w:tc>
+        <w:tc>
+          <w:tcPr>
+            <w:tcW w:type="dxa" w:w="1382"/>
+            <w:vAlign w:val="center"/>
+          </w:tcPr>
+          <w:p>
+            <w:pPr>
+              <w:spacing w:before="60" w:after="60" w:line="259" w:lineRule="auto"/>
+            </w:pPr>
+            <w:r>
+              <w:rPr>
+                <w:b w:val="0"/>
+                <w:sz w:val="19"/>
+              </w:rPr>
+              <w:t>—</w:t>
+            </w:r>
+          </w:p>
+        </w:tc>
+      </w:tr>
+    </w:tbl>
+    <w:p>
+      <w:pPr>
+        <w:spacing w:after="20"/>
+      </w:pPr>
+    </w:p>
+    <w:p>
+      <w:pPr>
+        <w:pStyle w:val="Heading2"/>
+      </w:pPr>
+      <w:r>
+        <w:t>25.9 完整求解过程耗时</w:t>
+      </w:r>
+    </w:p>
+    <w:p>
+      <w:r>
+        <w:rPr>
+          <w:b w:val="0"/>
+        </w:rPr>
+        <w:t>下面补充每配置实际记录，不把最终方案发现时刻当作运行结束。记录时长为原JSON的search_wall_s；进程结束为process_end_elapsed_s，均从本配置搜索计时起点计。输入加载与最终父进程核验另计。部分终止路径记录略超过600秒，截止监控、终止与写记录存在开销；可采纳方案的发现时间仍必须不超过600秒，不能把超出部分包装成更长搜索预算。</w:t>
+      </w:r>
+    </w:p>
+    <w:tbl>
+      <w:tblPr>
+        <w:tblStyle w:val="TableGrid"/>
+        <w:tblW w:type="auto" w:w="0"/>
+        <w:jc w:val="center"/>
+        <w:tblLayout w:type="fixed"/>
+        <w:tblLook w:firstColumn="1" w:firstRow="1" w:lastColumn="0" w:lastRow="0" w:noHBand="0" w:noVBand="1" w:val="04A0"/>
+      </w:tblPr>
+      <w:tblGrid>
+        <w:gridCol w:w="1166"/>
+        <w:gridCol w:w="1454"/>
+        <w:gridCol w:w="1066"/>
+        <w:gridCol w:w="1224"/>
+        <w:gridCol w:w="1310"/>
+        <w:gridCol w:w="1310"/>
+        <w:gridCol w:w="2462"/>
+      </w:tblGrid>
+      <w:tr>
+        <w:trPr>
+          <w:tblHeader/>
+          <w:cantSplit/>
+        </w:trPr>
+        <w:tc>
+          <w:tcPr>
+            <w:tcW w:type="dxa" w:w="1166"/>
+            <w:vAlign w:val="center"/>
+            <w:shd w:fill="EAF0F0"/>
+          </w:tcPr>
+          <w:p>
+            <w:pPr>
+              <w:keepNext/>
+              <w:spacing w:before="60" w:after="60" w:line="259" w:lineRule="auto"/>
+            </w:pPr>
+            <w:r>
+              <w:rPr>
+                <w:b/>
+                <w:sz w:val="19"/>
+              </w:rPr>
+              <w:t>配置</w:t>
+            </w:r>
+          </w:p>
+        </w:tc>
+        <w:tc>
+          <w:tcPr>
+            <w:tcW w:type="dxa" w:w="1454"/>
+            <w:vAlign w:val="center"/>
+            <w:shd w:fill="EAF0F0"/>
+          </w:tcPr>
+          <w:p>
+            <w:pPr>
+              <w:keepNext/>
+              <w:spacing w:before="60" w:after="60" w:line="259" w:lineRule="auto"/>
+            </w:pPr>
+            <w:r>
+              <w:rPr>
+                <w:b/>
+                <w:sz w:val="19"/>
+              </w:rPr>
+              <w:t>方法</w:t>
+            </w:r>
+          </w:p>
+        </w:tc>
+        <w:tc>
+          <w:tcPr>
+            <w:tcW w:type="dxa" w:w="1066"/>
+            <w:vAlign w:val="center"/>
+            <w:shd w:fill="EAF0F0"/>
+          </w:tcPr>
+          <w:p>
+            <w:pPr>
+              <w:keepNext/>
+              <w:spacing w:before="60" w:after="60" w:line="259" w:lineRule="auto"/>
+            </w:pPr>
+            <w:r>
+              <w:rPr>
+                <w:b/>
+                <w:sz w:val="19"/>
+              </w:rPr>
+              <w:t>首解 s</w:t>
+            </w:r>
+          </w:p>
+        </w:tc>
+        <w:tc>
+          <w:tcPr>
+            <w:tcW w:type="dxa" w:w="1224"/>
+            <w:vAlign w:val="center"/>
+            <w:shd w:fill="EAF0F0"/>
+          </w:tcPr>
+          <w:p>
+            <w:pPr>
+              <w:keepNext/>
+              <w:spacing w:before="60" w:after="60" w:line="259" w:lineRule="auto"/>
+            </w:pPr>
+            <w:r>
+              <w:rPr>
+                <w:b/>
+                <w:sz w:val="19"/>
+              </w:rPr>
+              <w:t>最终发现 s</w:t>
+            </w:r>
+          </w:p>
+        </w:tc>
+        <w:tc>
+          <w:tcPr>
+            <w:tcW w:type="dxa" w:w="1310"/>
+            <w:vAlign w:val="center"/>
+            <w:shd w:fill="EAF0F0"/>
+          </w:tcPr>
+          <w:p>
+            <w:pPr>
+              <w:keepNext/>
+              <w:spacing w:before="60" w:after="60" w:line="259" w:lineRule="auto"/>
+            </w:pPr>
+            <w:r>
+              <w:rPr>
+                <w:b/>
+                <w:sz w:val="19"/>
+              </w:rPr>
+              <w:t>记录时长 s</w:t>
+            </w:r>
+          </w:p>
+        </w:tc>
+        <w:tc>
+          <w:tcPr>
+            <w:tcW w:type="dxa" w:w="1310"/>
+            <w:vAlign w:val="center"/>
+            <w:shd w:fill="EAF0F0"/>
+          </w:tcPr>
+          <w:p>
+            <w:pPr>
+              <w:keepNext/>
+              <w:spacing w:before="60" w:after="60" w:line="259" w:lineRule="auto"/>
+            </w:pPr>
+            <w:r>
+              <w:rPr>
+                <w:b/>
+                <w:sz w:val="19"/>
+              </w:rPr>
+              <w:t>进程结束 s</w:t>
+            </w:r>
+          </w:p>
+        </w:tc>
+        <w:tc>
+          <w:tcPr>
+            <w:tcW w:type="dxa" w:w="2462"/>
+            <w:vAlign w:val="center"/>
+            <w:shd w:fill="EAF0F0"/>
+          </w:tcPr>
+          <w:p>
+            <w:pPr>
+              <w:keepNext/>
+              <w:spacing w:before="60" w:after="60" w:line="259" w:lineRule="auto"/>
+            </w:pPr>
+            <w:r>
+              <w:rPr>
+                <w:b/>
+                <w:sz w:val="19"/>
+              </w:rPr>
+              <w:t>结束方式</w:t>
+            </w:r>
+          </w:p>
+        </w:tc>
+      </w:tr>
+      <w:tr>
+        <w:trPr>
+          <w:cantSplit/>
+        </w:trPr>
+        <w:tc>
+          <w:tcPr>
+            <w:tcW w:type="dxa" w:w="1166"/>
+            <w:vAlign w:val="center"/>
+          </w:tcPr>
+          <w:p>
+            <w:pPr>
+              <w:spacing w:before="60" w:after="60" w:line="259" w:lineRule="auto"/>
+            </w:pPr>
+            <w:r>
+              <w:rPr>
+                <w:b w:val="0"/>
+                <w:sz w:val="19"/>
+              </w:rPr>
+              <w:t>Q2时间</w:t>
+            </w:r>
+          </w:p>
+        </w:tc>
+        <w:tc>
+          <w:tcPr>
+            <w:tcW w:type="dxa" w:w="1454"/>
+            <w:vAlign w:val="center"/>
+          </w:tcPr>
+          <w:p>
+            <w:pPr>
+              <w:spacing w:before="60" w:after="60" w:line="259" w:lineRule="auto"/>
+            </w:pPr>
+            <w:r>
+              <w:rPr>
+                <w:b w:val="0"/>
+                <w:sz w:val="19"/>
+              </w:rPr>
+              <w:t>Greedy 贪心</w:t>
+            </w:r>
+          </w:p>
+        </w:tc>
+        <w:tc>
+          <w:tcPr>
+            <w:tcW w:type="dxa" w:w="1066"/>
+            <w:vAlign w:val="center"/>
+          </w:tcPr>
+          <w:p>
+            <w:pPr>
+              <w:spacing w:before="60" w:after="60" w:line="259" w:lineRule="auto"/>
+            </w:pPr>
+            <w:r>
+              <w:rPr>
+                <w:b w:val="0"/>
+                <w:sz w:val="19"/>
+              </w:rPr>
+              <w:t>1.59</w:t>
+            </w:r>
+          </w:p>
+        </w:tc>
+        <w:tc>
+          <w:tcPr>
+            <w:tcW w:type="dxa" w:w="1224"/>
+            <w:vAlign w:val="center"/>
+          </w:tcPr>
+          <w:p>
+            <w:pPr>
+              <w:spacing w:before="60" w:after="60" w:line="259" w:lineRule="auto"/>
+            </w:pPr>
+            <w:r>
+              <w:rPr>
+                <w:b w:val="0"/>
+                <w:sz w:val="19"/>
+              </w:rPr>
+              <w:t>194.27</w:t>
+            </w:r>
+          </w:p>
+        </w:tc>
+        <w:tc>
+          <w:tcPr>
+            <w:tcW w:type="dxa" w:w="1310"/>
+            <w:vAlign w:val="center"/>
+          </w:tcPr>
+          <w:p>
+            <w:pPr>
+              <w:spacing w:before="60" w:after="60" w:line="259" w:lineRule="auto"/>
+            </w:pPr>
+            <w:r>
+              <w:rPr>
+                <w:b w:val="0"/>
+                <w:sz w:val="19"/>
+              </w:rPr>
+              <w:t>602.486</w:t>
+            </w:r>
+          </w:p>
+        </w:tc>
+        <w:tc>
+          <w:tcPr>
+            <w:tcW w:type="dxa" w:w="1310"/>
+            <w:vAlign w:val="center"/>
+          </w:tcPr>
+          <w:p>
+            <w:pPr>
+              <w:spacing w:before="60" w:after="60" w:line="259" w:lineRule="auto"/>
+            </w:pPr>
+            <w:r>
+              <w:rPr>
+                <w:b w:val="0"/>
+                <w:sz w:val="19"/>
+              </w:rPr>
+              <w:t>602.486</w:t>
+            </w:r>
+          </w:p>
+        </w:tc>
+        <w:tc>
+          <w:tcPr>
+            <w:tcW w:type="dxa" w:w="2462"/>
+            <w:vAlign w:val="center"/>
+          </w:tcPr>
+          <w:p>
+            <w:pPr>
+              <w:spacing w:before="60" w:after="60" w:line="259" w:lineRule="auto"/>
+            </w:pPr>
+            <w:r>
+              <w:rPr>
+                <w:b w:val="0"/>
+                <w:sz w:val="19"/>
+              </w:rPr>
+              <w:t>截止终止</w:t>
+            </w:r>
+          </w:p>
+        </w:tc>
+      </w:tr>
+      <w:tr>
+        <w:trPr>
+          <w:cantSplit/>
+        </w:trPr>
+        <w:tc>
+          <w:tcPr>
+            <w:tcW w:type="dxa" w:w="1166"/>
+            <w:vAlign w:val="center"/>
+          </w:tcPr>
+          <w:p>
+            <w:pPr>
+              <w:spacing w:before="60" w:after="60" w:line="259" w:lineRule="auto"/>
+            </w:pPr>
+            <w:r>
+              <w:rPr>
+                <w:b w:val="0"/>
+                <w:sz w:val="19"/>
+              </w:rPr>
+              <w:t>Q2时间</w:t>
+            </w:r>
+          </w:p>
+        </w:tc>
+        <w:tc>
+          <w:tcPr>
+            <w:tcW w:type="dxa" w:w="1454"/>
+            <w:vAlign w:val="center"/>
+          </w:tcPr>
+          <w:p>
+            <w:pPr>
+              <w:spacing w:before="60" w:after="60" w:line="259" w:lineRule="auto"/>
+            </w:pPr>
+            <w:r>
+              <w:rPr>
+                <w:b w:val="0"/>
+                <w:sz w:val="19"/>
+              </w:rPr>
+              <w:t>ACO 蚁群</w:t>
+            </w:r>
+          </w:p>
+        </w:tc>
+        <w:tc>
+          <w:tcPr>
+            <w:tcW w:type="dxa" w:w="1066"/>
+            <w:vAlign w:val="center"/>
+          </w:tcPr>
+          <w:p>
+            <w:pPr>
+              <w:spacing w:before="60" w:after="60" w:line="259" w:lineRule="auto"/>
+            </w:pPr>
+            <w:r>
+              <w:rPr>
+                <w:b w:val="0"/>
+                <w:sz w:val="19"/>
+              </w:rPr>
+              <w:t>1.53</w:t>
+            </w:r>
+          </w:p>
+        </w:tc>
+        <w:tc>
+          <w:tcPr>
+            <w:tcW w:type="dxa" w:w="1224"/>
+            <w:vAlign w:val="center"/>
+          </w:tcPr>
+          <w:p>
+            <w:pPr>
+              <w:spacing w:before="60" w:after="60" w:line="259" w:lineRule="auto"/>
+            </w:pPr>
+            <w:r>
+              <w:rPr>
+                <w:b w:val="0"/>
+                <w:sz w:val="19"/>
+              </w:rPr>
+              <w:t>3.74</w:t>
+            </w:r>
+          </w:p>
+        </w:tc>
+        <w:tc>
+          <w:tcPr>
+            <w:tcW w:type="dxa" w:w="1310"/>
+            <w:vAlign w:val="center"/>
+          </w:tcPr>
+          <w:p>
+            <w:pPr>
+              <w:spacing w:before="60" w:after="60" w:line="259" w:lineRule="auto"/>
+            </w:pPr>
+            <w:r>
+              <w:rPr>
+                <w:b w:val="0"/>
+                <w:sz w:val="19"/>
+              </w:rPr>
+              <w:t>600.005</w:t>
+            </w:r>
+          </w:p>
+        </w:tc>
+        <w:tc>
+          <w:tcPr>
+            <w:tcW w:type="dxa" w:w="1310"/>
+            <w:vAlign w:val="center"/>
+          </w:tcPr>
+          <w:p>
+            <w:pPr>
+              <w:spacing w:before="60" w:after="60" w:line="259" w:lineRule="auto"/>
+            </w:pPr>
+            <w:r>
+              <w:rPr>
+                <w:b w:val="0"/>
+                <w:sz w:val="19"/>
+              </w:rPr>
+              <w:t>603.114</w:t>
+            </w:r>
+          </w:p>
+        </w:tc>
+        <w:tc>
+          <w:tcPr>
+            <w:tcW w:type="dxa" w:w="2462"/>
+            <w:vAlign w:val="center"/>
+          </w:tcPr>
+          <w:p>
+            <w:pPr>
+              <w:spacing w:before="60" w:after="60" w:line="259" w:lineRule="auto"/>
+            </w:pPr>
+            <w:r>
+              <w:rPr>
+                <w:b w:val="0"/>
+                <w:sz w:val="19"/>
+              </w:rPr>
+              <w:t>截止终止</w:t>
+            </w:r>
+          </w:p>
+        </w:tc>
+      </w:tr>
+      <w:tr>
+        <w:trPr>
+          <w:cantSplit/>
+        </w:trPr>
+        <w:tc>
+          <w:tcPr>
+            <w:tcW w:type="dxa" w:w="1166"/>
+            <w:vAlign w:val="center"/>
+          </w:tcPr>
+          <w:p>
+            <w:pPr>
+              <w:spacing w:before="60" w:after="60" w:line="259" w:lineRule="auto"/>
+            </w:pPr>
+            <w:r>
+              <w:rPr>
+                <w:b w:val="0"/>
+                <w:sz w:val="19"/>
+              </w:rPr>
+              <w:t>Q2时间</w:t>
+            </w:r>
+          </w:p>
+        </w:tc>
+        <w:tc>
+          <w:tcPr>
+            <w:tcW w:type="dxa" w:w="1454"/>
+            <w:vAlign w:val="center"/>
+          </w:tcPr>
+          <w:p>
+            <w:pPr>
+              <w:spacing w:before="60" w:after="60" w:line="259" w:lineRule="auto"/>
+            </w:pPr>
+            <w:r>
+              <w:rPr>
+                <w:b w:val="0"/>
+                <w:sz w:val="19"/>
+              </w:rPr>
+              <w:t>ALNS</w:t>
+            </w:r>
+          </w:p>
+        </w:tc>
+        <w:tc>
+          <w:tcPr>
+            <w:tcW w:type="dxa" w:w="1066"/>
+            <w:vAlign w:val="center"/>
+          </w:tcPr>
+          <w:p>
+            <w:pPr>
+              <w:spacing w:before="60" w:after="60" w:line="259" w:lineRule="auto"/>
+            </w:pPr>
+            <w:r>
+              <w:rPr>
+                <w:b w:val="0"/>
+                <w:sz w:val="19"/>
+              </w:rPr>
+              <w:t>1.63</w:t>
+            </w:r>
+          </w:p>
+        </w:tc>
+        <w:tc>
+          <w:tcPr>
+            <w:tcW w:type="dxa" w:w="1224"/>
+            <w:vAlign w:val="center"/>
+          </w:tcPr>
+          <w:p>
+            <w:pPr>
+              <w:spacing w:before="60" w:after="60" w:line="259" w:lineRule="auto"/>
+            </w:pPr>
+            <w:r>
+              <w:rPr>
+                <w:b w:val="0"/>
+                <w:sz w:val="19"/>
+              </w:rPr>
+              <w:t>252.61</w:t>
+            </w:r>
+          </w:p>
+        </w:tc>
+        <w:tc>
+          <w:tcPr>
+            <w:tcW w:type="dxa" w:w="1310"/>
+            <w:vAlign w:val="center"/>
+          </w:tcPr>
+          <w:p>
+            <w:pPr>
+              <w:spacing w:before="60" w:after="60" w:line="259" w:lineRule="auto"/>
+            </w:pPr>
+            <w:r>
+              <w:rPr>
+                <w:b w:val="0"/>
+                <w:sz w:val="19"/>
+              </w:rPr>
+              <w:t>600.007</w:t>
+            </w:r>
+          </w:p>
+        </w:tc>
+        <w:tc>
+          <w:tcPr>
+            <w:tcW w:type="dxa" w:w="1310"/>
+            <w:vAlign w:val="center"/>
+          </w:tcPr>
+          <w:p>
+            <w:pPr>
+              <w:spacing w:before="60" w:after="60" w:line="259" w:lineRule="auto"/>
+            </w:pPr>
+            <w:r>
+              <w:rPr>
+                <w:b w:val="0"/>
+                <w:sz w:val="19"/>
+              </w:rPr>
+              <w:t>603.028</w:t>
+            </w:r>
+          </w:p>
+        </w:tc>
+        <w:tc>
+          <w:tcPr>
+            <w:tcW w:type="dxa" w:w="2462"/>
+            <w:vAlign w:val="center"/>
+          </w:tcPr>
+          <w:p>
+            <w:pPr>
+              <w:spacing w:before="60" w:after="60" w:line="259" w:lineRule="auto"/>
+            </w:pPr>
+            <w:r>
+              <w:rPr>
+                <w:b w:val="0"/>
+                <w:sz w:val="19"/>
+              </w:rPr>
+              <w:t>截止终止</w:t>
+            </w:r>
+          </w:p>
+        </w:tc>
+      </w:tr>
+      <w:tr>
+        <w:trPr>
+          <w:cantSplit/>
+        </w:trPr>
+        <w:tc>
+          <w:tcPr>
+            <w:tcW w:type="dxa" w:w="1166"/>
+            <w:vAlign w:val="center"/>
+          </w:tcPr>
+          <w:p>
+            <w:pPr>
+              <w:spacing w:before="60" w:after="60" w:line="259" w:lineRule="auto"/>
+            </w:pPr>
+            <w:r>
+              <w:rPr>
+                <w:b w:val="0"/>
+                <w:sz w:val="19"/>
+              </w:rPr>
+              <w:t>Q2时间</w:t>
+            </w:r>
+          </w:p>
+        </w:tc>
+        <w:tc>
+          <w:tcPr>
+            <w:tcW w:type="dxa" w:w="1454"/>
+            <w:vAlign w:val="center"/>
+          </w:tcPr>
+          <w:p>
+            <w:pPr>
+              <w:spacing w:before="60" w:after="60" w:line="259" w:lineRule="auto"/>
+            </w:pPr>
+            <w:r>
+              <w:rPr>
+                <w:b w:val="0"/>
+                <w:sz w:val="19"/>
+              </w:rPr>
+              <w:t>CP-SAT</w:t>
+            </w:r>
+          </w:p>
+        </w:tc>
+        <w:tc>
+          <w:tcPr>
+            <w:tcW w:type="dxa" w:w="1066"/>
+            <w:vAlign w:val="center"/>
+          </w:tcPr>
+          <w:p>
+            <w:pPr>
+              <w:spacing w:before="60" w:after="60" w:line="259" w:lineRule="auto"/>
+            </w:pPr>
+            <w:r>
+              <w:rPr>
+                <w:b w:val="0"/>
+                <w:sz w:val="19"/>
+              </w:rPr>
+              <w:t>4.15</w:t>
+            </w:r>
+          </w:p>
+        </w:tc>
+        <w:tc>
+          <w:tcPr>
+            <w:tcW w:type="dxa" w:w="1224"/>
+            <w:vAlign w:val="center"/>
+          </w:tcPr>
+          <w:p>
+            <w:pPr>
+              <w:spacing w:before="60" w:after="60" w:line="259" w:lineRule="auto"/>
+            </w:pPr>
+            <w:r>
+              <w:rPr>
+                <w:b w:val="0"/>
+                <w:sz w:val="19"/>
+              </w:rPr>
+              <w:t>487.55</w:t>
+            </w:r>
+          </w:p>
+        </w:tc>
+        <w:tc>
+          <w:tcPr>
+            <w:tcW w:type="dxa" w:w="1310"/>
+            <w:vAlign w:val="center"/>
+          </w:tcPr>
+          <w:p>
+            <w:pPr>
+              <w:spacing w:before="60" w:after="60" w:line="259" w:lineRule="auto"/>
+            </w:pPr>
+            <w:r>
+              <w:rPr>
+                <w:b w:val="0"/>
+                <w:sz w:val="19"/>
+              </w:rPr>
+              <w:t>603.032</w:t>
+            </w:r>
+          </w:p>
+        </w:tc>
+        <w:tc>
+          <w:tcPr>
+            <w:tcW w:type="dxa" w:w="1310"/>
+            <w:vAlign w:val="center"/>
+          </w:tcPr>
+          <w:p>
+            <w:pPr>
+              <w:spacing w:before="60" w:after="60" w:line="259" w:lineRule="auto"/>
+            </w:pPr>
+            <w:r>
+              <w:rPr>
+                <w:b w:val="0"/>
+                <w:sz w:val="19"/>
+              </w:rPr>
+              <w:t>603.032</w:t>
+            </w:r>
+          </w:p>
+        </w:tc>
+        <w:tc>
+          <w:tcPr>
+            <w:tcW w:type="dxa" w:w="2462"/>
+            <w:vAlign w:val="center"/>
+          </w:tcPr>
+          <w:p>
+            <w:pPr>
+              <w:spacing w:before="60" w:after="60" w:line="259" w:lineRule="auto"/>
+            </w:pPr>
+            <w:r>
+              <w:rPr>
+                <w:b w:val="0"/>
+                <w:sz w:val="19"/>
+              </w:rPr>
+              <w:t>截止终止</w:t>
+            </w:r>
+          </w:p>
+        </w:tc>
+      </w:tr>
+      <w:tr>
+        <w:trPr>
+          <w:cantSplit/>
+        </w:trPr>
+        <w:tc>
+          <w:tcPr>
+            <w:tcW w:type="dxa" w:w="1166"/>
+            <w:vAlign w:val="center"/>
+          </w:tcPr>
+          <w:p>
+            <w:pPr>
+              <w:spacing w:before="60" w:after="60" w:line="259" w:lineRule="auto"/>
+            </w:pPr>
+            <w:r>
+              <w:rPr>
+                <w:b w:val="0"/>
+                <w:sz w:val="19"/>
+              </w:rPr>
+              <w:t>Q2节能</w:t>
+            </w:r>
+          </w:p>
+        </w:tc>
+        <w:tc>
+          <w:tcPr>
+            <w:tcW w:type="dxa" w:w="1454"/>
+            <w:vAlign w:val="center"/>
+          </w:tcPr>
+          <w:p>
+            <w:pPr>
+              <w:spacing w:before="60" w:after="60" w:line="259" w:lineRule="auto"/>
+            </w:pPr>
+            <w:r>
+              <w:rPr>
+                <w:b w:val="0"/>
+                <w:sz w:val="19"/>
+              </w:rPr>
+              <w:t>Greedy 贪心</w:t>
+            </w:r>
+          </w:p>
+        </w:tc>
+        <w:tc>
+          <w:tcPr>
+            <w:tcW w:type="dxa" w:w="1066"/>
+            <w:vAlign w:val="center"/>
+          </w:tcPr>
+          <w:p>
+            <w:pPr>
+              <w:spacing w:before="60" w:after="60" w:line="259" w:lineRule="auto"/>
+            </w:pPr>
+            <w:r>
+              <w:rPr>
+                <w:b w:val="0"/>
+                <w:sz w:val="19"/>
+              </w:rPr>
+              <w:t>38.74</w:t>
+            </w:r>
+          </w:p>
+        </w:tc>
+        <w:tc>
+          <w:tcPr>
+            <w:tcW w:type="dxa" w:w="1224"/>
+            <w:vAlign w:val="center"/>
+          </w:tcPr>
+          <w:p>
+            <w:pPr>
+              <w:spacing w:before="60" w:after="60" w:line="259" w:lineRule="auto"/>
+            </w:pPr>
+            <w:r>
+              <w:rPr>
+                <w:b w:val="0"/>
+                <w:sz w:val="19"/>
+              </w:rPr>
+              <w:t>232.78</w:t>
+            </w:r>
+          </w:p>
+        </w:tc>
+        <w:tc>
+          <w:tcPr>
+            <w:tcW w:type="dxa" w:w="1310"/>
+            <w:vAlign w:val="center"/>
+          </w:tcPr>
+          <w:p>
+            <w:pPr>
+              <w:spacing w:before="60" w:after="60" w:line="259" w:lineRule="auto"/>
+            </w:pPr>
+            <w:r>
+              <w:rPr>
+                <w:b w:val="0"/>
+                <w:sz w:val="19"/>
+              </w:rPr>
+              <w:t>600.006</w:t>
+            </w:r>
+          </w:p>
+        </w:tc>
+        <w:tc>
+          <w:tcPr>
+            <w:tcW w:type="dxa" w:w="1310"/>
+            <w:vAlign w:val="center"/>
+          </w:tcPr>
+          <w:p>
+            <w:pPr>
+              <w:spacing w:before="60" w:after="60" w:line="259" w:lineRule="auto"/>
+            </w:pPr>
+            <w:r>
+              <w:rPr>
+                <w:b w:val="0"/>
+                <w:sz w:val="19"/>
+              </w:rPr>
+              <w:t>603.113</w:t>
+            </w:r>
+          </w:p>
+        </w:tc>
+        <w:tc>
+          <w:tcPr>
+            <w:tcW w:type="dxa" w:w="2462"/>
+            <w:vAlign w:val="center"/>
+          </w:tcPr>
+          <w:p>
+            <w:pPr>
+              <w:spacing w:before="60" w:after="60" w:line="259" w:lineRule="auto"/>
+            </w:pPr>
+            <w:r>
+              <w:rPr>
+                <w:b w:val="0"/>
+                <w:sz w:val="19"/>
+              </w:rPr>
+              <w:t>截止终止</w:t>
+            </w:r>
+          </w:p>
+        </w:tc>
+      </w:tr>
+      <w:tr>
+        <w:trPr>
+          <w:cantSplit/>
+        </w:trPr>
+        <w:tc>
+          <w:tcPr>
+            <w:tcW w:type="dxa" w:w="1166"/>
+            <w:vAlign w:val="center"/>
+          </w:tcPr>
+          <w:p>
+            <w:pPr>
+              <w:spacing w:before="60" w:after="60" w:line="259" w:lineRule="auto"/>
+            </w:pPr>
+            <w:r>
+              <w:rPr>
+                <w:b w:val="0"/>
+                <w:sz w:val="19"/>
+              </w:rPr>
+              <w:t>Q2节能</w:t>
+            </w:r>
+          </w:p>
+        </w:tc>
+        <w:tc>
+          <w:tcPr>
+            <w:tcW w:type="dxa" w:w="1454"/>
+            <w:vAlign w:val="center"/>
+          </w:tcPr>
+          <w:p>
+            <w:pPr>
+              <w:spacing w:before="60" w:after="60" w:line="259" w:lineRule="auto"/>
+            </w:pPr>
+            <w:r>
+              <w:rPr>
+                <w:b w:val="0"/>
+                <w:sz w:val="19"/>
+              </w:rPr>
+              <w:t>ACO 蚁群</w:t>
+            </w:r>
+          </w:p>
+        </w:tc>
+        <w:tc>
+          <w:tcPr>
+            <w:tcW w:type="dxa" w:w="1066"/>
+            <w:vAlign w:val="center"/>
+          </w:tcPr>
+          <w:p>
+            <w:pPr>
+              <w:spacing w:before="60" w:after="60" w:line="259" w:lineRule="auto"/>
+            </w:pPr>
+            <w:r>
+              <w:rPr>
+                <w:b w:val="0"/>
+                <w:sz w:val="19"/>
+              </w:rPr>
+              <w:t>9.99</w:t>
+            </w:r>
+          </w:p>
+        </w:tc>
+        <w:tc>
+          <w:tcPr>
+            <w:tcW w:type="dxa" w:w="1224"/>
+            <w:vAlign w:val="center"/>
+          </w:tcPr>
+          <w:p>
+            <w:pPr>
+              <w:spacing w:before="60" w:after="60" w:line="259" w:lineRule="auto"/>
+            </w:pPr>
+            <w:r>
+              <w:rPr>
+                <w:b w:val="0"/>
+                <w:sz w:val="19"/>
+              </w:rPr>
+              <w:t>9.99</w:t>
+            </w:r>
+          </w:p>
+        </w:tc>
+        <w:tc>
+          <w:tcPr>
+            <w:tcW w:type="dxa" w:w="1310"/>
+            <w:vAlign w:val="center"/>
+          </w:tcPr>
+          <w:p>
+            <w:pPr>
+              <w:spacing w:before="60" w:after="60" w:line="259" w:lineRule="auto"/>
+            </w:pPr>
+            <w:r>
+              <w:rPr>
+                <w:b w:val="0"/>
+                <w:sz w:val="19"/>
+              </w:rPr>
+              <w:t>600.004</w:t>
+            </w:r>
+          </w:p>
+        </w:tc>
+        <w:tc>
+          <w:tcPr>
+            <w:tcW w:type="dxa" w:w="1310"/>
+            <w:vAlign w:val="center"/>
+          </w:tcPr>
+          <w:p>
+            <w:pPr>
+              <w:spacing w:before="60" w:after="60" w:line="259" w:lineRule="auto"/>
+            </w:pPr>
+            <w:r>
+              <w:rPr>
+                <w:b w:val="0"/>
+                <w:sz w:val="19"/>
+              </w:rPr>
+              <w:t>602.939</w:t>
+            </w:r>
+          </w:p>
+        </w:tc>
+        <w:tc>
+          <w:tcPr>
+            <w:tcW w:type="dxa" w:w="2462"/>
+            <w:vAlign w:val="center"/>
+          </w:tcPr>
+          <w:p>
+            <w:pPr>
+              <w:spacing w:before="60" w:after="60" w:line="259" w:lineRule="auto"/>
+            </w:pPr>
+            <w:r>
+              <w:rPr>
+                <w:b w:val="0"/>
+                <w:sz w:val="19"/>
+              </w:rPr>
+              <w:t>截止终止</w:t>
+            </w:r>
+          </w:p>
+        </w:tc>
+      </w:tr>
+      <w:tr>
+        <w:trPr>
+          <w:cantSplit/>
+        </w:trPr>
+        <w:tc>
+          <w:tcPr>
+            <w:tcW w:type="dxa" w:w="1166"/>
+            <w:vAlign w:val="center"/>
+          </w:tcPr>
+          <w:p>
+            <w:pPr>
+              <w:spacing w:before="60" w:after="60" w:line="259" w:lineRule="auto"/>
+            </w:pPr>
+            <w:r>
+              <w:rPr>
+                <w:b w:val="0"/>
+                <w:sz w:val="19"/>
+              </w:rPr>
+              <w:t>Q2节能</w:t>
+            </w:r>
+          </w:p>
+        </w:tc>
+        <w:tc>
+          <w:tcPr>
+            <w:tcW w:type="dxa" w:w="1454"/>
+            <w:vAlign w:val="center"/>
+          </w:tcPr>
+          <w:p>
+            <w:pPr>
+              <w:spacing w:before="60" w:after="60" w:line="259" w:lineRule="auto"/>
+            </w:pPr>
+            <w:r>
+              <w:rPr>
+                <w:b w:val="0"/>
+                <w:sz w:val="19"/>
+              </w:rPr>
+              <w:t>ALNS</w:t>
+            </w:r>
+          </w:p>
+        </w:tc>
+        <w:tc>
+          <w:tcPr>
+            <w:tcW w:type="dxa" w:w="1066"/>
+            <w:vAlign w:val="center"/>
+          </w:tcPr>
+          <w:p>
+            <w:pPr>
+              <w:spacing w:before="60" w:after="60" w:line="259" w:lineRule="auto"/>
+            </w:pPr>
+            <w:r>
+              <w:rPr>
+                <w:b w:val="0"/>
+                <w:sz w:val="19"/>
+              </w:rPr>
+              <w:t>19.09</w:t>
+            </w:r>
+          </w:p>
+        </w:tc>
+        <w:tc>
+          <w:tcPr>
+            <w:tcW w:type="dxa" w:w="1224"/>
+            <w:vAlign w:val="center"/>
+          </w:tcPr>
+          <w:p>
+            <w:pPr>
+              <w:spacing w:before="60" w:after="60" w:line="259" w:lineRule="auto"/>
+            </w:pPr>
+            <w:r>
+              <w:rPr>
+                <w:b w:val="0"/>
+                <w:sz w:val="19"/>
+              </w:rPr>
+              <w:t>239.98</w:t>
+            </w:r>
+          </w:p>
+        </w:tc>
+        <w:tc>
+          <w:tcPr>
+            <w:tcW w:type="dxa" w:w="1310"/>
+            <w:vAlign w:val="center"/>
+          </w:tcPr>
+          <w:p>
+            <w:pPr>
+              <w:spacing w:before="60" w:after="60" w:line="259" w:lineRule="auto"/>
+            </w:pPr>
+            <w:r>
+              <w:rPr>
+                <w:b w:val="0"/>
+                <w:sz w:val="19"/>
+              </w:rPr>
+              <w:t>600.004</w:t>
+            </w:r>
+          </w:p>
+        </w:tc>
+        <w:tc>
+          <w:tcPr>
+            <w:tcW w:type="dxa" w:w="1310"/>
+            <w:vAlign w:val="center"/>
+          </w:tcPr>
+          <w:p>
+            <w:pPr>
+              <w:spacing w:before="60" w:after="60" w:line="259" w:lineRule="auto"/>
+            </w:pPr>
+            <w:r>
+              <w:rPr>
+                <w:b w:val="0"/>
+                <w:sz w:val="19"/>
+              </w:rPr>
+              <w:t>602.949</w:t>
+            </w:r>
+          </w:p>
+        </w:tc>
+        <w:tc>
+          <w:tcPr>
+            <w:tcW w:type="dxa" w:w="2462"/>
+            <w:vAlign w:val="center"/>
+          </w:tcPr>
+          <w:p>
+            <w:pPr>
+              <w:spacing w:before="60" w:after="60" w:line="259" w:lineRule="auto"/>
+            </w:pPr>
+            <w:r>
+              <w:rPr>
+                <w:b w:val="0"/>
+                <w:sz w:val="19"/>
+              </w:rPr>
+              <w:t>截止终止</w:t>
+            </w:r>
+          </w:p>
+        </w:tc>
+      </w:tr>
+      <w:tr>
+        <w:trPr>
+          <w:cantSplit/>
+        </w:trPr>
+        <w:tc>
+          <w:tcPr>
+            <w:tcW w:type="dxa" w:w="1166"/>
+            <w:vAlign w:val="center"/>
+          </w:tcPr>
+          <w:p>
+            <w:pPr>
+              <w:spacing w:before="60" w:after="60" w:line="259" w:lineRule="auto"/>
+            </w:pPr>
+            <w:r>
+              <w:rPr>
+                <w:b w:val="0"/>
+                <w:sz w:val="19"/>
+              </w:rPr>
+              <w:t>Q2节能</w:t>
+            </w:r>
+          </w:p>
+        </w:tc>
+        <w:tc>
+          <w:tcPr>
+            <w:tcW w:type="dxa" w:w="1454"/>
+            <w:vAlign w:val="center"/>
+          </w:tcPr>
+          <w:p>
+            <w:pPr>
+              <w:spacing w:before="60" w:after="60" w:line="259" w:lineRule="auto"/>
+            </w:pPr>
+            <w:r>
+              <w:rPr>
+                <w:b w:val="0"/>
+                <w:sz w:val="19"/>
+              </w:rPr>
+              <w:t>CP-SAT</w:t>
+            </w:r>
+          </w:p>
+        </w:tc>
+        <w:tc>
+          <w:tcPr>
+            <w:tcW w:type="dxa" w:w="1066"/>
+            <w:vAlign w:val="center"/>
+          </w:tcPr>
+          <w:p>
+            <w:pPr>
+              <w:spacing w:before="60" w:after="60" w:line="259" w:lineRule="auto"/>
+            </w:pPr>
+            <w:r>
+              <w:rPr>
+                <w:b w:val="0"/>
+                <w:sz w:val="19"/>
+              </w:rPr>
+              <w:t>8.05</w:t>
+            </w:r>
+          </w:p>
+        </w:tc>
+        <w:tc>
+          <w:tcPr>
+            <w:tcW w:type="dxa" w:w="1224"/>
+            <w:vAlign w:val="center"/>
+          </w:tcPr>
+          <w:p>
+            <w:pPr>
+              <w:spacing w:before="60" w:after="60" w:line="259" w:lineRule="auto"/>
+            </w:pPr>
+            <w:r>
+              <w:rPr>
+                <w:b w:val="0"/>
+                <w:sz w:val="19"/>
+              </w:rPr>
+              <w:t>83.06</w:t>
+            </w:r>
+          </w:p>
+        </w:tc>
+        <w:tc>
+          <w:tcPr>
+            <w:tcW w:type="dxa" w:w="1310"/>
+            <w:vAlign w:val="center"/>
+          </w:tcPr>
+          <w:p>
+            <w:pPr>
+              <w:spacing w:before="60" w:after="60" w:line="259" w:lineRule="auto"/>
+            </w:pPr>
+            <w:r>
+              <w:rPr>
+                <w:b w:val="0"/>
+                <w:sz w:val="19"/>
+              </w:rPr>
+              <w:t>96.563</w:t>
+            </w:r>
+          </w:p>
+        </w:tc>
+        <w:tc>
+          <w:tcPr>
+            <w:tcW w:type="dxa" w:w="1310"/>
+            <w:vAlign w:val="center"/>
+          </w:tcPr>
+          <w:p>
+            <w:pPr>
+              <w:spacing w:before="60" w:after="60" w:line="259" w:lineRule="auto"/>
+            </w:pPr>
+            <w:r>
+              <w:rPr>
+                <w:b w:val="0"/>
+                <w:sz w:val="19"/>
+              </w:rPr>
+              <w:t>97.709</w:t>
+            </w:r>
+          </w:p>
+        </w:tc>
+        <w:tc>
+          <w:tcPr>
+            <w:tcW w:type="dxa" w:w="2462"/>
+            <w:vAlign w:val="center"/>
+          </w:tcPr>
+          <w:p>
+            <w:pPr>
+              <w:spacing w:before="60" w:after="60" w:line="259" w:lineRule="auto"/>
+            </w:pPr>
+            <w:r>
+              <w:rPr>
+                <w:b w:val="0"/>
+                <w:sz w:val="19"/>
+              </w:rPr>
+              <w:t>有限模型最优结束</w:t>
+            </w:r>
+          </w:p>
+        </w:tc>
+      </w:tr>
+      <w:tr>
+        <w:trPr>
+          <w:cantSplit/>
+        </w:trPr>
+        <w:tc>
+          <w:tcPr>
+            <w:tcW w:type="dxa" w:w="1166"/>
+            <w:vAlign w:val="center"/>
+          </w:tcPr>
+          <w:p>
+            <w:pPr>
+              <w:spacing w:before="60" w:after="60" w:line="259" w:lineRule="auto"/>
+            </w:pPr>
+            <w:r>
+              <w:rPr>
+                <w:b w:val="0"/>
+                <w:sz w:val="19"/>
+              </w:rPr>
+              <w:t>Q3时间</w:t>
+            </w:r>
+          </w:p>
+        </w:tc>
+        <w:tc>
+          <w:tcPr>
+            <w:tcW w:type="dxa" w:w="1454"/>
+            <w:vAlign w:val="center"/>
+          </w:tcPr>
+          <w:p>
+            <w:pPr>
+              <w:spacing w:before="60" w:after="60" w:line="259" w:lineRule="auto"/>
+            </w:pPr>
+            <w:r>
+              <w:rPr>
+                <w:b w:val="0"/>
+                <w:sz w:val="19"/>
+              </w:rPr>
+              <w:t>Greedy 贪心</w:t>
+            </w:r>
+          </w:p>
+        </w:tc>
+        <w:tc>
+          <w:tcPr>
+            <w:tcW w:type="dxa" w:w="1066"/>
+            <w:vAlign w:val="center"/>
+          </w:tcPr>
+          <w:p>
+            <w:pPr>
+              <w:spacing w:before="60" w:after="60" w:line="259" w:lineRule="auto"/>
+            </w:pPr>
+            <w:r>
+              <w:rPr>
+                <w:b w:val="0"/>
+                <w:sz w:val="19"/>
+              </w:rPr>
+              <w:t>2.96</w:t>
+            </w:r>
+          </w:p>
+        </w:tc>
+        <w:tc>
+          <w:tcPr>
+            <w:tcW w:type="dxa" w:w="1224"/>
+            <w:vAlign w:val="center"/>
+          </w:tcPr>
+          <w:p>
+            <w:pPr>
+              <w:spacing w:before="60" w:after="60" w:line="259" w:lineRule="auto"/>
+            </w:pPr>
+            <w:r>
+              <w:rPr>
+                <w:b w:val="0"/>
+                <w:sz w:val="19"/>
+              </w:rPr>
+              <w:t>28.78</w:t>
+            </w:r>
+          </w:p>
+        </w:tc>
+        <w:tc>
+          <w:tcPr>
+            <w:tcW w:type="dxa" w:w="1310"/>
+            <w:vAlign w:val="center"/>
+          </w:tcPr>
+          <w:p>
+            <w:pPr>
+              <w:spacing w:before="60" w:after="60" w:line="259" w:lineRule="auto"/>
+            </w:pPr>
+            <w:r>
+              <w:rPr>
+                <w:b w:val="0"/>
+                <w:sz w:val="19"/>
+              </w:rPr>
+              <w:t>603.017</w:t>
+            </w:r>
+          </w:p>
+        </w:tc>
+        <w:tc>
+          <w:tcPr>
+            <w:tcW w:type="dxa" w:w="1310"/>
+            <w:vAlign w:val="center"/>
+          </w:tcPr>
+          <w:p>
+            <w:pPr>
+              <w:spacing w:before="60" w:after="60" w:line="259" w:lineRule="auto"/>
+            </w:pPr>
+            <w:r>
+              <w:rPr>
+                <w:b w:val="0"/>
+                <w:sz w:val="19"/>
+              </w:rPr>
+              <w:t>603.017</w:t>
+            </w:r>
+          </w:p>
+        </w:tc>
+        <w:tc>
+          <w:tcPr>
+            <w:tcW w:type="dxa" w:w="2462"/>
+            <w:vAlign w:val="center"/>
+          </w:tcPr>
+          <w:p>
+            <w:pPr>
+              <w:spacing w:before="60" w:after="60" w:line="259" w:lineRule="auto"/>
+            </w:pPr>
+            <w:r>
+              <w:rPr>
+                <w:b w:val="0"/>
+                <w:sz w:val="19"/>
+              </w:rPr>
+              <w:t>截止终止</w:t>
+            </w:r>
+          </w:p>
+        </w:tc>
+      </w:tr>
+      <w:tr>
+        <w:trPr>
+          <w:cantSplit/>
+        </w:trPr>
+        <w:tc>
+          <w:tcPr>
+            <w:tcW w:type="dxa" w:w="1166"/>
+            <w:vAlign w:val="center"/>
+          </w:tcPr>
+          <w:p>
+            <w:pPr>
+              <w:spacing w:before="60" w:after="60" w:line="259" w:lineRule="auto"/>
+            </w:pPr>
+            <w:r>
+              <w:rPr>
+                <w:b w:val="0"/>
+                <w:sz w:val="19"/>
+              </w:rPr>
+              <w:t>Q3时间</w:t>
+            </w:r>
+          </w:p>
+        </w:tc>
+        <w:tc>
+          <w:tcPr>
+            <w:tcW w:type="dxa" w:w="1454"/>
+            <w:vAlign w:val="center"/>
+          </w:tcPr>
+          <w:p>
+            <w:pPr>
+              <w:spacing w:before="60" w:after="60" w:line="259" w:lineRule="auto"/>
+            </w:pPr>
+            <w:r>
+              <w:rPr>
+                <w:b w:val="0"/>
+                <w:sz w:val="19"/>
+              </w:rPr>
+              <w:t>ACO 蚁群</w:t>
+            </w:r>
+          </w:p>
+        </w:tc>
+        <w:tc>
+          <w:tcPr>
+            <w:tcW w:type="dxa" w:w="1066"/>
+            <w:vAlign w:val="center"/>
+          </w:tcPr>
+          <w:p>
+            <w:pPr>
+              <w:spacing w:before="60" w:after="60" w:line="259" w:lineRule="auto"/>
+            </w:pPr>
+            <w:r>
+              <w:rPr>
+                <w:b w:val="0"/>
+                <w:sz w:val="19"/>
+              </w:rPr>
+              <w:t>2.99</w:t>
+            </w:r>
+          </w:p>
+        </w:tc>
+        <w:tc>
+          <w:tcPr>
+            <w:tcW w:type="dxa" w:w="1224"/>
+            <w:vAlign w:val="center"/>
+          </w:tcPr>
+          <w:p>
+            <w:pPr>
+              <w:spacing w:before="60" w:after="60" w:line="259" w:lineRule="auto"/>
+            </w:pPr>
+            <w:r>
+              <w:rPr>
+                <w:b w:val="0"/>
+                <w:sz w:val="19"/>
+              </w:rPr>
+              <w:t>2.99</w:t>
+            </w:r>
+          </w:p>
+        </w:tc>
+        <w:tc>
+          <w:tcPr>
+            <w:tcW w:type="dxa" w:w="1310"/>
+            <w:vAlign w:val="center"/>
+          </w:tcPr>
+          <w:p>
+            <w:pPr>
+              <w:spacing w:before="60" w:after="60" w:line="259" w:lineRule="auto"/>
+            </w:pPr>
+            <w:r>
+              <w:rPr>
+                <w:b w:val="0"/>
+                <w:sz w:val="19"/>
+              </w:rPr>
+              <w:t>602.954</w:t>
+            </w:r>
+          </w:p>
+        </w:tc>
+        <w:tc>
+          <w:tcPr>
+            <w:tcW w:type="dxa" w:w="1310"/>
+            <w:vAlign w:val="center"/>
+          </w:tcPr>
+          <w:p>
+            <w:pPr>
+              <w:spacing w:before="60" w:after="60" w:line="259" w:lineRule="auto"/>
+            </w:pPr>
+            <w:r>
+              <w:rPr>
+                <w:b w:val="0"/>
+                <w:sz w:val="19"/>
+              </w:rPr>
+              <w:t>602.954</w:t>
+            </w:r>
+          </w:p>
+        </w:tc>
+        <w:tc>
+          <w:tcPr>
+            <w:tcW w:type="dxa" w:w="2462"/>
+            <w:vAlign w:val="center"/>
+          </w:tcPr>
+          <w:p>
+            <w:pPr>
+              <w:spacing w:before="60" w:after="60" w:line="259" w:lineRule="auto"/>
+            </w:pPr>
+            <w:r>
+              <w:rPr>
+                <w:b w:val="0"/>
+                <w:sz w:val="19"/>
+              </w:rPr>
+              <w:t>截止终止</w:t>
+            </w:r>
+          </w:p>
+        </w:tc>
+      </w:tr>
+      <w:tr>
+        <w:trPr>
+          <w:cantSplit/>
+        </w:trPr>
+        <w:tc>
+          <w:tcPr>
+            <w:tcW w:type="dxa" w:w="1166"/>
+            <w:vAlign w:val="center"/>
+          </w:tcPr>
+          <w:p>
+            <w:pPr>
+              <w:spacing w:before="60" w:after="60" w:line="259" w:lineRule="auto"/>
+            </w:pPr>
+            <w:r>
+              <w:rPr>
+                <w:b w:val="0"/>
+                <w:sz w:val="19"/>
+              </w:rPr>
+              <w:t>Q3时间</w:t>
+            </w:r>
+          </w:p>
+        </w:tc>
+        <w:tc>
+          <w:tcPr>
+            <w:tcW w:type="dxa" w:w="1454"/>
+            <w:vAlign w:val="center"/>
+          </w:tcPr>
+          <w:p>
+            <w:pPr>
+              <w:spacing w:before="60" w:after="60" w:line="259" w:lineRule="auto"/>
+            </w:pPr>
+            <w:r>
+              <w:rPr>
+                <w:b w:val="0"/>
+                <w:sz w:val="19"/>
+              </w:rPr>
+              <w:t>ALNS</w:t>
+            </w:r>
+          </w:p>
+        </w:tc>
+        <w:tc>
+          <w:tcPr>
+            <w:tcW w:type="dxa" w:w="1066"/>
+            <w:vAlign w:val="center"/>
+          </w:tcPr>
+          <w:p>
+            <w:pPr>
+              <w:spacing w:before="60" w:after="60" w:line="259" w:lineRule="auto"/>
+            </w:pPr>
+            <w:r>
+              <w:rPr>
+                <w:b w:val="0"/>
+                <w:sz w:val="19"/>
+              </w:rPr>
+              <w:t>2.97</w:t>
+            </w:r>
+          </w:p>
+        </w:tc>
+        <w:tc>
+          <w:tcPr>
+            <w:tcW w:type="dxa" w:w="1224"/>
+            <w:vAlign w:val="center"/>
+          </w:tcPr>
+          <w:p>
+            <w:pPr>
+              <w:spacing w:before="60" w:after="60" w:line="259" w:lineRule="auto"/>
+            </w:pPr>
+            <w:r>
+              <w:rPr>
+                <w:b w:val="0"/>
+                <w:sz w:val="19"/>
+              </w:rPr>
+              <w:t>572.97</w:t>
+            </w:r>
+          </w:p>
+        </w:tc>
+        <w:tc>
+          <w:tcPr>
+            <w:tcW w:type="dxa" w:w="1310"/>
+            <w:vAlign w:val="center"/>
+          </w:tcPr>
+          <w:p>
+            <w:pPr>
+              <w:spacing w:before="60" w:after="60" w:line="259" w:lineRule="auto"/>
+            </w:pPr>
+            <w:r>
+              <w:rPr>
+                <w:b w:val="0"/>
+                <w:sz w:val="19"/>
+              </w:rPr>
+              <w:t>600.016</w:t>
+            </w:r>
+          </w:p>
+        </w:tc>
+        <w:tc>
+          <w:tcPr>
+            <w:tcW w:type="dxa" w:w="1310"/>
+            <w:vAlign w:val="center"/>
+          </w:tcPr>
+          <w:p>
+            <w:pPr>
+              <w:spacing w:before="60" w:after="60" w:line="259" w:lineRule="auto"/>
+            </w:pPr>
+            <w:r>
+              <w:rPr>
+                <w:b w:val="0"/>
+                <w:sz w:val="19"/>
+              </w:rPr>
+              <w:t>602.940</w:t>
+            </w:r>
+          </w:p>
+        </w:tc>
+        <w:tc>
+          <w:tcPr>
+            <w:tcW w:type="dxa" w:w="2462"/>
+            <w:vAlign w:val="center"/>
+          </w:tcPr>
+          <w:p>
+            <w:pPr>
+              <w:spacing w:before="60" w:after="60" w:line="259" w:lineRule="auto"/>
+            </w:pPr>
+            <w:r>
+              <w:rPr>
+                <w:b w:val="0"/>
+                <w:sz w:val="19"/>
+              </w:rPr>
+              <w:t>截止终止</w:t>
+            </w:r>
+          </w:p>
+        </w:tc>
+      </w:tr>
+      <w:tr>
+        <w:trPr>
+          <w:cantSplit/>
+        </w:trPr>
+        <w:tc>
+          <w:tcPr>
+            <w:tcW w:type="dxa" w:w="1166"/>
+            <w:vAlign w:val="center"/>
+          </w:tcPr>
+          <w:p>
+            <w:pPr>
+              <w:spacing w:before="60" w:after="60" w:line="259" w:lineRule="auto"/>
+            </w:pPr>
+            <w:r>
+              <w:rPr>
+                <w:b w:val="0"/>
+                <w:sz w:val="19"/>
+              </w:rPr>
+              <w:t>Q3时间</w:t>
+            </w:r>
+          </w:p>
+        </w:tc>
+        <w:tc>
+          <w:tcPr>
+            <w:tcW w:type="dxa" w:w="1454"/>
+            <w:vAlign w:val="center"/>
+          </w:tcPr>
+          <w:p>
+            <w:pPr>
+              <w:spacing w:before="60" w:after="60" w:line="259" w:lineRule="auto"/>
+            </w:pPr>
+            <w:r>
+              <w:rPr>
+                <w:b w:val="0"/>
+                <w:sz w:val="19"/>
+              </w:rPr>
+              <w:t>CP-SAT</w:t>
+            </w:r>
+          </w:p>
+        </w:tc>
+        <w:tc>
+          <w:tcPr>
+            <w:tcW w:type="dxa" w:w="1066"/>
+            <w:vAlign w:val="center"/>
+          </w:tcPr>
+          <w:p>
+            <w:pPr>
+              <w:spacing w:before="60" w:after="60" w:line="259" w:lineRule="auto"/>
+            </w:pPr>
+            <w:r>
+              <w:rPr>
+                <w:b w:val="0"/>
+                <w:sz w:val="19"/>
+              </w:rPr>
+              <w:t>3.13</w:t>
+            </w:r>
+          </w:p>
+        </w:tc>
+        <w:tc>
+          <w:tcPr>
+            <w:tcW w:type="dxa" w:w="1224"/>
+            <w:vAlign w:val="center"/>
+          </w:tcPr>
+          <w:p>
+            <w:pPr>
+              <w:spacing w:before="60" w:after="60" w:line="259" w:lineRule="auto"/>
+            </w:pPr>
+            <w:r>
+              <w:rPr>
+                <w:b w:val="0"/>
+                <w:sz w:val="19"/>
+              </w:rPr>
+              <w:t>599.92</w:t>
+            </w:r>
+          </w:p>
+        </w:tc>
+        <w:tc>
+          <w:tcPr>
+            <w:tcW w:type="dxa" w:w="1310"/>
+            <w:vAlign w:val="center"/>
+          </w:tcPr>
+          <w:p>
+            <w:pPr>
+              <w:spacing w:before="60" w:after="60" w:line="259" w:lineRule="auto"/>
+            </w:pPr>
+            <w:r>
+              <w:rPr>
+                <w:b w:val="0"/>
+                <w:sz w:val="19"/>
+              </w:rPr>
+              <w:t>602.850</w:t>
+            </w:r>
+          </w:p>
+        </w:tc>
+        <w:tc>
+          <w:tcPr>
+            <w:tcW w:type="dxa" w:w="1310"/>
+            <w:vAlign w:val="center"/>
+          </w:tcPr>
+          <w:p>
+            <w:pPr>
+              <w:spacing w:before="60" w:after="60" w:line="259" w:lineRule="auto"/>
+            </w:pPr>
+            <w:r>
+              <w:rPr>
+                <w:b w:val="0"/>
+                <w:sz w:val="19"/>
+              </w:rPr>
+              <w:t>602.850</w:t>
+            </w:r>
+          </w:p>
+        </w:tc>
+        <w:tc>
+          <w:tcPr>
+            <w:tcW w:type="dxa" w:w="2462"/>
+            <w:vAlign w:val="center"/>
+          </w:tcPr>
+          <w:p>
+            <w:pPr>
+              <w:spacing w:before="60" w:after="60" w:line="259" w:lineRule="auto"/>
+            </w:pPr>
+            <w:r>
+              <w:rPr>
+                <w:b w:val="0"/>
+                <w:sz w:val="19"/>
+              </w:rPr>
+              <w:t>截止终止</w:t>
+            </w:r>
+          </w:p>
+        </w:tc>
+      </w:tr>
+      <w:tr>
+        <w:trPr>
+          <w:cantSplit/>
+        </w:trPr>
+        <w:tc>
+          <w:tcPr>
+            <w:tcW w:type="dxa" w:w="1166"/>
+            <w:vAlign w:val="center"/>
+          </w:tcPr>
+          <w:p>
+            <w:pPr>
+              <w:spacing w:before="60" w:after="60" w:line="259" w:lineRule="auto"/>
+            </w:pPr>
+            <w:r>
+              <w:rPr>
+                <w:b w:val="0"/>
+                <w:sz w:val="19"/>
+              </w:rPr>
+              <w:t>Q3节能</w:t>
+            </w:r>
+          </w:p>
+        </w:tc>
+        <w:tc>
+          <w:tcPr>
+            <w:tcW w:type="dxa" w:w="1454"/>
+            <w:vAlign w:val="center"/>
+          </w:tcPr>
+          <w:p>
+            <w:pPr>
+              <w:spacing w:before="60" w:after="60" w:line="259" w:lineRule="auto"/>
+            </w:pPr>
+            <w:r>
+              <w:rPr>
+                <w:b w:val="0"/>
+                <w:sz w:val="19"/>
+              </w:rPr>
+              <w:t>Greedy 贪心</w:t>
+            </w:r>
+          </w:p>
+        </w:tc>
+        <w:tc>
+          <w:tcPr>
+            <w:tcW w:type="dxa" w:w="1066"/>
+            <w:vAlign w:val="center"/>
+          </w:tcPr>
+          <w:p>
+            <w:pPr>
+              <w:spacing w:before="60" w:after="60" w:line="259" w:lineRule="auto"/>
+            </w:pPr>
+            <w:r>
+              <w:rPr>
+                <w:b w:val="0"/>
+                <w:sz w:val="19"/>
+              </w:rPr>
+              <w:t>23.28</w:t>
+            </w:r>
+          </w:p>
+        </w:tc>
+        <w:tc>
+          <w:tcPr>
+            <w:tcW w:type="dxa" w:w="1224"/>
+            <w:vAlign w:val="center"/>
+          </w:tcPr>
+          <w:p>
+            <w:pPr>
+              <w:spacing w:before="60" w:after="60" w:line="259" w:lineRule="auto"/>
+            </w:pPr>
+            <w:r>
+              <w:rPr>
+                <w:b w:val="0"/>
+                <w:sz w:val="19"/>
+              </w:rPr>
+              <w:t>162.53</w:t>
+            </w:r>
+          </w:p>
+        </w:tc>
+        <w:tc>
+          <w:tcPr>
+            <w:tcW w:type="dxa" w:w="1310"/>
+            <w:vAlign w:val="center"/>
+          </w:tcPr>
+          <w:p>
+            <w:pPr>
+              <w:spacing w:before="60" w:after="60" w:line="259" w:lineRule="auto"/>
+            </w:pPr>
+            <w:r>
+              <w:rPr>
+                <w:b w:val="0"/>
+                <w:sz w:val="19"/>
+              </w:rPr>
+              <w:t>600.008</w:t>
+            </w:r>
+          </w:p>
+        </w:tc>
+        <w:tc>
+          <w:tcPr>
+            <w:tcW w:type="dxa" w:w="1310"/>
+            <w:vAlign w:val="center"/>
+          </w:tcPr>
+          <w:p>
+            <w:pPr>
+              <w:spacing w:before="60" w:after="60" w:line="259" w:lineRule="auto"/>
+            </w:pPr>
+            <w:r>
+              <w:rPr>
+                <w:b w:val="0"/>
+                <w:sz w:val="19"/>
+              </w:rPr>
+              <w:t>602.848</w:t>
+            </w:r>
+          </w:p>
+        </w:tc>
+        <w:tc>
+          <w:tcPr>
+            <w:tcW w:type="dxa" w:w="2462"/>
+            <w:vAlign w:val="center"/>
+          </w:tcPr>
+          <w:p>
+            <w:pPr>
+              <w:spacing w:before="60" w:after="60" w:line="259" w:lineRule="auto"/>
+            </w:pPr>
+            <w:r>
+              <w:rPr>
+                <w:b w:val="0"/>
+                <w:sz w:val="19"/>
+              </w:rPr>
+              <w:t>截止终止</w:t>
+            </w:r>
+          </w:p>
+        </w:tc>
+      </w:tr>
+      <w:tr>
+        <w:trPr>
+          <w:cantSplit/>
+        </w:trPr>
+        <w:tc>
+          <w:tcPr>
+            <w:tcW w:type="dxa" w:w="1166"/>
+            <w:vAlign w:val="center"/>
+          </w:tcPr>
+          <w:p>
+            <w:pPr>
+              <w:spacing w:before="60" w:after="60" w:line="259" w:lineRule="auto"/>
+            </w:pPr>
+            <w:r>
+              <w:rPr>
+                <w:b w:val="0"/>
+                <w:sz w:val="19"/>
+              </w:rPr>
+              <w:t>Q3节能</w:t>
+            </w:r>
+          </w:p>
+        </w:tc>
+        <w:tc>
+          <w:tcPr>
+            <w:tcW w:type="dxa" w:w="1454"/>
+            <w:vAlign w:val="center"/>
+          </w:tcPr>
+          <w:p>
+            <w:pPr>
+              <w:spacing w:before="60" w:after="60" w:line="259" w:lineRule="auto"/>
+            </w:pPr>
+            <w:r>
+              <w:rPr>
+                <w:b w:val="0"/>
+                <w:sz w:val="19"/>
+              </w:rPr>
+              <w:t>ACO 蚁群</w:t>
+            </w:r>
+          </w:p>
+        </w:tc>
+        <w:tc>
+          <w:tcPr>
+            <w:tcW w:type="dxa" w:w="1066"/>
+            <w:vAlign w:val="center"/>
+          </w:tcPr>
+          <w:p>
+            <w:pPr>
+              <w:spacing w:before="60" w:after="60" w:line="259" w:lineRule="auto"/>
+            </w:pPr>
+            <w:r>
+              <w:rPr>
+                <w:b w:val="0"/>
+                <w:sz w:val="19"/>
+              </w:rPr>
+              <w:t>55.15</w:t>
+            </w:r>
+          </w:p>
+        </w:tc>
+        <w:tc>
+          <w:tcPr>
+            <w:tcW w:type="dxa" w:w="1224"/>
+            <w:vAlign w:val="center"/>
+          </w:tcPr>
+          <w:p>
+            <w:pPr>
+              <w:spacing w:before="60" w:after="60" w:line="259" w:lineRule="auto"/>
+            </w:pPr>
+            <w:r>
+              <w:rPr>
+                <w:b w:val="0"/>
+                <w:sz w:val="19"/>
+              </w:rPr>
+              <w:t>82.48</w:t>
+            </w:r>
+          </w:p>
+        </w:tc>
+        <w:tc>
+          <w:tcPr>
+            <w:tcW w:type="dxa" w:w="1310"/>
+            <w:vAlign w:val="center"/>
+          </w:tcPr>
+          <w:p>
+            <w:pPr>
+              <w:spacing w:before="60" w:after="60" w:line="259" w:lineRule="auto"/>
+            </w:pPr>
+            <w:r>
+              <w:rPr>
+                <w:b w:val="0"/>
+                <w:sz w:val="19"/>
+              </w:rPr>
+              <w:t>600.005</w:t>
+            </w:r>
+          </w:p>
+        </w:tc>
+        <w:tc>
+          <w:tcPr>
+            <w:tcW w:type="dxa" w:w="1310"/>
+            <w:vAlign w:val="center"/>
+          </w:tcPr>
+          <w:p>
+            <w:pPr>
+              <w:spacing w:before="60" w:after="60" w:line="259" w:lineRule="auto"/>
+            </w:pPr>
+            <w:r>
+              <w:rPr>
+                <w:b w:val="0"/>
+                <w:sz w:val="19"/>
+              </w:rPr>
+              <w:t>602.823</w:t>
+            </w:r>
+          </w:p>
+        </w:tc>
+        <w:tc>
+          <w:tcPr>
+            <w:tcW w:type="dxa" w:w="2462"/>
+            <w:vAlign w:val="center"/>
+          </w:tcPr>
+          <w:p>
+            <w:pPr>
+              <w:spacing w:before="60" w:after="60" w:line="259" w:lineRule="auto"/>
+            </w:pPr>
+            <w:r>
+              <w:rPr>
+                <w:b w:val="0"/>
+                <w:sz w:val="19"/>
+              </w:rPr>
+              <w:t>截止终止</w:t>
+            </w:r>
+          </w:p>
+        </w:tc>
+      </w:tr>
+      <w:tr>
+        <w:trPr>
+          <w:cantSplit/>
+        </w:trPr>
+        <w:tc>
+          <w:tcPr>
+            <w:tcW w:type="dxa" w:w="1166"/>
+            <w:vAlign w:val="center"/>
+          </w:tcPr>
+          <w:p>
+            <w:pPr>
+              <w:spacing w:before="60" w:after="60" w:line="259" w:lineRule="auto"/>
+            </w:pPr>
+            <w:r>
+              <w:rPr>
+                <w:b w:val="0"/>
+                <w:sz w:val="19"/>
+              </w:rPr>
+              <w:t>Q3节能</w:t>
+            </w:r>
+          </w:p>
+        </w:tc>
+        <w:tc>
+          <w:tcPr>
+            <w:tcW w:type="dxa" w:w="1454"/>
+            <w:vAlign w:val="center"/>
+          </w:tcPr>
+          <w:p>
+            <w:pPr>
+              <w:spacing w:before="60" w:after="60" w:line="259" w:lineRule="auto"/>
+            </w:pPr>
+            <w:r>
+              <w:rPr>
+                <w:b w:val="0"/>
+                <w:sz w:val="19"/>
+              </w:rPr>
+              <w:t>ALNS</w:t>
+            </w:r>
+          </w:p>
+        </w:tc>
+        <w:tc>
+          <w:tcPr>
+            <w:tcW w:type="dxa" w:w="1066"/>
+            <w:vAlign w:val="center"/>
+          </w:tcPr>
+          <w:p>
+            <w:pPr>
+              <w:spacing w:before="60" w:after="60" w:line="259" w:lineRule="auto"/>
+            </w:pPr>
+            <w:r>
+              <w:rPr>
+                <w:b w:val="0"/>
+                <w:sz w:val="19"/>
+              </w:rPr>
+              <w:t>35.83</w:t>
+            </w:r>
+          </w:p>
+        </w:tc>
+        <w:tc>
+          <w:tcPr>
+            <w:tcW w:type="dxa" w:w="1224"/>
+            <w:vAlign w:val="center"/>
+          </w:tcPr>
+          <w:p>
+            <w:pPr>
+              <w:spacing w:before="60" w:after="60" w:line="259" w:lineRule="auto"/>
+            </w:pPr>
+            <w:r>
+              <w:rPr>
+                <w:b w:val="0"/>
+                <w:sz w:val="19"/>
+              </w:rPr>
+              <w:t>152.34</w:t>
+            </w:r>
+          </w:p>
+        </w:tc>
+        <w:tc>
+          <w:tcPr>
+            <w:tcW w:type="dxa" w:w="1310"/>
+            <w:vAlign w:val="center"/>
+          </w:tcPr>
+          <w:p>
+            <w:pPr>
+              <w:spacing w:before="60" w:after="60" w:line="259" w:lineRule="auto"/>
+            </w:pPr>
+            <w:r>
+              <w:rPr>
+                <w:b w:val="0"/>
+                <w:sz w:val="19"/>
+              </w:rPr>
+              <w:t>600.007</w:t>
+            </w:r>
+          </w:p>
+        </w:tc>
+        <w:tc>
+          <w:tcPr>
+            <w:tcW w:type="dxa" w:w="1310"/>
+            <w:vAlign w:val="center"/>
+          </w:tcPr>
+          <w:p>
+            <w:pPr>
+              <w:spacing w:before="60" w:after="60" w:line="259" w:lineRule="auto"/>
+            </w:pPr>
+            <w:r>
+              <w:rPr>
+                <w:b w:val="0"/>
+                <w:sz w:val="19"/>
+              </w:rPr>
+              <w:t>602.856</w:t>
+            </w:r>
+          </w:p>
+        </w:tc>
+        <w:tc>
+          <w:tcPr>
+            <w:tcW w:type="dxa" w:w="2462"/>
+            <w:vAlign w:val="center"/>
+          </w:tcPr>
+          <w:p>
+            <w:pPr>
+              <w:spacing w:before="60" w:after="60" w:line="259" w:lineRule="auto"/>
+            </w:pPr>
+            <w:r>
+              <w:rPr>
+                <w:b w:val="0"/>
+                <w:sz w:val="19"/>
+              </w:rPr>
+              <w:t>截止终止</w:t>
+            </w:r>
+          </w:p>
+        </w:tc>
+      </w:tr>
+      <w:tr>
+        <w:trPr>
+          <w:cantSplit/>
+        </w:trPr>
+        <w:tc>
+          <w:tcPr>
+            <w:tcW w:type="dxa" w:w="1166"/>
+            <w:vAlign w:val="center"/>
+          </w:tcPr>
+          <w:p>
+            <w:pPr>
+              <w:spacing w:before="60" w:after="60" w:line="259" w:lineRule="auto"/>
+            </w:pPr>
+            <w:r>
+              <w:rPr>
+                <w:b w:val="0"/>
+                <w:sz w:val="19"/>
+              </w:rPr>
+              <w:t>Q3节能</w:t>
+            </w:r>
+          </w:p>
+        </w:tc>
+        <w:tc>
+          <w:tcPr>
+            <w:tcW w:type="dxa" w:w="1454"/>
+            <w:vAlign w:val="center"/>
+          </w:tcPr>
+          <w:p>
+            <w:pPr>
+              <w:spacing w:before="60" w:after="60" w:line="259" w:lineRule="auto"/>
+            </w:pPr>
+            <w:r>
+              <w:rPr>
+                <w:b w:val="0"/>
+                <w:sz w:val="19"/>
+              </w:rPr>
+              <w:t>CP-SAT</w:t>
+            </w:r>
+          </w:p>
+        </w:tc>
+        <w:tc>
+          <w:tcPr>
+            <w:tcW w:type="dxa" w:w="1066"/>
+            <w:vAlign w:val="center"/>
+          </w:tcPr>
+          <w:p>
+            <w:pPr>
+              <w:spacing w:before="60" w:after="60" w:line="259" w:lineRule="auto"/>
+            </w:pPr>
+            <w:r>
+              <w:rPr>
+                <w:b w:val="0"/>
+                <w:sz w:val="19"/>
+              </w:rPr>
+              <w:t>3.18</w:t>
+            </w:r>
+          </w:p>
+        </w:tc>
+        <w:tc>
+          <w:tcPr>
+            <w:tcW w:type="dxa" w:w="1224"/>
+            <w:vAlign w:val="center"/>
+          </w:tcPr>
+          <w:p>
+            <w:pPr>
+              <w:spacing w:before="60" w:after="60" w:line="259" w:lineRule="auto"/>
+            </w:pPr>
+            <w:r>
+              <w:rPr>
+                <w:b w:val="0"/>
+                <w:sz w:val="19"/>
+              </w:rPr>
+              <w:t>598.73</w:t>
+            </w:r>
+          </w:p>
+        </w:tc>
+        <w:tc>
+          <w:tcPr>
+            <w:tcW w:type="dxa" w:w="1310"/>
+            <w:vAlign w:val="center"/>
+          </w:tcPr>
+          <w:p>
+            <w:pPr>
+              <w:spacing w:before="60" w:after="60" w:line="259" w:lineRule="auto"/>
+            </w:pPr>
+            <w:r>
+              <w:rPr>
+                <w:b w:val="0"/>
+                <w:sz w:val="19"/>
+              </w:rPr>
+              <w:t>600.064</w:t>
+            </w:r>
+          </w:p>
+        </w:tc>
+        <w:tc>
+          <w:tcPr>
+            <w:tcW w:type="dxa" w:w="1310"/>
+            <w:vAlign w:val="center"/>
+          </w:tcPr>
+          <w:p>
+            <w:pPr>
+              <w:spacing w:before="60" w:after="60" w:line="259" w:lineRule="auto"/>
+            </w:pPr>
+            <w:r>
+              <w:rPr>
+                <w:b w:val="0"/>
+                <w:sz w:val="19"/>
+              </w:rPr>
+              <w:t>600.064</w:t>
+            </w:r>
+          </w:p>
+        </w:tc>
+        <w:tc>
+          <w:tcPr>
+            <w:tcW w:type="dxa" w:w="2462"/>
+            <w:vAlign w:val="center"/>
+          </w:tcPr>
+          <w:p>
+            <w:pPr>
+              <w:spacing w:before="60" w:after="60" w:line="259" w:lineRule="auto"/>
+            </w:pPr>
+            <w:r>
+              <w:rPr>
+                <w:b w:val="0"/>
+                <w:sz w:val="19"/>
+              </w:rPr>
+              <w:t>截止终止</w:t>
+            </w:r>
+          </w:p>
+        </w:tc>
+      </w:tr>
+    </w:tbl>
+    <w:p>
+      <w:pPr>
+        <w:spacing w:after="20"/>
+      </w:pPr>
+    </w:p>
+    <w:p>
+      <w:r>
+        <w:rPr>
+          <w:b w:val="0"/>
+        </w:rPr>
+        <w:t>除Q2节能CP-SAT在96.563秒提前结束外，其余15配置均搜索至截止。ACO等方法在很早发现最终保留方案后仍继续搜索，没有把3.74秒或2.99秒描述成整次求解耗时。截止终止产生的系统终止码不等于程序错误，completion.json与program_failure字段共同记录完成状态。</w:t>
+      </w:r>
+    </w:p>
+    <w:p>
+      <w:pPr>
+        <w:pStyle w:val="Heading2"/>
+      </w:pPr>
+      <w:r>
+        <w:t>25.10 交付 安全与通信的独立检查</w:t>
+      </w:r>
+    </w:p>
+    <w:p>
+      <w:r>
+        <w:rPr>
+          <w:b w:val="0"/>
+        </w:rPr>
+        <w:t>16套最终方案全部完成80箱不重不漏交付，每套758kg、2011L；整站延期箱数、硬截止违规、运输检查错误均为0。运输最低返航SOC均为20.095847%，满足至少20%；该值是整套方案所有运输架次中的最小值，不表示每架次都恰好剩20.095847%。全体方案最小整站硬截止裕量39.465秒，意味着在本确定性输入下仍有该余量，不构成对真实气象或测量误差的鲁棒安全保证。</w:t>
+      </w:r>
+    </w:p>
+    <w:p>
+      <w:r>
+        <w:rPr>
+          <w:b w:val="0"/>
+        </w:rPr>
+        <w:t>8套Q3方案的连续通信缺口均0秒、未知区间均0；各方案最低中继返航SOC范围45.550%至48.469%。连续检查范围为冻结的原高程投影凸四边形、2毫米足迹缓冲与有限精度模型，并有独立GEOS射线交叉检查，不等于实地无线覆盖认证。8套节能方案分别满足Q2 6000秒和Q3 5939.9秒上限。</w:t>
+      </w:r>
+    </w:p>
+    <w:p>
+      <w:r>
+        <w:rPr>
+          <w:b w:val="0"/>
+        </w:rPr>
+        <w:t>下表逐方案列出最紧整站硬截止余量与最低SOC。通信列按“缺口秒数 / 未知区间数”表示；Q2未要求中继通信检查，记“—”，不能写成已验证了Q3通信。</w:t>
+      </w:r>
+    </w:p>
+    <w:tbl>
+      <w:tblPr>
+        <w:tblStyle w:val="TableGrid"/>
+        <w:tblW w:type="auto" w:w="0"/>
+        <w:jc w:val="center"/>
+        <w:tblLayout w:type="fixed"/>
+        <w:tblLook w:firstColumn="1" w:firstRow="1" w:lastColumn="0" w:lastRow="0" w:noHBand="0" w:noVBand="1" w:val="04A0"/>
+      </w:tblPr>
+      <w:tblGrid>
+        <w:gridCol w:w="1253"/>
+        <w:gridCol w:w="1584"/>
+        <w:gridCol w:w="1512"/>
+        <w:gridCol w:w="1757"/>
+        <w:gridCol w:w="1613"/>
+        <w:gridCol w:w="2275"/>
+      </w:tblGrid>
+      <w:tr>
+        <w:trPr>
+          <w:tblHeader/>
+          <w:cantSplit/>
+        </w:trPr>
+        <w:tc>
+          <w:tcPr>
+            <w:tcW w:type="dxa" w:w="1253"/>
+            <w:vAlign w:val="center"/>
+            <w:shd w:fill="EAF0F0"/>
+          </w:tcPr>
+          <w:p>
+            <w:pPr>
+              <w:keepNext/>
+              <w:spacing w:before="60" w:after="60" w:line="259" w:lineRule="auto"/>
+            </w:pPr>
+            <w:r>
+              <w:rPr>
+                <w:b/>
+                <w:sz w:val="20"/>
+              </w:rPr>
+              <w:t>配置</w:t>
+            </w:r>
+          </w:p>
+        </w:tc>
+        <w:tc>
+          <w:tcPr>
+            <w:tcW w:type="dxa" w:w="1584"/>
+            <w:vAlign w:val="center"/>
+            <w:shd w:fill="EAF0F0"/>
+          </w:tcPr>
+          <w:p>
+            <w:pPr>
+              <w:keepNext/>
+              <w:spacing w:before="60" w:after="60" w:line="259" w:lineRule="auto"/>
+            </w:pPr>
+            <w:r>
+              <w:rPr>
+                <w:b/>
+                <w:sz w:val="20"/>
+              </w:rPr>
+              <w:t>方法</w:t>
+            </w:r>
+          </w:p>
+        </w:tc>
+        <w:tc>
+          <w:tcPr>
+            <w:tcW w:type="dxa" w:w="1512"/>
+            <w:vAlign w:val="center"/>
+            <w:shd w:fill="EAF0F0"/>
+          </w:tcPr>
+          <w:p>
+            <w:pPr>
+              <w:keepNext/>
+              <w:spacing w:before="60" w:after="60" w:line="259" w:lineRule="auto"/>
+            </w:pPr>
+            <w:r>
+              <w:rPr>
+                <w:b/>
+                <w:sz w:val="20"/>
+              </w:rPr>
+              <w:t>截止裕量 s</w:t>
+            </w:r>
+          </w:p>
+        </w:tc>
+        <w:tc>
+          <w:tcPr>
+            <w:tcW w:type="dxa" w:w="1757"/>
+            <w:vAlign w:val="center"/>
+            <w:shd w:fill="EAF0F0"/>
+          </w:tcPr>
+          <w:p>
+            <w:pPr>
+              <w:keepNext/>
+              <w:spacing w:before="60" w:after="60" w:line="259" w:lineRule="auto"/>
+            </w:pPr>
+            <w:r>
+              <w:rPr>
+                <w:b/>
+                <w:sz w:val="20"/>
+              </w:rPr>
+              <w:t>运输SOC %</w:t>
+            </w:r>
+          </w:p>
+        </w:tc>
+        <w:tc>
+          <w:tcPr>
+            <w:tcW w:type="dxa" w:w="1613"/>
+            <w:vAlign w:val="center"/>
+            <w:shd w:fill="EAF0F0"/>
+          </w:tcPr>
+          <w:p>
+            <w:pPr>
+              <w:keepNext/>
+              <w:spacing w:before="60" w:after="60" w:line="259" w:lineRule="auto"/>
+            </w:pPr>
+            <w:r>
+              <w:rPr>
+                <w:b/>
+                <w:sz w:val="20"/>
+              </w:rPr>
+              <w:t>中继SOC %</w:t>
+            </w:r>
+          </w:p>
+        </w:tc>
+        <w:tc>
+          <w:tcPr>
+            <w:tcW w:type="dxa" w:w="2275"/>
+            <w:vAlign w:val="center"/>
+            <w:shd w:fill="EAF0F0"/>
+          </w:tcPr>
+          <w:p>
+            <w:pPr>
+              <w:keepNext/>
+              <w:spacing w:before="60" w:after="60" w:line="259" w:lineRule="auto"/>
+            </w:pPr>
+            <w:r>
+              <w:rPr>
+                <w:b/>
+                <w:sz w:val="20"/>
+              </w:rPr>
+              <w:t>通信缺口 / 未知</w:t>
+            </w:r>
+          </w:p>
+        </w:tc>
+      </w:tr>
+      <w:tr>
+        <w:trPr>
+          <w:cantSplit/>
+        </w:trPr>
+        <w:tc>
+          <w:tcPr>
+            <w:tcW w:type="dxa" w:w="1253"/>
+            <w:vAlign w:val="center"/>
+          </w:tcPr>
+          <w:p>
+            <w:pPr>
+              <w:spacing w:before="60" w:after="60" w:line="259" w:lineRule="auto"/>
+            </w:pPr>
+            <w:r>
+              <w:rPr>
+                <w:b w:val="0"/>
+                <w:sz w:val="20"/>
+              </w:rPr>
+              <w:t>Q2时间</w:t>
+            </w:r>
+          </w:p>
+        </w:tc>
+        <w:tc>
+          <w:tcPr>
+            <w:tcW w:type="dxa" w:w="1584"/>
+            <w:vAlign w:val="center"/>
+          </w:tcPr>
+          <w:p>
+            <w:pPr>
+              <w:spacing w:before="60" w:after="60" w:line="259" w:lineRule="auto"/>
+            </w:pPr>
+            <w:r>
+              <w:rPr>
+                <w:b w:val="0"/>
+                <w:sz w:val="20"/>
+              </w:rPr>
+              <w:t>Greedy 贪心</w:t>
+            </w:r>
+          </w:p>
+        </w:tc>
+        <w:tc>
+          <w:tcPr>
+            <w:tcW w:type="dxa" w:w="1512"/>
+            <w:vAlign w:val="center"/>
+          </w:tcPr>
+          <w:p>
+            <w:pPr>
+              <w:spacing w:before="60" w:after="60" w:line="259" w:lineRule="auto"/>
+            </w:pPr>
+            <w:r>
+              <w:rPr>
+                <w:b w:val="0"/>
+                <w:sz w:val="20"/>
+              </w:rPr>
+              <w:t>645.023</w:t>
+            </w:r>
+          </w:p>
+        </w:tc>
+        <w:tc>
+          <w:tcPr>
+            <w:tcW w:type="dxa" w:w="1757"/>
+            <w:vAlign w:val="center"/>
+          </w:tcPr>
+          <w:p>
+            <w:pPr>
+              <w:spacing w:before="60" w:after="60" w:line="259" w:lineRule="auto"/>
+            </w:pPr>
+            <w:r>
+              <w:rPr>
+                <w:b w:val="0"/>
+                <w:sz w:val="20"/>
+              </w:rPr>
+              <w:t>20.095847</w:t>
+            </w:r>
+          </w:p>
+        </w:tc>
+        <w:tc>
+          <w:tcPr>
+            <w:tcW w:type="dxa" w:w="1613"/>
+            <w:vAlign w:val="center"/>
+          </w:tcPr>
+          <w:p>
+            <w:pPr>
+              <w:spacing w:before="60" w:after="60" w:line="259" w:lineRule="auto"/>
+            </w:pPr>
+            <w:r>
+              <w:rPr>
+                <w:b w:val="0"/>
+                <w:sz w:val="20"/>
+              </w:rPr>
+              <w:t>—</w:t>
+            </w:r>
+          </w:p>
+        </w:tc>
+        <w:tc>
+          <w:tcPr>
+            <w:tcW w:type="dxa" w:w="2275"/>
+            <w:vAlign w:val="center"/>
+          </w:tcPr>
+          <w:p>
+            <w:pPr>
+              <w:spacing w:before="60" w:after="60" w:line="259" w:lineRule="auto"/>
+            </w:pPr>
+            <w:r>
+              <w:rPr>
+                <w:b w:val="0"/>
+                <w:sz w:val="20"/>
+              </w:rPr>
+              <w:t>—</w:t>
+            </w:r>
+          </w:p>
+        </w:tc>
+      </w:tr>
+      <w:tr>
+        <w:trPr>
+          <w:cantSplit/>
+        </w:trPr>
+        <w:tc>
+          <w:tcPr>
+            <w:tcW w:type="dxa" w:w="1253"/>
+            <w:vAlign w:val="center"/>
+          </w:tcPr>
+          <w:p>
+            <w:pPr>
+              <w:spacing w:before="60" w:after="60" w:line="259" w:lineRule="auto"/>
+            </w:pPr>
+            <w:r>
+              <w:rPr>
+                <w:b w:val="0"/>
+                <w:sz w:val="20"/>
+              </w:rPr>
+              <w:t>Q2时间</w:t>
+            </w:r>
+          </w:p>
+        </w:tc>
+        <w:tc>
+          <w:tcPr>
+            <w:tcW w:type="dxa" w:w="1584"/>
+            <w:vAlign w:val="center"/>
+          </w:tcPr>
+          <w:p>
+            <w:pPr>
+              <w:spacing w:before="60" w:after="60" w:line="259" w:lineRule="auto"/>
+            </w:pPr>
+            <w:r>
+              <w:rPr>
+                <w:b w:val="0"/>
+                <w:sz w:val="20"/>
+              </w:rPr>
+              <w:t>ACO 蚁群</w:t>
+            </w:r>
+          </w:p>
+        </w:tc>
+        <w:tc>
+          <w:tcPr>
+            <w:tcW w:type="dxa" w:w="1512"/>
+            <w:vAlign w:val="center"/>
+          </w:tcPr>
+          <w:p>
+            <w:pPr>
+              <w:spacing w:before="60" w:after="60" w:line="259" w:lineRule="auto"/>
+            </w:pPr>
+            <w:r>
+              <w:rPr>
+                <w:b w:val="0"/>
+                <w:sz w:val="20"/>
+              </w:rPr>
+              <w:t>349.560</w:t>
+            </w:r>
+          </w:p>
+        </w:tc>
+        <w:tc>
+          <w:tcPr>
+            <w:tcW w:type="dxa" w:w="1757"/>
+            <w:vAlign w:val="center"/>
+          </w:tcPr>
+          <w:p>
+            <w:pPr>
+              <w:spacing w:before="60" w:after="60" w:line="259" w:lineRule="auto"/>
+            </w:pPr>
+            <w:r>
+              <w:rPr>
+                <w:b w:val="0"/>
+                <w:sz w:val="20"/>
+              </w:rPr>
+              <w:t>20.095847</w:t>
+            </w:r>
+          </w:p>
+        </w:tc>
+        <w:tc>
+          <w:tcPr>
+            <w:tcW w:type="dxa" w:w="1613"/>
+            <w:vAlign w:val="center"/>
+          </w:tcPr>
+          <w:p>
+            <w:pPr>
+              <w:spacing w:before="60" w:after="60" w:line="259" w:lineRule="auto"/>
+            </w:pPr>
+            <w:r>
+              <w:rPr>
+                <w:b w:val="0"/>
+                <w:sz w:val="20"/>
+              </w:rPr>
+              <w:t>—</w:t>
+            </w:r>
+          </w:p>
+        </w:tc>
+        <w:tc>
+          <w:tcPr>
+            <w:tcW w:type="dxa" w:w="2275"/>
+            <w:vAlign w:val="center"/>
+          </w:tcPr>
+          <w:p>
+            <w:pPr>
+              <w:spacing w:before="60" w:after="60" w:line="259" w:lineRule="auto"/>
+            </w:pPr>
+            <w:r>
+              <w:rPr>
+                <w:b w:val="0"/>
+                <w:sz w:val="20"/>
+              </w:rPr>
+              <w:t>—</w:t>
+            </w:r>
+          </w:p>
+        </w:tc>
+      </w:tr>
+      <w:tr>
+        <w:trPr>
+          <w:cantSplit/>
+        </w:trPr>
+        <w:tc>
+          <w:tcPr>
+            <w:tcW w:type="dxa" w:w="1253"/>
+            <w:vAlign w:val="center"/>
+          </w:tcPr>
+          <w:p>
+            <w:pPr>
+              <w:spacing w:before="60" w:after="60" w:line="259" w:lineRule="auto"/>
+            </w:pPr>
+            <w:r>
+              <w:rPr>
+                <w:b w:val="0"/>
+                <w:sz w:val="20"/>
+              </w:rPr>
+              <w:t>Q2时间</w:t>
+            </w:r>
+          </w:p>
+        </w:tc>
+        <w:tc>
+          <w:tcPr>
+            <w:tcW w:type="dxa" w:w="1584"/>
+            <w:vAlign w:val="center"/>
+          </w:tcPr>
+          <w:p>
+            <w:pPr>
+              <w:spacing w:before="60" w:after="60" w:line="259" w:lineRule="auto"/>
+            </w:pPr>
+            <w:r>
+              <w:rPr>
+                <w:b w:val="0"/>
+                <w:sz w:val="20"/>
+              </w:rPr>
+              <w:t>ALNS</w:t>
+            </w:r>
+          </w:p>
+        </w:tc>
+        <w:tc>
+          <w:tcPr>
+            <w:tcW w:type="dxa" w:w="1512"/>
+            <w:vAlign w:val="center"/>
+          </w:tcPr>
+          <w:p>
+            <w:pPr>
+              <w:spacing w:before="60" w:after="60" w:line="259" w:lineRule="auto"/>
+            </w:pPr>
+            <w:r>
+              <w:rPr>
+                <w:b w:val="0"/>
+                <w:sz w:val="20"/>
+              </w:rPr>
+              <w:t>54.188</w:t>
+            </w:r>
+          </w:p>
+        </w:tc>
+        <w:tc>
+          <w:tcPr>
+            <w:tcW w:type="dxa" w:w="1757"/>
+            <w:vAlign w:val="center"/>
+          </w:tcPr>
+          <w:p>
+            <w:pPr>
+              <w:spacing w:before="60" w:after="60" w:line="259" w:lineRule="auto"/>
+            </w:pPr>
+            <w:r>
+              <w:rPr>
+                <w:b w:val="0"/>
+                <w:sz w:val="20"/>
+              </w:rPr>
+              <w:t>20.095847</w:t>
+            </w:r>
+          </w:p>
+        </w:tc>
+        <w:tc>
+          <w:tcPr>
+            <w:tcW w:type="dxa" w:w="1613"/>
+            <w:vAlign w:val="center"/>
+          </w:tcPr>
+          <w:p>
+            <w:pPr>
+              <w:spacing w:before="60" w:after="60" w:line="259" w:lineRule="auto"/>
+            </w:pPr>
+            <w:r>
+              <w:rPr>
+                <w:b w:val="0"/>
+                <w:sz w:val="20"/>
+              </w:rPr>
+              <w:t>—</w:t>
+            </w:r>
+          </w:p>
+        </w:tc>
+        <w:tc>
+          <w:tcPr>
+            <w:tcW w:type="dxa" w:w="2275"/>
+            <w:vAlign w:val="center"/>
+          </w:tcPr>
+          <w:p>
+            <w:pPr>
+              <w:spacing w:before="60" w:after="60" w:line="259" w:lineRule="auto"/>
+            </w:pPr>
+            <w:r>
+              <w:rPr>
+                <w:b w:val="0"/>
+                <w:sz w:val="20"/>
+              </w:rPr>
+              <w:t>—</w:t>
+            </w:r>
+          </w:p>
+        </w:tc>
+      </w:tr>
+      <w:tr>
+        <w:trPr>
+          <w:cantSplit/>
+        </w:trPr>
+        <w:tc>
+          <w:tcPr>
+            <w:tcW w:type="dxa" w:w="1253"/>
+            <w:vAlign w:val="center"/>
+          </w:tcPr>
+          <w:p>
+            <w:pPr>
+              <w:spacing w:before="60" w:after="60" w:line="259" w:lineRule="auto"/>
+            </w:pPr>
+            <w:r>
+              <w:rPr>
+                <w:b w:val="0"/>
+                <w:sz w:val="20"/>
+              </w:rPr>
+              <w:t>Q2时间</w:t>
+            </w:r>
+          </w:p>
+        </w:tc>
+        <w:tc>
+          <w:tcPr>
+            <w:tcW w:type="dxa" w:w="1584"/>
+            <w:vAlign w:val="center"/>
+          </w:tcPr>
+          <w:p>
+            <w:pPr>
+              <w:spacing w:before="60" w:after="60" w:line="259" w:lineRule="auto"/>
+            </w:pPr>
+            <w:r>
+              <w:rPr>
+                <w:b w:val="0"/>
+                <w:sz w:val="20"/>
+              </w:rPr>
+              <w:t>CP-SAT</w:t>
+            </w:r>
+          </w:p>
+        </w:tc>
+        <w:tc>
+          <w:tcPr>
+            <w:tcW w:type="dxa" w:w="1512"/>
+            <w:vAlign w:val="center"/>
+          </w:tcPr>
+          <w:p>
+            <w:pPr>
+              <w:spacing w:before="60" w:after="60" w:line="259" w:lineRule="auto"/>
+            </w:pPr>
+            <w:r>
+              <w:rPr>
+                <w:b w:val="0"/>
+                <w:sz w:val="20"/>
+              </w:rPr>
+              <w:t>260.932</w:t>
+            </w:r>
+          </w:p>
+        </w:tc>
+        <w:tc>
+          <w:tcPr>
+            <w:tcW w:type="dxa" w:w="1757"/>
+            <w:vAlign w:val="center"/>
+          </w:tcPr>
+          <w:p>
+            <w:pPr>
+              <w:spacing w:before="60" w:after="60" w:line="259" w:lineRule="auto"/>
+            </w:pPr>
+            <w:r>
+              <w:rPr>
+                <w:b w:val="0"/>
+                <w:sz w:val="20"/>
+              </w:rPr>
+              <w:t>20.095847</w:t>
+            </w:r>
+          </w:p>
+        </w:tc>
+        <w:tc>
+          <w:tcPr>
+            <w:tcW w:type="dxa" w:w="1613"/>
+            <w:vAlign w:val="center"/>
+          </w:tcPr>
+          <w:p>
+            <w:pPr>
+              <w:spacing w:before="60" w:after="60" w:line="259" w:lineRule="auto"/>
+            </w:pPr>
+            <w:r>
+              <w:rPr>
+                <w:b w:val="0"/>
+                <w:sz w:val="20"/>
+              </w:rPr>
+              <w:t>—</w:t>
+            </w:r>
+          </w:p>
+        </w:tc>
+        <w:tc>
+          <w:tcPr>
+            <w:tcW w:type="dxa" w:w="2275"/>
+            <w:vAlign w:val="center"/>
+          </w:tcPr>
+          <w:p>
+            <w:pPr>
+              <w:spacing w:before="60" w:after="60" w:line="259" w:lineRule="auto"/>
+            </w:pPr>
+            <w:r>
+              <w:rPr>
+                <w:b w:val="0"/>
+                <w:sz w:val="20"/>
+              </w:rPr>
+              <w:t>—</w:t>
+            </w:r>
+          </w:p>
+        </w:tc>
+      </w:tr>
+      <w:tr>
+        <w:trPr>
+          <w:cantSplit/>
+        </w:trPr>
+        <w:tc>
+          <w:tcPr>
+            <w:tcW w:type="dxa" w:w="1253"/>
+            <w:vAlign w:val="center"/>
+          </w:tcPr>
+          <w:p>
+            <w:pPr>
+              <w:spacing w:before="60" w:after="60" w:line="259" w:lineRule="auto"/>
+            </w:pPr>
+            <w:r>
+              <w:rPr>
+                <w:b w:val="0"/>
+                <w:sz w:val="20"/>
+              </w:rPr>
+              <w:t>Q2节能</w:t>
+            </w:r>
+          </w:p>
+        </w:tc>
+        <w:tc>
+          <w:tcPr>
+            <w:tcW w:type="dxa" w:w="1584"/>
+            <w:vAlign w:val="center"/>
+          </w:tcPr>
+          <w:p>
+            <w:pPr>
+              <w:spacing w:before="60" w:after="60" w:line="259" w:lineRule="auto"/>
+            </w:pPr>
+            <w:r>
+              <w:rPr>
+                <w:b w:val="0"/>
+                <w:sz w:val="20"/>
+              </w:rPr>
+              <w:t>Greedy 贪心</w:t>
+            </w:r>
+          </w:p>
+        </w:tc>
+        <w:tc>
+          <w:tcPr>
+            <w:tcW w:type="dxa" w:w="1512"/>
+            <w:vAlign w:val="center"/>
+          </w:tcPr>
+          <w:p>
+            <w:pPr>
+              <w:spacing w:before="60" w:after="60" w:line="259" w:lineRule="auto"/>
+            </w:pPr>
+            <w:r>
+              <w:rPr>
+                <w:b w:val="0"/>
+                <w:sz w:val="20"/>
+              </w:rPr>
+              <w:t>552.514</w:t>
+            </w:r>
+          </w:p>
+        </w:tc>
+        <w:tc>
+          <w:tcPr>
+            <w:tcW w:type="dxa" w:w="1757"/>
+            <w:vAlign w:val="center"/>
+          </w:tcPr>
+          <w:p>
+            <w:pPr>
+              <w:spacing w:before="60" w:after="60" w:line="259" w:lineRule="auto"/>
+            </w:pPr>
+            <w:r>
+              <w:rPr>
+                <w:b w:val="0"/>
+                <w:sz w:val="20"/>
+              </w:rPr>
+              <w:t>20.095847</w:t>
+            </w:r>
+          </w:p>
+        </w:tc>
+        <w:tc>
+          <w:tcPr>
+            <w:tcW w:type="dxa" w:w="1613"/>
+            <w:vAlign w:val="center"/>
+          </w:tcPr>
+          <w:p>
+            <w:pPr>
+              <w:spacing w:before="60" w:after="60" w:line="259" w:lineRule="auto"/>
+            </w:pPr>
+            <w:r>
+              <w:rPr>
+                <w:b w:val="0"/>
+                <w:sz w:val="20"/>
+              </w:rPr>
+              <w:t>—</w:t>
+            </w:r>
+          </w:p>
+        </w:tc>
+        <w:tc>
+          <w:tcPr>
+            <w:tcW w:type="dxa" w:w="2275"/>
+            <w:vAlign w:val="center"/>
+          </w:tcPr>
+          <w:p>
+            <w:pPr>
+              <w:spacing w:before="60" w:after="60" w:line="259" w:lineRule="auto"/>
+            </w:pPr>
+            <w:r>
+              <w:rPr>
+                <w:b w:val="0"/>
+                <w:sz w:val="20"/>
+              </w:rPr>
+              <w:t>—</w:t>
+            </w:r>
+          </w:p>
+        </w:tc>
+      </w:tr>
+      <w:tr>
+        <w:trPr>
+          <w:cantSplit/>
+        </w:trPr>
+        <w:tc>
+          <w:tcPr>
+            <w:tcW w:type="dxa" w:w="1253"/>
+            <w:vAlign w:val="center"/>
+          </w:tcPr>
+          <w:p>
+            <w:pPr>
+              <w:spacing w:before="60" w:after="60" w:line="259" w:lineRule="auto"/>
+            </w:pPr>
+            <w:r>
+              <w:rPr>
+                <w:b w:val="0"/>
+                <w:sz w:val="20"/>
+              </w:rPr>
+              <w:t>Q2节能</w:t>
+            </w:r>
+          </w:p>
+        </w:tc>
+        <w:tc>
+          <w:tcPr>
+            <w:tcW w:type="dxa" w:w="1584"/>
+            <w:vAlign w:val="center"/>
+          </w:tcPr>
+          <w:p>
+            <w:pPr>
+              <w:spacing w:before="60" w:after="60" w:line="259" w:lineRule="auto"/>
+            </w:pPr>
+            <w:r>
+              <w:rPr>
+                <w:b w:val="0"/>
+                <w:sz w:val="20"/>
+              </w:rPr>
+              <w:t>ACO 蚁群</w:t>
+            </w:r>
+          </w:p>
+        </w:tc>
+        <w:tc>
+          <w:tcPr>
+            <w:tcW w:type="dxa" w:w="1512"/>
+            <w:vAlign w:val="center"/>
+          </w:tcPr>
+          <w:p>
+            <w:pPr>
+              <w:spacing w:before="60" w:after="60" w:line="259" w:lineRule="auto"/>
+            </w:pPr>
+            <w:r>
+              <w:rPr>
+                <w:b w:val="0"/>
+                <w:sz w:val="20"/>
+              </w:rPr>
+              <w:t>127.040</w:t>
+            </w:r>
+          </w:p>
+        </w:tc>
+        <w:tc>
+          <w:tcPr>
+            <w:tcW w:type="dxa" w:w="1757"/>
+            <w:vAlign w:val="center"/>
+          </w:tcPr>
+          <w:p>
+            <w:pPr>
+              <w:spacing w:before="60" w:after="60" w:line="259" w:lineRule="auto"/>
+            </w:pPr>
+            <w:r>
+              <w:rPr>
+                <w:b w:val="0"/>
+                <w:sz w:val="20"/>
+              </w:rPr>
+              <w:t>20.095847</w:t>
+            </w:r>
+          </w:p>
+        </w:tc>
+        <w:tc>
+          <w:tcPr>
+            <w:tcW w:type="dxa" w:w="1613"/>
+            <w:vAlign w:val="center"/>
+          </w:tcPr>
+          <w:p>
+            <w:pPr>
+              <w:spacing w:before="60" w:after="60" w:line="259" w:lineRule="auto"/>
+            </w:pPr>
+            <w:r>
+              <w:rPr>
+                <w:b w:val="0"/>
+                <w:sz w:val="20"/>
+              </w:rPr>
+              <w:t>—</w:t>
+            </w:r>
+          </w:p>
+        </w:tc>
+        <w:tc>
+          <w:tcPr>
+            <w:tcW w:type="dxa" w:w="2275"/>
+            <w:vAlign w:val="center"/>
+          </w:tcPr>
+          <w:p>
+            <w:pPr>
+              <w:spacing w:before="60" w:after="60" w:line="259" w:lineRule="auto"/>
+            </w:pPr>
+            <w:r>
+              <w:rPr>
+                <w:b w:val="0"/>
+                <w:sz w:val="20"/>
+              </w:rPr>
+              <w:t>—</w:t>
+            </w:r>
+          </w:p>
+        </w:tc>
+      </w:tr>
+      <w:tr>
+        <w:trPr>
+          <w:cantSplit/>
+        </w:trPr>
+        <w:tc>
+          <w:tcPr>
+            <w:tcW w:type="dxa" w:w="1253"/>
+            <w:vAlign w:val="center"/>
+          </w:tcPr>
+          <w:p>
+            <w:pPr>
+              <w:spacing w:before="60" w:after="60" w:line="259" w:lineRule="auto"/>
+            </w:pPr>
+            <w:r>
+              <w:rPr>
+                <w:b w:val="0"/>
+                <w:sz w:val="20"/>
+              </w:rPr>
+              <w:t>Q2节能</w:t>
+            </w:r>
+          </w:p>
+        </w:tc>
+        <w:tc>
+          <w:tcPr>
+            <w:tcW w:type="dxa" w:w="1584"/>
+            <w:vAlign w:val="center"/>
+          </w:tcPr>
+          <w:p>
+            <w:pPr>
+              <w:spacing w:before="60" w:after="60" w:line="259" w:lineRule="auto"/>
+            </w:pPr>
+            <w:r>
+              <w:rPr>
+                <w:b w:val="0"/>
+                <w:sz w:val="20"/>
+              </w:rPr>
+              <w:t>ALNS</w:t>
+            </w:r>
+          </w:p>
+        </w:tc>
+        <w:tc>
+          <w:tcPr>
+            <w:tcW w:type="dxa" w:w="1512"/>
+            <w:vAlign w:val="center"/>
+          </w:tcPr>
+          <w:p>
+            <w:pPr>
+              <w:spacing w:before="60" w:after="60" w:line="259" w:lineRule="auto"/>
+            </w:pPr>
+            <w:r>
+              <w:rPr>
+                <w:b w:val="0"/>
+                <w:sz w:val="20"/>
+              </w:rPr>
+              <w:t>552.514</w:t>
+            </w:r>
+          </w:p>
+        </w:tc>
+        <w:tc>
+          <w:tcPr>
+            <w:tcW w:type="dxa" w:w="1757"/>
+            <w:vAlign w:val="center"/>
+          </w:tcPr>
+          <w:p>
+            <w:pPr>
+              <w:spacing w:before="60" w:after="60" w:line="259" w:lineRule="auto"/>
+            </w:pPr>
+            <w:r>
+              <w:rPr>
+                <w:b w:val="0"/>
+                <w:sz w:val="20"/>
+              </w:rPr>
+              <w:t>20.095847</w:t>
+            </w:r>
+          </w:p>
+        </w:tc>
+        <w:tc>
+          <w:tcPr>
+            <w:tcW w:type="dxa" w:w="1613"/>
+            <w:vAlign w:val="center"/>
+          </w:tcPr>
+          <w:p>
+            <w:pPr>
+              <w:spacing w:before="60" w:after="60" w:line="259" w:lineRule="auto"/>
+            </w:pPr>
+            <w:r>
+              <w:rPr>
+                <w:b w:val="0"/>
+                <w:sz w:val="20"/>
+              </w:rPr>
+              <w:t>—</w:t>
+            </w:r>
+          </w:p>
+        </w:tc>
+        <w:tc>
+          <w:tcPr>
+            <w:tcW w:type="dxa" w:w="2275"/>
+            <w:vAlign w:val="center"/>
+          </w:tcPr>
+          <w:p>
+            <w:pPr>
+              <w:spacing w:before="60" w:after="60" w:line="259" w:lineRule="auto"/>
+            </w:pPr>
+            <w:r>
+              <w:rPr>
+                <w:b w:val="0"/>
+                <w:sz w:val="20"/>
+              </w:rPr>
+              <w:t>—</w:t>
+            </w:r>
+          </w:p>
+        </w:tc>
+      </w:tr>
+      <w:tr>
+        <w:trPr>
+          <w:cantSplit/>
+        </w:trPr>
+        <w:tc>
+          <w:tcPr>
+            <w:tcW w:type="dxa" w:w="1253"/>
+            <w:vAlign w:val="center"/>
+          </w:tcPr>
+          <w:p>
+            <w:pPr>
+              <w:spacing w:before="60" w:after="60" w:line="259" w:lineRule="auto"/>
+            </w:pPr>
+            <w:r>
+              <w:rPr>
+                <w:b w:val="0"/>
+                <w:sz w:val="20"/>
+              </w:rPr>
+              <w:t>Q2节能</w:t>
+            </w:r>
+          </w:p>
+        </w:tc>
+        <w:tc>
+          <w:tcPr>
+            <w:tcW w:type="dxa" w:w="1584"/>
+            <w:vAlign w:val="center"/>
+          </w:tcPr>
+          <w:p>
+            <w:pPr>
+              <w:spacing w:before="60" w:after="60" w:line="259" w:lineRule="auto"/>
+            </w:pPr>
+            <w:r>
+              <w:rPr>
+                <w:b w:val="0"/>
+                <w:sz w:val="20"/>
+              </w:rPr>
+              <w:t>CP-SAT</w:t>
+            </w:r>
+          </w:p>
+        </w:tc>
+        <w:tc>
+          <w:tcPr>
+            <w:tcW w:type="dxa" w:w="1512"/>
+            <w:vAlign w:val="center"/>
+          </w:tcPr>
+          <w:p>
+            <w:pPr>
+              <w:spacing w:before="60" w:after="60" w:line="259" w:lineRule="auto"/>
+            </w:pPr>
+            <w:r>
+              <w:rPr>
+                <w:b w:val="0"/>
+                <w:sz w:val="20"/>
+              </w:rPr>
+              <w:t>147.475</w:t>
+            </w:r>
+          </w:p>
+        </w:tc>
+        <w:tc>
+          <w:tcPr>
+            <w:tcW w:type="dxa" w:w="1757"/>
+            <w:vAlign w:val="center"/>
+          </w:tcPr>
+          <w:p>
+            <w:pPr>
+              <w:spacing w:before="60" w:after="60" w:line="259" w:lineRule="auto"/>
+            </w:pPr>
+            <w:r>
+              <w:rPr>
+                <w:b w:val="0"/>
+                <w:sz w:val="20"/>
+              </w:rPr>
+              <w:t>20.095847</w:t>
+            </w:r>
+          </w:p>
+        </w:tc>
+        <w:tc>
+          <w:tcPr>
+            <w:tcW w:type="dxa" w:w="1613"/>
+            <w:vAlign w:val="center"/>
+          </w:tcPr>
+          <w:p>
+            <w:pPr>
+              <w:spacing w:before="60" w:after="60" w:line="259" w:lineRule="auto"/>
+            </w:pPr>
+            <w:r>
+              <w:rPr>
+                <w:b w:val="0"/>
+                <w:sz w:val="20"/>
+              </w:rPr>
+              <w:t>—</w:t>
+            </w:r>
+          </w:p>
+        </w:tc>
+        <w:tc>
+          <w:tcPr>
+            <w:tcW w:type="dxa" w:w="2275"/>
+            <w:vAlign w:val="center"/>
+          </w:tcPr>
+          <w:p>
+            <w:pPr>
+              <w:spacing w:before="60" w:after="60" w:line="259" w:lineRule="auto"/>
+            </w:pPr>
+            <w:r>
+              <w:rPr>
+                <w:b w:val="0"/>
+                <w:sz w:val="20"/>
+              </w:rPr>
+              <w:t>—</w:t>
+            </w:r>
+          </w:p>
+        </w:tc>
+      </w:tr>
+      <w:tr>
+        <w:trPr>
+          <w:cantSplit/>
+        </w:trPr>
+        <w:tc>
+          <w:tcPr>
+            <w:tcW w:type="dxa" w:w="1253"/>
+            <w:vAlign w:val="center"/>
+          </w:tcPr>
+          <w:p>
+            <w:pPr>
+              <w:spacing w:before="60" w:after="60" w:line="259" w:lineRule="auto"/>
+            </w:pPr>
+            <w:r>
+              <w:rPr>
+                <w:b w:val="0"/>
+                <w:sz w:val="20"/>
+              </w:rPr>
+              <w:t>Q3时间</w:t>
+            </w:r>
+          </w:p>
+        </w:tc>
+        <w:tc>
+          <w:tcPr>
+            <w:tcW w:type="dxa" w:w="1584"/>
+            <w:vAlign w:val="center"/>
+          </w:tcPr>
+          <w:p>
+            <w:pPr>
+              <w:spacing w:before="60" w:after="60" w:line="259" w:lineRule="auto"/>
+            </w:pPr>
+            <w:r>
+              <w:rPr>
+                <w:b w:val="0"/>
+                <w:sz w:val="20"/>
+              </w:rPr>
+              <w:t>Greedy 贪心</w:t>
+            </w:r>
+          </w:p>
+        </w:tc>
+        <w:tc>
+          <w:tcPr>
+            <w:tcW w:type="dxa" w:w="1512"/>
+            <w:vAlign w:val="center"/>
+          </w:tcPr>
+          <w:p>
+            <w:pPr>
+              <w:spacing w:before="60" w:after="60" w:line="259" w:lineRule="auto"/>
+            </w:pPr>
+            <w:r>
+              <w:rPr>
+                <w:b w:val="0"/>
+                <w:sz w:val="20"/>
+              </w:rPr>
+              <w:t>55.042</w:t>
+            </w:r>
+          </w:p>
+        </w:tc>
+        <w:tc>
+          <w:tcPr>
+            <w:tcW w:type="dxa" w:w="1757"/>
+            <w:vAlign w:val="center"/>
+          </w:tcPr>
+          <w:p>
+            <w:pPr>
+              <w:spacing w:before="60" w:after="60" w:line="259" w:lineRule="auto"/>
+            </w:pPr>
+            <w:r>
+              <w:rPr>
+                <w:b w:val="0"/>
+                <w:sz w:val="20"/>
+              </w:rPr>
+              <w:t>20.095847</w:t>
+            </w:r>
+          </w:p>
+        </w:tc>
+        <w:tc>
+          <w:tcPr>
+            <w:tcW w:type="dxa" w:w="1613"/>
+            <w:vAlign w:val="center"/>
+          </w:tcPr>
+          <w:p>
+            <w:pPr>
+              <w:spacing w:before="60" w:after="60" w:line="259" w:lineRule="auto"/>
+            </w:pPr>
+            <w:r>
+              <w:rPr>
+                <w:b w:val="0"/>
+                <w:sz w:val="20"/>
+              </w:rPr>
+              <w:t>48.469</w:t>
+            </w:r>
+          </w:p>
+        </w:tc>
+        <w:tc>
+          <w:tcPr>
+            <w:tcW w:type="dxa" w:w="2275"/>
+            <w:vAlign w:val="center"/>
+          </w:tcPr>
+          <w:p>
+            <w:pPr>
+              <w:spacing w:before="60" w:after="60" w:line="259" w:lineRule="auto"/>
+            </w:pPr>
+            <w:r>
+              <w:rPr>
+                <w:b w:val="0"/>
+                <w:sz w:val="20"/>
+              </w:rPr>
+              <w:t>0 / 0</w:t>
+            </w:r>
+          </w:p>
+        </w:tc>
+      </w:tr>
+      <w:tr>
+        <w:trPr>
+          <w:cantSplit/>
+        </w:trPr>
+        <w:tc>
+          <w:tcPr>
+            <w:tcW w:type="dxa" w:w="1253"/>
+            <w:vAlign w:val="center"/>
+          </w:tcPr>
+          <w:p>
+            <w:pPr>
+              <w:spacing w:before="60" w:after="60" w:line="259" w:lineRule="auto"/>
+            </w:pPr>
+            <w:r>
+              <w:rPr>
+                <w:b w:val="0"/>
+                <w:sz w:val="20"/>
+              </w:rPr>
+              <w:t>Q3时间</w:t>
+            </w:r>
+          </w:p>
+        </w:tc>
+        <w:tc>
+          <w:tcPr>
+            <w:tcW w:type="dxa" w:w="1584"/>
+            <w:vAlign w:val="center"/>
+          </w:tcPr>
+          <w:p>
+            <w:pPr>
+              <w:spacing w:before="60" w:after="60" w:line="259" w:lineRule="auto"/>
+            </w:pPr>
+            <w:r>
+              <w:rPr>
+                <w:b w:val="0"/>
+                <w:sz w:val="20"/>
+              </w:rPr>
+              <w:t>ACO 蚁群</w:t>
+            </w:r>
+          </w:p>
+        </w:tc>
+        <w:tc>
+          <w:tcPr>
+            <w:tcW w:type="dxa" w:w="1512"/>
+            <w:vAlign w:val="center"/>
+          </w:tcPr>
+          <w:p>
+            <w:pPr>
+              <w:spacing w:before="60" w:after="60" w:line="259" w:lineRule="auto"/>
+            </w:pPr>
+            <w:r>
+              <w:rPr>
+                <w:b w:val="0"/>
+                <w:sz w:val="20"/>
+              </w:rPr>
+              <w:t>39.465</w:t>
+            </w:r>
+          </w:p>
+        </w:tc>
+        <w:tc>
+          <w:tcPr>
+            <w:tcW w:type="dxa" w:w="1757"/>
+            <w:vAlign w:val="center"/>
+          </w:tcPr>
+          <w:p>
+            <w:pPr>
+              <w:spacing w:before="60" w:after="60" w:line="259" w:lineRule="auto"/>
+            </w:pPr>
+            <w:r>
+              <w:rPr>
+                <w:b w:val="0"/>
+                <w:sz w:val="20"/>
+              </w:rPr>
+              <w:t>20.095847</w:t>
+            </w:r>
+          </w:p>
+        </w:tc>
+        <w:tc>
+          <w:tcPr>
+            <w:tcW w:type="dxa" w:w="1613"/>
+            <w:vAlign w:val="center"/>
+          </w:tcPr>
+          <w:p>
+            <w:pPr>
+              <w:spacing w:before="60" w:after="60" w:line="259" w:lineRule="auto"/>
+            </w:pPr>
+            <w:r>
+              <w:rPr>
+                <w:b w:val="0"/>
+                <w:sz w:val="20"/>
+              </w:rPr>
+              <w:t>45.550</w:t>
+            </w:r>
+          </w:p>
+        </w:tc>
+        <w:tc>
+          <w:tcPr>
+            <w:tcW w:type="dxa" w:w="2275"/>
+            <w:vAlign w:val="center"/>
+          </w:tcPr>
+          <w:p>
+            <w:pPr>
+              <w:spacing w:before="60" w:after="60" w:line="259" w:lineRule="auto"/>
+            </w:pPr>
+            <w:r>
+              <w:rPr>
+                <w:b w:val="0"/>
+                <w:sz w:val="20"/>
+              </w:rPr>
+              <w:t>0 / 0</w:t>
+            </w:r>
+          </w:p>
+        </w:tc>
+      </w:tr>
+      <w:tr>
+        <w:trPr>
+          <w:cantSplit/>
+        </w:trPr>
+        <w:tc>
+          <w:tcPr>
+            <w:tcW w:type="dxa" w:w="1253"/>
+            <w:vAlign w:val="center"/>
+          </w:tcPr>
+          <w:p>
+            <w:pPr>
+              <w:spacing w:before="60" w:after="60" w:line="259" w:lineRule="auto"/>
+            </w:pPr>
+            <w:r>
+              <w:rPr>
+                <w:b w:val="0"/>
+                <w:sz w:val="20"/>
+              </w:rPr>
+              <w:t>Q3时间</w:t>
+            </w:r>
+          </w:p>
+        </w:tc>
+        <w:tc>
+          <w:tcPr>
+            <w:tcW w:type="dxa" w:w="1584"/>
+            <w:vAlign w:val="center"/>
+          </w:tcPr>
+          <w:p>
+            <w:pPr>
+              <w:spacing w:before="60" w:after="60" w:line="259" w:lineRule="auto"/>
+            </w:pPr>
+            <w:r>
+              <w:rPr>
+                <w:b w:val="0"/>
+                <w:sz w:val="20"/>
+              </w:rPr>
+              <w:t>ALNS</w:t>
+            </w:r>
+          </w:p>
+        </w:tc>
+        <w:tc>
+          <w:tcPr>
+            <w:tcW w:type="dxa" w:w="1512"/>
+            <w:vAlign w:val="center"/>
+          </w:tcPr>
+          <w:p>
+            <w:pPr>
+              <w:spacing w:before="60" w:after="60" w:line="259" w:lineRule="auto"/>
+            </w:pPr>
+            <w:r>
+              <w:rPr>
+                <w:b w:val="0"/>
+                <w:sz w:val="20"/>
+              </w:rPr>
+              <w:t>55.042</w:t>
+            </w:r>
+          </w:p>
+        </w:tc>
+        <w:tc>
+          <w:tcPr>
+            <w:tcW w:type="dxa" w:w="1757"/>
+            <w:vAlign w:val="center"/>
+          </w:tcPr>
+          <w:p>
+            <w:pPr>
+              <w:spacing w:before="60" w:after="60" w:line="259" w:lineRule="auto"/>
+            </w:pPr>
+            <w:r>
+              <w:rPr>
+                <w:b w:val="0"/>
+                <w:sz w:val="20"/>
+              </w:rPr>
+              <w:t>20.095847</w:t>
+            </w:r>
+          </w:p>
+        </w:tc>
+        <w:tc>
+          <w:tcPr>
+            <w:tcW w:type="dxa" w:w="1613"/>
+            <w:vAlign w:val="center"/>
+          </w:tcPr>
+          <w:p>
+            <w:pPr>
+              <w:spacing w:before="60" w:after="60" w:line="259" w:lineRule="auto"/>
+            </w:pPr>
+            <w:r>
+              <w:rPr>
+                <w:b w:val="0"/>
+                <w:sz w:val="20"/>
+              </w:rPr>
+              <w:t>48.469</w:t>
+            </w:r>
+          </w:p>
+        </w:tc>
+        <w:tc>
+          <w:tcPr>
+            <w:tcW w:type="dxa" w:w="2275"/>
+            <w:vAlign w:val="center"/>
+          </w:tcPr>
+          <w:p>
+            <w:pPr>
+              <w:spacing w:before="60" w:after="60" w:line="259" w:lineRule="auto"/>
+            </w:pPr>
+            <w:r>
+              <w:rPr>
+                <w:b w:val="0"/>
+                <w:sz w:val="20"/>
+              </w:rPr>
+              <w:t>0 / 0</w:t>
+            </w:r>
+          </w:p>
+        </w:tc>
+      </w:tr>
+      <w:tr>
+        <w:trPr>
+          <w:cantSplit/>
+        </w:trPr>
+        <w:tc>
+          <w:tcPr>
+            <w:tcW w:type="dxa" w:w="1253"/>
+            <w:vAlign w:val="center"/>
+          </w:tcPr>
+          <w:p>
+            <w:pPr>
+              <w:spacing w:before="60" w:after="60" w:line="259" w:lineRule="auto"/>
+            </w:pPr>
+            <w:r>
+              <w:rPr>
+                <w:b w:val="0"/>
+                <w:sz w:val="20"/>
+              </w:rPr>
+              <w:t>Q3时间</w:t>
+            </w:r>
+          </w:p>
+        </w:tc>
+        <w:tc>
+          <w:tcPr>
+            <w:tcW w:type="dxa" w:w="1584"/>
+            <w:vAlign w:val="center"/>
+          </w:tcPr>
+          <w:p>
+            <w:pPr>
+              <w:spacing w:before="60" w:after="60" w:line="259" w:lineRule="auto"/>
+            </w:pPr>
+            <w:r>
+              <w:rPr>
+                <w:b w:val="0"/>
+                <w:sz w:val="20"/>
+              </w:rPr>
+              <w:t>CP-SAT</w:t>
+            </w:r>
+          </w:p>
+        </w:tc>
+        <w:tc>
+          <w:tcPr>
+            <w:tcW w:type="dxa" w:w="1512"/>
+            <w:vAlign w:val="center"/>
+          </w:tcPr>
+          <w:p>
+            <w:pPr>
+              <w:spacing w:before="60" w:after="60" w:line="259" w:lineRule="auto"/>
+            </w:pPr>
+            <w:r>
+              <w:rPr>
+                <w:b w:val="0"/>
+                <w:sz w:val="20"/>
+              </w:rPr>
+              <w:t>242.442</w:t>
+            </w:r>
+          </w:p>
+        </w:tc>
+        <w:tc>
+          <w:tcPr>
+            <w:tcW w:type="dxa" w:w="1757"/>
+            <w:vAlign w:val="center"/>
+          </w:tcPr>
+          <w:p>
+            <w:pPr>
+              <w:spacing w:before="60" w:after="60" w:line="259" w:lineRule="auto"/>
+            </w:pPr>
+            <w:r>
+              <w:rPr>
+                <w:b w:val="0"/>
+                <w:sz w:val="20"/>
+              </w:rPr>
+              <w:t>20.095847</w:t>
+            </w:r>
+          </w:p>
+        </w:tc>
+        <w:tc>
+          <w:tcPr>
+            <w:tcW w:type="dxa" w:w="1613"/>
+            <w:vAlign w:val="center"/>
+          </w:tcPr>
+          <w:p>
+            <w:pPr>
+              <w:spacing w:before="60" w:after="60" w:line="259" w:lineRule="auto"/>
+            </w:pPr>
+            <w:r>
+              <w:rPr>
+                <w:b w:val="0"/>
+                <w:sz w:val="20"/>
+              </w:rPr>
+              <w:t>47.416</w:t>
+            </w:r>
+          </w:p>
+        </w:tc>
+        <w:tc>
+          <w:tcPr>
+            <w:tcW w:type="dxa" w:w="2275"/>
+            <w:vAlign w:val="center"/>
+          </w:tcPr>
+          <w:p>
+            <w:pPr>
+              <w:spacing w:before="60" w:after="60" w:line="259" w:lineRule="auto"/>
+            </w:pPr>
+            <w:r>
+              <w:rPr>
+                <w:b w:val="0"/>
+                <w:sz w:val="20"/>
+              </w:rPr>
+              <w:t>0 / 0</w:t>
+            </w:r>
+          </w:p>
+        </w:tc>
+      </w:tr>
+      <w:tr>
+        <w:trPr>
+          <w:cantSplit/>
+        </w:trPr>
+        <w:tc>
+          <w:tcPr>
+            <w:tcW w:type="dxa" w:w="1253"/>
+            <w:vAlign w:val="center"/>
+          </w:tcPr>
+          <w:p>
+            <w:pPr>
+              <w:spacing w:before="60" w:after="60" w:line="259" w:lineRule="auto"/>
+            </w:pPr>
+            <w:r>
+              <w:rPr>
+                <w:b w:val="0"/>
+                <w:sz w:val="20"/>
+              </w:rPr>
+              <w:t>Q3节能</w:t>
+            </w:r>
+          </w:p>
+        </w:tc>
+        <w:tc>
+          <w:tcPr>
+            <w:tcW w:type="dxa" w:w="1584"/>
+            <w:vAlign w:val="center"/>
+          </w:tcPr>
+          <w:p>
+            <w:pPr>
+              <w:spacing w:before="60" w:after="60" w:line="259" w:lineRule="auto"/>
+            </w:pPr>
+            <w:r>
+              <w:rPr>
+                <w:b w:val="0"/>
+                <w:sz w:val="20"/>
+              </w:rPr>
+              <w:t>Greedy 贪心</w:t>
+            </w:r>
+          </w:p>
+        </w:tc>
+        <w:tc>
+          <w:tcPr>
+            <w:tcW w:type="dxa" w:w="1512"/>
+            <w:vAlign w:val="center"/>
+          </w:tcPr>
+          <w:p>
+            <w:pPr>
+              <w:spacing w:before="60" w:after="60" w:line="259" w:lineRule="auto"/>
+            </w:pPr>
+            <w:r>
+              <w:rPr>
+                <w:b w:val="0"/>
+                <w:sz w:val="20"/>
+              </w:rPr>
+              <w:t>279.742</w:t>
+            </w:r>
+          </w:p>
+        </w:tc>
+        <w:tc>
+          <w:tcPr>
+            <w:tcW w:type="dxa" w:w="1757"/>
+            <w:vAlign w:val="center"/>
+          </w:tcPr>
+          <w:p>
+            <w:pPr>
+              <w:spacing w:before="60" w:after="60" w:line="259" w:lineRule="auto"/>
+            </w:pPr>
+            <w:r>
+              <w:rPr>
+                <w:b w:val="0"/>
+                <w:sz w:val="20"/>
+              </w:rPr>
+              <w:t>20.095847</w:t>
+            </w:r>
+          </w:p>
+        </w:tc>
+        <w:tc>
+          <w:tcPr>
+            <w:tcW w:type="dxa" w:w="1613"/>
+            <w:vAlign w:val="center"/>
+          </w:tcPr>
+          <w:p>
+            <w:pPr>
+              <w:spacing w:before="60" w:after="60" w:line="259" w:lineRule="auto"/>
+            </w:pPr>
+            <w:r>
+              <w:rPr>
+                <w:b w:val="0"/>
+                <w:sz w:val="20"/>
+              </w:rPr>
+              <w:t>46.399</w:t>
+            </w:r>
+          </w:p>
+        </w:tc>
+        <w:tc>
+          <w:tcPr>
+            <w:tcW w:type="dxa" w:w="2275"/>
+            <w:vAlign w:val="center"/>
+          </w:tcPr>
+          <w:p>
+            <w:pPr>
+              <w:spacing w:before="60" w:after="60" w:line="259" w:lineRule="auto"/>
+            </w:pPr>
+            <w:r>
+              <w:rPr>
+                <w:b w:val="0"/>
+                <w:sz w:val="20"/>
+              </w:rPr>
+              <w:t>0 / 0</w:t>
+            </w:r>
+          </w:p>
+        </w:tc>
+      </w:tr>
+      <w:tr>
+        <w:trPr>
+          <w:cantSplit/>
+        </w:trPr>
+        <w:tc>
+          <w:tcPr>
+            <w:tcW w:type="dxa" w:w="1253"/>
+            <w:vAlign w:val="center"/>
+          </w:tcPr>
+          <w:p>
+            <w:pPr>
+              <w:spacing w:before="60" w:after="60" w:line="259" w:lineRule="auto"/>
+            </w:pPr>
+            <w:r>
+              <w:rPr>
+                <w:b w:val="0"/>
+                <w:sz w:val="20"/>
+              </w:rPr>
+              <w:t>Q3节能</w:t>
+            </w:r>
+          </w:p>
+        </w:tc>
+        <w:tc>
+          <w:tcPr>
+            <w:tcW w:type="dxa" w:w="1584"/>
+            <w:vAlign w:val="center"/>
+          </w:tcPr>
+          <w:p>
+            <w:pPr>
+              <w:spacing w:before="60" w:after="60" w:line="259" w:lineRule="auto"/>
+            </w:pPr>
+            <w:r>
+              <w:rPr>
+                <w:b w:val="0"/>
+                <w:sz w:val="20"/>
+              </w:rPr>
+              <w:t>ACO 蚁群</w:t>
+            </w:r>
+          </w:p>
+        </w:tc>
+        <w:tc>
+          <w:tcPr>
+            <w:tcW w:type="dxa" w:w="1512"/>
+            <w:vAlign w:val="center"/>
+          </w:tcPr>
+          <w:p>
+            <w:pPr>
+              <w:spacing w:before="60" w:after="60" w:line="259" w:lineRule="auto"/>
+            </w:pPr>
+            <w:r>
+              <w:rPr>
+                <w:b w:val="0"/>
+                <w:sz w:val="20"/>
+              </w:rPr>
+              <w:t>279.742</w:t>
+            </w:r>
+          </w:p>
+        </w:tc>
+        <w:tc>
+          <w:tcPr>
+            <w:tcW w:type="dxa" w:w="1757"/>
+            <w:vAlign w:val="center"/>
+          </w:tcPr>
+          <w:p>
+            <w:pPr>
+              <w:spacing w:before="60" w:after="60" w:line="259" w:lineRule="auto"/>
+            </w:pPr>
+            <w:r>
+              <w:rPr>
+                <w:b w:val="0"/>
+                <w:sz w:val="20"/>
+              </w:rPr>
+              <w:t>20.095847</w:t>
+            </w:r>
+          </w:p>
+        </w:tc>
+        <w:tc>
+          <w:tcPr>
+            <w:tcW w:type="dxa" w:w="1613"/>
+            <w:vAlign w:val="center"/>
+          </w:tcPr>
+          <w:p>
+            <w:pPr>
+              <w:spacing w:before="60" w:after="60" w:line="259" w:lineRule="auto"/>
+            </w:pPr>
+            <w:r>
+              <w:rPr>
+                <w:b w:val="0"/>
+                <w:sz w:val="20"/>
+              </w:rPr>
+              <w:t>46.532</w:t>
+            </w:r>
+          </w:p>
+        </w:tc>
+        <w:tc>
+          <w:tcPr>
+            <w:tcW w:type="dxa" w:w="2275"/>
+            <w:vAlign w:val="center"/>
+          </w:tcPr>
+          <w:p>
+            <w:pPr>
+              <w:spacing w:before="60" w:after="60" w:line="259" w:lineRule="auto"/>
+            </w:pPr>
+            <w:r>
+              <w:rPr>
+                <w:b w:val="0"/>
+                <w:sz w:val="20"/>
+              </w:rPr>
+              <w:t>0 / 0</w:t>
+            </w:r>
+          </w:p>
+        </w:tc>
+      </w:tr>
+      <w:tr>
+        <w:trPr>
+          <w:cantSplit/>
+        </w:trPr>
+        <w:tc>
+          <w:tcPr>
+            <w:tcW w:type="dxa" w:w="1253"/>
+            <w:vAlign w:val="center"/>
+          </w:tcPr>
+          <w:p>
+            <w:pPr>
+              <w:spacing w:before="60" w:after="60" w:line="259" w:lineRule="auto"/>
+            </w:pPr>
+            <w:r>
+              <w:rPr>
+                <w:b w:val="0"/>
+                <w:sz w:val="20"/>
+              </w:rPr>
+              <w:t>Q3节能</w:t>
+            </w:r>
+          </w:p>
+        </w:tc>
+        <w:tc>
+          <w:tcPr>
+            <w:tcW w:type="dxa" w:w="1584"/>
+            <w:vAlign w:val="center"/>
+          </w:tcPr>
+          <w:p>
+            <w:pPr>
+              <w:spacing w:before="60" w:after="60" w:line="259" w:lineRule="auto"/>
+            </w:pPr>
+            <w:r>
+              <w:rPr>
+                <w:b w:val="0"/>
+                <w:sz w:val="20"/>
+              </w:rPr>
+              <w:t>ALNS</w:t>
+            </w:r>
+          </w:p>
+        </w:tc>
+        <w:tc>
+          <w:tcPr>
+            <w:tcW w:type="dxa" w:w="1512"/>
+            <w:vAlign w:val="center"/>
+          </w:tcPr>
+          <w:p>
+            <w:pPr>
+              <w:spacing w:before="60" w:after="60" w:line="259" w:lineRule="auto"/>
+            </w:pPr>
+            <w:r>
+              <w:rPr>
+                <w:b w:val="0"/>
+                <w:sz w:val="20"/>
+              </w:rPr>
+              <w:t>55.042</w:t>
+            </w:r>
+          </w:p>
+        </w:tc>
+        <w:tc>
+          <w:tcPr>
+            <w:tcW w:type="dxa" w:w="1757"/>
+            <w:vAlign w:val="center"/>
+          </w:tcPr>
+          <w:p>
+            <w:pPr>
+              <w:spacing w:before="60" w:after="60" w:line="259" w:lineRule="auto"/>
+            </w:pPr>
+            <w:r>
+              <w:rPr>
+                <w:b w:val="0"/>
+                <w:sz w:val="20"/>
+              </w:rPr>
+              <w:t>20.095847</w:t>
+            </w:r>
+          </w:p>
+        </w:tc>
+        <w:tc>
+          <w:tcPr>
+            <w:tcW w:type="dxa" w:w="1613"/>
+            <w:vAlign w:val="center"/>
+          </w:tcPr>
+          <w:p>
+            <w:pPr>
+              <w:spacing w:before="60" w:after="60" w:line="259" w:lineRule="auto"/>
+            </w:pPr>
+            <w:r>
+              <w:rPr>
+                <w:b w:val="0"/>
+                <w:sz w:val="20"/>
+              </w:rPr>
+              <w:t>46.729</w:t>
+            </w:r>
+          </w:p>
+        </w:tc>
+        <w:tc>
+          <w:tcPr>
+            <w:tcW w:type="dxa" w:w="2275"/>
+            <w:vAlign w:val="center"/>
+          </w:tcPr>
+          <w:p>
+            <w:pPr>
+              <w:spacing w:before="60" w:after="60" w:line="259" w:lineRule="auto"/>
+            </w:pPr>
+            <w:r>
+              <w:rPr>
+                <w:b w:val="0"/>
+                <w:sz w:val="20"/>
+              </w:rPr>
+              <w:t>0 / 0</w:t>
+            </w:r>
+          </w:p>
+        </w:tc>
+      </w:tr>
+      <w:tr>
+        <w:trPr>
+          <w:cantSplit/>
+        </w:trPr>
+        <w:tc>
+          <w:tcPr>
+            <w:tcW w:type="dxa" w:w="1253"/>
+            <w:vAlign w:val="center"/>
+          </w:tcPr>
+          <w:p>
+            <w:pPr>
+              <w:spacing w:before="60" w:after="60" w:line="259" w:lineRule="auto"/>
+            </w:pPr>
+            <w:r>
+              <w:rPr>
+                <w:b w:val="0"/>
+                <w:sz w:val="20"/>
+              </w:rPr>
+              <w:t>Q3节能</w:t>
+            </w:r>
+          </w:p>
+        </w:tc>
+        <w:tc>
+          <w:tcPr>
+            <w:tcW w:type="dxa" w:w="1584"/>
+            <w:vAlign w:val="center"/>
+          </w:tcPr>
+          <w:p>
+            <w:pPr>
+              <w:spacing w:before="60" w:after="60" w:line="259" w:lineRule="auto"/>
+            </w:pPr>
+            <w:r>
+              <w:rPr>
+                <w:b w:val="0"/>
+                <w:sz w:val="20"/>
+              </w:rPr>
+              <w:t>CP-SAT</w:t>
+            </w:r>
+          </w:p>
+        </w:tc>
+        <w:tc>
+          <w:tcPr>
+            <w:tcW w:type="dxa" w:w="1512"/>
+            <w:vAlign w:val="center"/>
+          </w:tcPr>
+          <w:p>
+            <w:pPr>
+              <w:spacing w:before="60" w:after="60" w:line="259" w:lineRule="auto"/>
+            </w:pPr>
+            <w:r>
+              <w:rPr>
+                <w:b w:val="0"/>
+                <w:sz w:val="20"/>
+              </w:rPr>
+              <w:t>199.842</w:t>
+            </w:r>
+          </w:p>
+        </w:tc>
+        <w:tc>
+          <w:tcPr>
+            <w:tcW w:type="dxa" w:w="1757"/>
+            <w:vAlign w:val="center"/>
+          </w:tcPr>
+          <w:p>
+            <w:pPr>
+              <w:spacing w:before="60" w:after="60" w:line="259" w:lineRule="auto"/>
+            </w:pPr>
+            <w:r>
+              <w:rPr>
+                <w:b w:val="0"/>
+                <w:sz w:val="20"/>
+              </w:rPr>
+              <w:t>20.095847</w:t>
+            </w:r>
+          </w:p>
+        </w:tc>
+        <w:tc>
+          <w:tcPr>
+            <w:tcW w:type="dxa" w:w="1613"/>
+            <w:vAlign w:val="center"/>
+          </w:tcPr>
+          <w:p>
+            <w:pPr>
+              <w:spacing w:before="60" w:after="60" w:line="259" w:lineRule="auto"/>
+            </w:pPr>
+            <w:r>
+              <w:rPr>
+                <w:b w:val="0"/>
+                <w:sz w:val="20"/>
+              </w:rPr>
+              <w:t>46.581</w:t>
+            </w:r>
+          </w:p>
+        </w:tc>
+        <w:tc>
+          <w:tcPr>
+            <w:tcW w:type="dxa" w:w="2275"/>
+            <w:vAlign w:val="center"/>
+          </w:tcPr>
+          <w:p>
+            <w:pPr>
+              <w:spacing w:before="60" w:after="60" w:line="259" w:lineRule="auto"/>
+            </w:pPr>
+            <w:r>
+              <w:rPr>
+                <w:b w:val="0"/>
+                <w:sz w:val="20"/>
+              </w:rPr>
+              <w:t>0 / 0</w:t>
+            </w:r>
+          </w:p>
+        </w:tc>
+      </w:tr>
+    </w:tbl>
+    <w:p>
+      <w:pPr>
+        <w:spacing w:after="20"/>
+      </w:pPr>
+    </w:p>
+    <w:p>
+      <w:r>
+        <w:rPr>
+          <w:b w:val="0"/>
+        </w:rPr>
+        <w:t>整站硬截止裕量取validation.station.minimum_hard_slack_s，避免误用运输逐箱summary的同名近似指标；两者对首箱规则的处理口径不同。零违规和100%交付是这16套已封存方案的核验结果，不能外推为任意输入必有解或真实机群100%可靠。</w:t>
+      </w:r>
+    </w:p>
+    <w:p>
+      <w:pPr>
+        <w:pStyle w:val="Heading2"/>
+      </w:pPr>
+      <w:r>
+        <w:t>25.11 与论文历史方案的取舍</w:t>
+      </w:r>
+    </w:p>
+    <w:p>
+      <w:r>
+        <w:rPr>
+          <w:b w:val="0"/>
+        </w:rPr>
+        <w:t>以下仅计算本轮CP-SAT方案减去对应论文历史方案的观测差值，百分比分母为历史值；正数表示更大，完成时间或能耗越小越好。它们用于解释结果，不是同预算算法优势或统计显著性检验。历史原值采用本次提供的完成时间3位和能耗6位精度，差值保留相同报告精度。</w:t>
+      </w:r>
+    </w:p>
+    <w:tbl>
+      <w:tblPr>
+        <w:tblStyle w:val="TableGrid"/>
+        <w:tblW w:type="auto" w:w="0"/>
+        <w:jc w:val="center"/>
+        <w:tblLayout w:type="fixed"/>
+        <w:tblLook w:firstColumn="1" w:firstRow="1" w:lastColumn="0" w:lastRow="0" w:noHBand="0" w:noVBand="1" w:val="04A0"/>
+      </w:tblPr>
+      <w:tblGrid>
+        <w:gridCol w:w="1999"/>
+        <w:gridCol w:w="1999"/>
+        <w:gridCol w:w="1999"/>
+        <w:gridCol w:w="1999"/>
+        <w:gridCol w:w="1999"/>
+      </w:tblGrid>
+      <w:tr>
+        <w:trPr>
+          <w:tblHeader/>
+          <w:cantSplit/>
+        </w:trPr>
+        <w:tc>
+          <w:tcPr>
+            <w:tcW w:type="dxa" w:w="1999"/>
+            <w:vAlign w:val="center"/>
+            <w:shd w:fill="EAF0F0"/>
+          </w:tcPr>
+          <w:p>
+            <w:pPr>
+              <w:keepNext/>
+              <w:spacing w:before="60" w:after="60" w:line="259" w:lineRule="auto"/>
+            </w:pPr>
+            <w:r>
+              <w:rPr>
+                <w:b/>
+                <w:sz w:val="20"/>
+              </w:rPr>
+              <w:t>组别</w:t>
+            </w:r>
+          </w:p>
+        </w:tc>
+        <w:tc>
+          <w:tcPr>
+            <w:tcW w:type="dxa" w:w="1999"/>
+            <w:vAlign w:val="center"/>
+            <w:shd w:fill="EAF0F0"/>
+          </w:tcPr>
+          <w:p>
+            <w:pPr>
+              <w:keepNext/>
+              <w:spacing w:before="60" w:after="60" w:line="259" w:lineRule="auto"/>
+            </w:pPr>
+            <w:r>
+              <w:rPr>
+                <w:b/>
+                <w:sz w:val="20"/>
+              </w:rPr>
+              <w:t>完成时间差 s</w:t>
+            </w:r>
+          </w:p>
+        </w:tc>
+        <w:tc>
+          <w:tcPr>
+            <w:tcW w:type="dxa" w:w="1999"/>
+            <w:vAlign w:val="center"/>
+            <w:shd w:fill="EAF0F0"/>
+          </w:tcPr>
+          <w:p>
+            <w:pPr>
+              <w:keepNext/>
+              <w:spacing w:before="60" w:after="60" w:line="259" w:lineRule="auto"/>
+            </w:pPr>
+            <w:r>
+              <w:rPr>
+                <w:b/>
+                <w:sz w:val="20"/>
+              </w:rPr>
+              <w:t>时间差 %</w:t>
+            </w:r>
+          </w:p>
+        </w:tc>
+        <w:tc>
+          <w:tcPr>
+            <w:tcW w:type="dxa" w:w="1999"/>
+            <w:vAlign w:val="center"/>
+            <w:shd w:fill="EAF0F0"/>
+          </w:tcPr>
+          <w:p>
+            <w:pPr>
+              <w:keepNext/>
+              <w:spacing w:before="60" w:after="60" w:line="259" w:lineRule="auto"/>
+            </w:pPr>
+            <w:r>
+              <w:rPr>
+                <w:b/>
+                <w:sz w:val="20"/>
+              </w:rPr>
+              <w:t>总能耗差 kWh</w:t>
+            </w:r>
+          </w:p>
+        </w:tc>
+        <w:tc>
+          <w:tcPr>
+            <w:tcW w:type="dxa" w:w="1999"/>
+            <w:vAlign w:val="center"/>
+            <w:shd w:fill="EAF0F0"/>
+          </w:tcPr>
+          <w:p>
+            <w:pPr>
+              <w:keepNext/>
+              <w:spacing w:before="60" w:after="60" w:line="259" w:lineRule="auto"/>
+            </w:pPr>
+            <w:r>
+              <w:rPr>
+                <w:b/>
+                <w:sz w:val="20"/>
+              </w:rPr>
+              <w:t>能耗差 %</w:t>
+            </w:r>
+          </w:p>
+        </w:tc>
+      </w:tr>
+      <w:tr>
+        <w:trPr>
+          <w:cantSplit/>
+        </w:trPr>
+        <w:tc>
+          <w:tcPr>
+            <w:tcW w:type="dxa" w:w="1999"/>
+            <w:vAlign w:val="center"/>
+          </w:tcPr>
+          <w:p>
+            <w:pPr>
+              <w:spacing w:before="60" w:after="60" w:line="259" w:lineRule="auto"/>
+            </w:pPr>
+            <w:r>
+              <w:rPr>
+                <w:b w:val="0"/>
+                <w:sz w:val="20"/>
+              </w:rPr>
+              <w:t>Q2时间</w:t>
+            </w:r>
+          </w:p>
+        </w:tc>
+        <w:tc>
+          <w:tcPr>
+            <w:tcW w:type="dxa" w:w="1999"/>
+            <w:vAlign w:val="center"/>
+          </w:tcPr>
+          <w:p>
+            <w:pPr>
+              <w:spacing w:before="60" w:after="60" w:line="259" w:lineRule="auto"/>
+            </w:pPr>
+            <w:r>
+              <w:rPr>
+                <w:b w:val="0"/>
+                <w:sz w:val="20"/>
+              </w:rPr>
+              <w:t>+218.761</w:t>
+            </w:r>
+          </w:p>
+        </w:tc>
+        <w:tc>
+          <w:tcPr>
+            <w:tcW w:type="dxa" w:w="1999"/>
+            <w:vAlign w:val="center"/>
+          </w:tcPr>
+          <w:p>
+            <w:pPr>
+              <w:spacing w:before="60" w:after="60" w:line="259" w:lineRule="auto"/>
+            </w:pPr>
+            <w:r>
+              <w:rPr>
+                <w:b w:val="0"/>
+                <w:sz w:val="20"/>
+              </w:rPr>
+              <w:t>+3.842</w:t>
+            </w:r>
+          </w:p>
+        </w:tc>
+        <w:tc>
+          <w:tcPr>
+            <w:tcW w:type="dxa" w:w="1999"/>
+            <w:vAlign w:val="center"/>
+          </w:tcPr>
+          <w:p>
+            <w:pPr>
+              <w:spacing w:before="60" w:after="60" w:line="259" w:lineRule="auto"/>
+            </w:pPr>
+            <w:r>
+              <w:rPr>
+                <w:b w:val="0"/>
+                <w:sz w:val="20"/>
+              </w:rPr>
+              <w:t>+1.037136</w:t>
+            </w:r>
+          </w:p>
+        </w:tc>
+        <w:tc>
+          <w:tcPr>
+            <w:tcW w:type="dxa" w:w="1999"/>
+            <w:vAlign w:val="center"/>
+          </w:tcPr>
+          <w:p>
+            <w:pPr>
+              <w:spacing w:before="60" w:after="60" w:line="259" w:lineRule="auto"/>
+            </w:pPr>
+            <w:r>
+              <w:rPr>
+                <w:b w:val="0"/>
+                <w:sz w:val="20"/>
+              </w:rPr>
+              <w:t>+1.566</w:t>
+            </w:r>
+          </w:p>
+        </w:tc>
+      </w:tr>
+      <w:tr>
+        <w:trPr>
+          <w:cantSplit/>
+        </w:trPr>
+        <w:tc>
+          <w:tcPr>
+            <w:tcW w:type="dxa" w:w="1999"/>
+            <w:vAlign w:val="center"/>
+          </w:tcPr>
+          <w:p>
+            <w:pPr>
+              <w:spacing w:before="60" w:after="60" w:line="259" w:lineRule="auto"/>
+            </w:pPr>
+            <w:r>
+              <w:rPr>
+                <w:b w:val="0"/>
+                <w:sz w:val="20"/>
+              </w:rPr>
+              <w:t>Q2节能</w:t>
+            </w:r>
+          </w:p>
+        </w:tc>
+        <w:tc>
+          <w:tcPr>
+            <w:tcW w:type="dxa" w:w="1999"/>
+            <w:vAlign w:val="center"/>
+          </w:tcPr>
+          <w:p>
+            <w:pPr>
+              <w:spacing w:before="60" w:after="60" w:line="259" w:lineRule="auto"/>
+            </w:pPr>
+            <w:r>
+              <w:rPr>
+                <w:b w:val="0"/>
+                <w:sz w:val="20"/>
+              </w:rPr>
+              <w:t>+4.325</w:t>
+            </w:r>
+          </w:p>
+        </w:tc>
+        <w:tc>
+          <w:tcPr>
+            <w:tcW w:type="dxa" w:w="1999"/>
+            <w:vAlign w:val="center"/>
+          </w:tcPr>
+          <w:p>
+            <w:pPr>
+              <w:spacing w:before="60" w:after="60" w:line="259" w:lineRule="auto"/>
+            </w:pPr>
+            <w:r>
+              <w:rPr>
+                <w:b w:val="0"/>
+                <w:sz w:val="20"/>
+              </w:rPr>
+              <w:t>+0.072</w:t>
+            </w:r>
+          </w:p>
+        </w:tc>
+        <w:tc>
+          <w:tcPr>
+            <w:tcW w:type="dxa" w:w="1999"/>
+            <w:vAlign w:val="center"/>
+          </w:tcPr>
+          <w:p>
+            <w:pPr>
+              <w:spacing w:before="60" w:after="60" w:line="259" w:lineRule="auto"/>
+            </w:pPr>
+            <w:r>
+              <w:rPr>
+                <w:b w:val="0"/>
+                <w:sz w:val="20"/>
+              </w:rPr>
+              <w:t>+1.390532</w:t>
+            </w:r>
+          </w:p>
+        </w:tc>
+        <w:tc>
+          <w:tcPr>
+            <w:tcW w:type="dxa" w:w="1999"/>
+            <w:vAlign w:val="center"/>
+          </w:tcPr>
+          <w:p>
+            <w:pPr>
+              <w:spacing w:before="60" w:after="60" w:line="259" w:lineRule="auto"/>
+            </w:pPr>
+            <w:r>
+              <w:rPr>
+                <w:b w:val="0"/>
+                <w:sz w:val="20"/>
+              </w:rPr>
+              <w:t>+2.148</w:t>
+            </w:r>
+          </w:p>
+        </w:tc>
+      </w:tr>
+      <w:tr>
+        <w:trPr>
+          <w:cantSplit/>
+        </w:trPr>
+        <w:tc>
+          <w:tcPr>
+            <w:tcW w:type="dxa" w:w="1999"/>
+            <w:vAlign w:val="center"/>
+          </w:tcPr>
+          <w:p>
+            <w:pPr>
+              <w:spacing w:before="60" w:after="60" w:line="259" w:lineRule="auto"/>
+            </w:pPr>
+            <w:r>
+              <w:rPr>
+                <w:b w:val="0"/>
+                <w:sz w:val="20"/>
+              </w:rPr>
+              <w:t>Q3时间</w:t>
+            </w:r>
+          </w:p>
+        </w:tc>
+        <w:tc>
+          <w:tcPr>
+            <w:tcW w:type="dxa" w:w="1999"/>
+            <w:vAlign w:val="center"/>
+          </w:tcPr>
+          <w:p>
+            <w:pPr>
+              <w:spacing w:before="60" w:after="60" w:line="259" w:lineRule="auto"/>
+            </w:pPr>
+            <w:r>
+              <w:rPr>
+                <w:b w:val="0"/>
+                <w:sz w:val="20"/>
+              </w:rPr>
+              <w:t>-12.550</w:t>
+            </w:r>
+          </w:p>
+        </w:tc>
+        <w:tc>
+          <w:tcPr>
+            <w:tcW w:type="dxa" w:w="1999"/>
+            <w:vAlign w:val="center"/>
+          </w:tcPr>
+          <w:p>
+            <w:pPr>
+              <w:spacing w:before="60" w:after="60" w:line="259" w:lineRule="auto"/>
+            </w:pPr>
+            <w:r>
+              <w:rPr>
+                <w:b w:val="0"/>
+                <w:sz w:val="20"/>
+              </w:rPr>
+              <w:t>-0.217</w:t>
+            </w:r>
+          </w:p>
+        </w:tc>
+        <w:tc>
+          <w:tcPr>
+            <w:tcW w:type="dxa" w:w="1999"/>
+            <w:vAlign w:val="center"/>
+          </w:tcPr>
+          <w:p>
+            <w:pPr>
+              <w:spacing w:before="60" w:after="60" w:line="259" w:lineRule="auto"/>
+            </w:pPr>
+            <w:r>
+              <w:rPr>
+                <w:b w:val="0"/>
+                <w:sz w:val="20"/>
+              </w:rPr>
+              <w:t>+1.282509</w:t>
+            </w:r>
+          </w:p>
+        </w:tc>
+        <w:tc>
+          <w:tcPr>
+            <w:tcW w:type="dxa" w:w="1999"/>
+            <w:vAlign w:val="center"/>
+          </w:tcPr>
+          <w:p>
+            <w:pPr>
+              <w:spacing w:before="60" w:after="60" w:line="259" w:lineRule="auto"/>
+            </w:pPr>
+            <w:r>
+              <w:rPr>
+                <w:b w:val="0"/>
+                <w:sz w:val="20"/>
+              </w:rPr>
+              <w:t>+1.867</w:t>
+            </w:r>
+          </w:p>
+        </w:tc>
+      </w:tr>
+      <w:tr>
+        <w:trPr>
+          <w:cantSplit/>
+        </w:trPr>
+        <w:tc>
+          <w:tcPr>
+            <w:tcW w:type="dxa" w:w="1999"/>
+            <w:vAlign w:val="center"/>
+          </w:tcPr>
+          <w:p>
+            <w:pPr>
+              <w:spacing w:before="60" w:after="60" w:line="259" w:lineRule="auto"/>
+            </w:pPr>
+            <w:r>
+              <w:rPr>
+                <w:b w:val="0"/>
+                <w:sz w:val="20"/>
+              </w:rPr>
+              <w:t>Q3节能</w:t>
+            </w:r>
+          </w:p>
+        </w:tc>
+        <w:tc>
+          <w:tcPr>
+            <w:tcW w:type="dxa" w:w="1999"/>
+            <w:vAlign w:val="center"/>
+          </w:tcPr>
+          <w:p>
+            <w:pPr>
+              <w:spacing w:before="60" w:after="60" w:line="259" w:lineRule="auto"/>
+            </w:pPr>
+            <w:r>
+              <w:rPr>
+                <w:b w:val="0"/>
+                <w:sz w:val="20"/>
+              </w:rPr>
+              <w:t>+0.100</w:t>
+            </w:r>
+          </w:p>
+        </w:tc>
+        <w:tc>
+          <w:tcPr>
+            <w:tcW w:type="dxa" w:w="1999"/>
+            <w:vAlign w:val="center"/>
+          </w:tcPr>
+          <w:p>
+            <w:pPr>
+              <w:spacing w:before="60" w:after="60" w:line="259" w:lineRule="auto"/>
+            </w:pPr>
+            <w:r>
+              <w:rPr>
+                <w:b w:val="0"/>
+                <w:sz w:val="20"/>
+              </w:rPr>
+              <w:t>+0.002</w:t>
+            </w:r>
+          </w:p>
+        </w:tc>
+        <w:tc>
+          <w:tcPr>
+            <w:tcW w:type="dxa" w:w="1999"/>
+            <w:vAlign w:val="center"/>
+          </w:tcPr>
+          <w:p>
+            <w:pPr>
+              <w:spacing w:before="60" w:after="60" w:line="259" w:lineRule="auto"/>
+            </w:pPr>
+            <w:r>
+              <w:rPr>
+                <w:b w:val="0"/>
+                <w:sz w:val="20"/>
+              </w:rPr>
+              <w:t>+1.697652</w:t>
+            </w:r>
+          </w:p>
+        </w:tc>
+        <w:tc>
+          <w:tcPr>
+            <w:tcW w:type="dxa" w:w="1999"/>
+            <w:vAlign w:val="center"/>
+          </w:tcPr>
+          <w:p>
+            <w:pPr>
+              <w:spacing w:before="60" w:after="60" w:line="259" w:lineRule="auto"/>
+            </w:pPr>
+            <w:r>
+              <w:rPr>
+                <w:b w:val="0"/>
+                <w:sz w:val="20"/>
+              </w:rPr>
+              <w:t>+2.507</w:t>
+            </w:r>
+          </w:p>
+        </w:tc>
+      </w:tr>
+    </w:tbl>
+    <w:p>
+      <w:pPr>
+        <w:spacing w:after="20"/>
+      </w:pPr>
+    </w:p>
+    <w:p>
+      <w:r>
+        <w:rPr>
+          <w:b w:val="0"/>
+        </w:rPr>
+        <w:t>在本批同组观测中，以各组Greedy实际结果为分母，CP-SAT对应主目标的下降量如下。它只比较本次这两种问题适配实现，不代表原论文方法、EOH、真实部署收益或广义算法排名。</w:t>
+      </w:r>
+    </w:p>
+    <w:tbl>
+      <w:tblPr>
+        <w:tblStyle w:val="TableGrid"/>
+        <w:tblW w:type="auto" w:w="0"/>
+        <w:jc w:val="center"/>
+        <w:tblLayout w:type="fixed"/>
+        <w:tblLook w:firstColumn="1" w:firstRow="1" w:lastColumn="0" w:lastRow="0" w:noHBand="0" w:noVBand="1" w:val="04A0"/>
+      </w:tblPr>
+      <w:tblGrid>
+        <w:gridCol w:w="1728"/>
+        <w:gridCol w:w="4032"/>
+        <w:gridCol w:w="4234"/>
+      </w:tblGrid>
+      <w:tr>
+        <w:trPr>
+          <w:tblHeader/>
+          <w:cantSplit/>
+        </w:trPr>
+        <w:tc>
+          <w:tcPr>
+            <w:tcW w:type="dxa" w:w="1728"/>
+            <w:vAlign w:val="center"/>
+            <w:shd w:fill="EAF0F0"/>
+          </w:tcPr>
+          <w:p>
+            <w:pPr>
+              <w:keepNext/>
+              <w:spacing w:before="60" w:after="60" w:line="259" w:lineRule="auto"/>
+            </w:pPr>
+            <w:r>
+              <w:rPr>
+                <w:b/>
+                <w:sz w:val="20"/>
+              </w:rPr>
+              <w:t>组别</w:t>
+            </w:r>
+          </w:p>
+        </w:tc>
+        <w:tc>
+          <w:tcPr>
+            <w:tcW w:type="dxa" w:w="4032"/>
+            <w:vAlign w:val="center"/>
+            <w:shd w:fill="EAF0F0"/>
+          </w:tcPr>
+          <w:p>
+            <w:pPr>
+              <w:keepNext/>
+              <w:spacing w:before="60" w:after="60" w:line="259" w:lineRule="auto"/>
+            </w:pPr>
+            <w:r>
+              <w:rPr>
+                <w:b/>
+                <w:sz w:val="20"/>
+              </w:rPr>
+              <w:t>相对Greedy的主目标下降量</w:t>
+            </w:r>
+          </w:p>
+        </w:tc>
+        <w:tc>
+          <w:tcPr>
+            <w:tcW w:type="dxa" w:w="4234"/>
+            <w:vAlign w:val="center"/>
+            <w:shd w:fill="EAF0F0"/>
+          </w:tcPr>
+          <w:p>
+            <w:pPr>
+              <w:keepNext/>
+              <w:spacing w:before="60" w:after="60" w:line="259" w:lineRule="auto"/>
+            </w:pPr>
+            <w:r>
+              <w:rPr>
+                <w:b/>
+                <w:sz w:val="20"/>
+              </w:rPr>
+              <w:t>相对Greedy下降比例</w:t>
+            </w:r>
+          </w:p>
+        </w:tc>
+      </w:tr>
+      <w:tr>
+        <w:trPr>
+          <w:cantSplit/>
+        </w:trPr>
+        <w:tc>
+          <w:tcPr>
+            <w:tcW w:type="dxa" w:w="1728"/>
+            <w:vAlign w:val="center"/>
+          </w:tcPr>
+          <w:p>
+            <w:pPr>
+              <w:spacing w:before="60" w:after="60" w:line="259" w:lineRule="auto"/>
+            </w:pPr>
+            <w:r>
+              <w:rPr>
+                <w:b w:val="0"/>
+                <w:sz w:val="20"/>
+              </w:rPr>
+              <w:t>Q2时间</w:t>
+            </w:r>
+          </w:p>
+        </w:tc>
+        <w:tc>
+          <w:tcPr>
+            <w:tcW w:type="dxa" w:w="4032"/>
+            <w:vAlign w:val="center"/>
+          </w:tcPr>
+          <w:p>
+            <w:pPr>
+              <w:spacing w:before="60" w:after="60" w:line="259" w:lineRule="auto"/>
+            </w:pPr>
+            <w:r>
+              <w:rPr>
+                <w:b w:val="0"/>
+                <w:sz w:val="20"/>
+              </w:rPr>
+              <w:t>969.323秒</w:t>
+            </w:r>
+          </w:p>
+        </w:tc>
+        <w:tc>
+          <w:tcPr>
+            <w:tcW w:type="dxa" w:w="4234"/>
+            <w:vAlign w:val="center"/>
+          </w:tcPr>
+          <w:p>
+            <w:pPr>
+              <w:spacing w:before="60" w:after="60" w:line="259" w:lineRule="auto"/>
+            </w:pPr>
+            <w:r>
+              <w:rPr>
+                <w:b w:val="0"/>
+                <w:sz w:val="20"/>
+              </w:rPr>
+              <w:t>14.086%</w:t>
+            </w:r>
+          </w:p>
+        </w:tc>
+      </w:tr>
+      <w:tr>
+        <w:trPr>
+          <w:cantSplit/>
+        </w:trPr>
+        <w:tc>
+          <w:tcPr>
+            <w:tcW w:type="dxa" w:w="1728"/>
+            <w:vAlign w:val="center"/>
+          </w:tcPr>
+          <w:p>
+            <w:pPr>
+              <w:spacing w:before="60" w:after="60" w:line="259" w:lineRule="auto"/>
+            </w:pPr>
+            <w:r>
+              <w:rPr>
+                <w:b w:val="0"/>
+                <w:sz w:val="20"/>
+              </w:rPr>
+              <w:t>Q2节能</w:t>
+            </w:r>
+          </w:p>
+        </w:tc>
+        <w:tc>
+          <w:tcPr>
+            <w:tcW w:type="dxa" w:w="4032"/>
+            <w:vAlign w:val="center"/>
+          </w:tcPr>
+          <w:p>
+            <w:pPr>
+              <w:spacing w:before="60" w:after="60" w:line="259" w:lineRule="auto"/>
+            </w:pPr>
+            <w:r>
+              <w:rPr>
+                <w:b w:val="0"/>
+                <w:sz w:val="20"/>
+              </w:rPr>
+              <w:t>0.319kWh</w:t>
+            </w:r>
+          </w:p>
+        </w:tc>
+        <w:tc>
+          <w:tcPr>
+            <w:tcW w:type="dxa" w:w="4234"/>
+            <w:vAlign w:val="center"/>
+          </w:tcPr>
+          <w:p>
+            <w:pPr>
+              <w:spacing w:before="60" w:after="60" w:line="259" w:lineRule="auto"/>
+            </w:pPr>
+            <w:r>
+              <w:rPr>
+                <w:b w:val="0"/>
+                <w:sz w:val="20"/>
+              </w:rPr>
+              <w:t>0.480%</w:t>
+            </w:r>
+          </w:p>
+        </w:tc>
+      </w:tr>
+      <w:tr>
+        <w:trPr>
+          <w:cantSplit/>
+        </w:trPr>
+        <w:tc>
+          <w:tcPr>
+            <w:tcW w:type="dxa" w:w="1728"/>
+            <w:vAlign w:val="center"/>
+          </w:tcPr>
+          <w:p>
+            <w:pPr>
+              <w:spacing w:before="60" w:after="60" w:line="259" w:lineRule="auto"/>
+            </w:pPr>
+            <w:r>
+              <w:rPr>
+                <w:b w:val="0"/>
+                <w:sz w:val="20"/>
+              </w:rPr>
+              <w:t>Q3时间</w:t>
+            </w:r>
+          </w:p>
+        </w:tc>
+        <w:tc>
+          <w:tcPr>
+            <w:tcW w:type="dxa" w:w="4032"/>
+            <w:vAlign w:val="center"/>
+          </w:tcPr>
+          <w:p>
+            <w:pPr>
+              <w:spacing w:before="60" w:after="60" w:line="259" w:lineRule="auto"/>
+            </w:pPr>
+            <w:r>
+              <w:rPr>
+                <w:b w:val="0"/>
+                <w:sz w:val="20"/>
+              </w:rPr>
+              <w:t>253.550秒</w:t>
+            </w:r>
+          </w:p>
+        </w:tc>
+        <w:tc>
+          <w:tcPr>
+            <w:tcW w:type="dxa" w:w="4234"/>
+            <w:vAlign w:val="center"/>
+          </w:tcPr>
+          <w:p>
+            <w:pPr>
+              <w:spacing w:before="60" w:after="60" w:line="259" w:lineRule="auto"/>
+            </w:pPr>
+            <w:r>
+              <w:rPr>
+                <w:b w:val="0"/>
+                <w:sz w:val="20"/>
+              </w:rPr>
+              <w:t>4.209%</w:t>
+            </w:r>
+          </w:p>
+        </w:tc>
+      </w:tr>
+      <w:tr>
+        <w:trPr>
+          <w:cantSplit/>
+        </w:trPr>
+        <w:tc>
+          <w:tcPr>
+            <w:tcW w:type="dxa" w:w="1728"/>
+            <w:vAlign w:val="center"/>
+          </w:tcPr>
+          <w:p>
+            <w:pPr>
+              <w:spacing w:before="60" w:after="60" w:line="259" w:lineRule="auto"/>
+            </w:pPr>
+            <w:r>
+              <w:rPr>
+                <w:b w:val="0"/>
+                <w:sz w:val="20"/>
+              </w:rPr>
+              <w:t>Q3节能</w:t>
+            </w:r>
+          </w:p>
+        </w:tc>
+        <w:tc>
+          <w:tcPr>
+            <w:tcW w:type="dxa" w:w="4032"/>
+            <w:vAlign w:val="center"/>
+          </w:tcPr>
+          <w:p>
+            <w:pPr>
+              <w:spacing w:before="60" w:after="60" w:line="259" w:lineRule="auto"/>
+            </w:pPr>
+            <w:r>
+              <w:rPr>
+                <w:b w:val="0"/>
+                <w:sz w:val="20"/>
+              </w:rPr>
+              <w:t>0.191kWh</w:t>
+            </w:r>
+          </w:p>
+        </w:tc>
+        <w:tc>
+          <w:tcPr>
+            <w:tcW w:type="dxa" w:w="4234"/>
+            <w:vAlign w:val="center"/>
+          </w:tcPr>
+          <w:p>
+            <w:pPr>
+              <w:spacing w:before="60" w:after="60" w:line="259" w:lineRule="auto"/>
+            </w:pPr>
+            <w:r>
+              <w:rPr>
+                <w:b w:val="0"/>
+                <w:sz w:val="20"/>
+              </w:rPr>
+              <w:t>0.274%</w:t>
+            </w:r>
+          </w:p>
+        </w:tc>
+      </w:tr>
+    </w:tbl>
+    <w:p>
+      <w:pPr>
+        <w:spacing w:after="20"/>
+      </w:pPr>
+    </w:p>
+    <w:p>
+      <w:r>
+        <w:rPr>
+          <w:b w:val="0"/>
+        </w:rPr>
+        <w:t>时间与节能分别独立运行，有限预算、搜索路径和目标排序不同，所以节能组可能偶然比时间组更快。例如Q2的CP-SAT节能方案5973.368秒比其时间方案5912.004秒慢；而Greedy节能5987.452秒反而比其时间方案6881.327秒快。应保留原始结果并解释搜索不保证全局最优，不交叉替换方案制造漂亮排名。</w:t>
+      </w:r>
+    </w:p>
+    <w:p>
+      <w:pPr>
+        <w:pStyle w:val="Heading2"/>
+      </w:pPr>
+      <w:r>
+        <w:t>25.12 可用于申报书和PPT的实验表述</w:t>
+      </w:r>
+    </w:p>
+    <w:p>
+      <w:r>
+        <w:rPr>
+          <w:b w:val="0"/>
+        </w:rPr>
+        <w:t>可直接改写的研究基础段落：围绕15点80箱原题，我们构建了运输调度与运输通信协同两类基准，分别在完成时间和受返航时域约束的能源目标下，对Greedy、ACO、ALNS及CP-SAT的问题适配实现开展600秒单配置预算实验。随机种子42下的16套最终方案均通过独立交付、硬截止、资源与能源检查，8套通信联合方案的连续通信缺口和未知区间均为零。CP-SAT在本批四个目标组中获得四种新跑方法里的最低主目标值；其Q3时间方案在5770.677秒内完成，能源69.964281kWh，体现可量化的时间能源取舍。实验仅为单实例单种子，不作全局最优、统计显著性或真实机群性能声明。</w:t>
+      </w:r>
+    </w:p>
+    <w:p>
+      <w:r>
+        <w:rPr>
+          <w:b w:val="0"/>
+        </w:rPr>
+        <w:t>PPT建议用三页讲清楚：第一页列协议、15点80箱、四方法、两题两目标、600秒和无外部初解；第二页呈现四组完整结果或四张同组条形图，时间与能源分单位，论文单独标“历史参考”；第三页展示80箱完整交付、零延期/违规、SOC及通信核验，并说明Q3的12.55秒与1.283kWh取舍。若需时间能源散点图，每个点是一套实际方案，不画未证明的连续Pareto前沿。</w:t>
+      </w:r>
+    </w:p>
+    <w:p>
+      <w:r>
+        <w:rPr>
+          <w:b w:val="0"/>
+        </w:rPr>
+        <w:t>报表来源可写：援航原题Q2/Q3独立基线实验，批次monitored_600s_r2_seed42，2026年10月19日，seed=42，单配置600秒；指标来自sealed/checkpoint_600s_solution.json及其独立validation.json。统计分母为16个配置，其中Q3为8个；不得把检查点数当样本量。不要将历史论文引用、当前V4业务引擎和本批离线研究脚本合并为同一实验方法。</w:t>
+      </w:r>
+    </w:p>
+    <w:p>
+      <w:pPr>
+        <w:pStyle w:val="Heading2"/>
+      </w:pPr>
+      <w:r>
+        <w:t>25.13 后续研究</w:t>
+      </w:r>
+    </w:p>
+    <w:p>
+      <w:r>
+        <w:rPr>
+          <w:b w:val="0"/>
+        </w:rPr>
+        <w:t>后续研究计划是在当前协议下增加多个随机种子和需求、设备变化实例，报告结果波动与可行率；另行开展EOH策略训练、留出测试和消融。这些尚未完成，不影响本章16套最终方案结果的使用。</w:t>
+      </w:r>
+    </w:p>
+    <w:p>
+      <w:pPr>
+        <w:pStyle w:val="Heading2"/>
+      </w:pPr>
+      <w:r>
+        <w:t>25.14 结果文件与维护入口</w:t>
+      </w:r>
+    </w:p>
+    <w:p>
+      <w:r>
+        <w:rPr>
+          <w:b w:val="0"/>
+        </w:rPr>
+        <w:t>原始批次记录：</w:t>
+      </w:r>
+      <w:r>
+        <w:rPr>
+          <w:rFonts w:ascii="Consolas" w:hAnsi="Consolas"/>
+          <w:b w:val="0"/>
+          <w:color w:val="234C54"/>
+          <w:sz w:val="20"/>
+        </w:rPr>
+        <w:t>evidence/contest-baselines-v6/monitored_600s_r2_seed42/results.json</w:t>
+      </w:r>
+      <w:r>
+        <w:rPr>
+          <w:b w:val="0"/>
+        </w:rPr>
+        <w:t>、</w:t>
+      </w:r>
+      <w:r>
+        <w:rPr>
+          <w:rFonts w:ascii="Consolas" w:hAnsi="Consolas"/>
+          <w:b w:val="0"/>
+          <w:color w:val="234C54"/>
+          <w:sz w:val="20"/>
+        </w:rPr>
+        <w:t>results.csv</w:t>
+      </w:r>
+      <w:r>
+        <w:rPr>
+          <w:b w:val="0"/>
+        </w:rPr>
+        <w:t>、</w:t>
+      </w:r>
+      <w:r>
+        <w:rPr>
+          <w:rFonts w:ascii="Consolas" w:hAnsi="Consolas"/>
+          <w:b w:val="0"/>
+          <w:color w:val="234C54"/>
+          <w:sz w:val="20"/>
+        </w:rPr>
+        <w:t>protocol.json</w:t>
+      </w:r>
+      <w:r>
+        <w:rPr>
+          <w:b w:val="0"/>
+        </w:rPr>
+        <w:t>、</w:t>
+      </w:r>
+      <w:r>
+        <w:rPr>
+          <w:rFonts w:ascii="Consolas" w:hAnsi="Consolas"/>
+          <w:b w:val="0"/>
+          <w:color w:val="234C54"/>
+          <w:sz w:val="20"/>
+        </w:rPr>
+        <w:t>completion.json</w:t>
+      </w:r>
+      <w:r>
+        <w:rPr>
+          <w:b w:val="0"/>
+        </w:rPr>
+        <w:t>。每个Q2/Q3_目标_方法目录中的sealed/checkpoint_600s_solution.json是实际封存方案，旁边validation.json包含逐项独立核验；其他检查点和trace供收敛分析。Q2节能CP最优证据见Q2_energy_cp_sat/cp_evidence.json。source_snapshot保存运行时脚本指纹对应的源码，protocol保存输入、候选及代码hash。大型候选几何缓存不随本次文档提交重复上传；重新计算前需按协议恢复并核对输入，不能只拿结果CSV当求解器输入。</w:t>
+      </w:r>
+    </w:p>
+    <w:p>
+      <w:r>
+        <w:rPr>
+          <w:b w:val="0"/>
+        </w:rPr>
+        <w:t>供本子和PPT复用的16方案总表、64检查点总表、16方案原始精度核对记录放在docs/current-project/contest-baselines-v6/；本次文档同步证据在evidence/project-dossier-v13/。更新时先核对新的封存结果与协议，再运行scripts/update_dossier_experiments.py更新本章和数据投影，随后以scripts/build_project_dossier.py生成Word及接手提示词，实际渲染检查版面。后续新实验单独归档，并以最终结果更新本章。</w:t>
       </w:r>
     </w:p>
     <w:sectPr>
